--- a/docs/전달용/보고서_분담/검토용_소프트웨어_SSF_B.docx
+++ b/docs/전달용/보고서_분담/검토용_소프트웨어_SSF_B.docx
@@ -409,15 +409,97 @@
           <w:sz w:val="18"/>
           <w:szCs w:val="18"/>
         </w:rPr>
-        <w:t xml:space="preserve">ros2 launch launch_files launch_files.launch.py boat:=B gps_config:=zed_f9p_rover.yaml</w:t>
-      </w:r>
-      <w:r>
-        <w:rPr>
-          <w:rFonts w:ascii="Malgun Gothic" w:cs="Malgun Gothic" w:eastAsia="Malgun Gothic" w:hAnsi="Malgun Gothic"/>
-          <w:sz w:val="20"/>
-          <w:szCs w:val="20"/>
-        </w:rPr>
-        <w:t xml:space="preserve"> 로 띄운다. </w:t>
+        <w:t xml:space="preserve">ros2 launch launch_files launch_files.launch.py boat:=B</w:t>
+      </w:r>
+      <w:r>
+        <w:rPr>
+          <w:rFonts w:ascii="Malgun Gothic" w:cs="Malgun Gothic" w:eastAsia="Malgun Gothic" w:hAnsi="Malgun Gothic"/>
+          <w:sz w:val="20"/>
+          <w:szCs w:val="20"/>
+        </w:rPr>
+        <w:t xml:space="preserve"> 로 띄우고, 수신기 설정은 ⚠️ 수신기 확정 후(M8P 면 c94_m8p_rover.yaml) 이다. </w:t>
+      </w:r>
+      <w:r>
+        <w:rPr>
+          <w:rFonts w:ascii="Consolas" w:cs="Consolas" w:eastAsia="Consolas" w:hAnsi="Consolas"/>
+          <w:sz w:val="18"/>
+          <w:szCs w:val="18"/>
+        </w:rPr>
+        <w:t xml:space="preserve">gps_config</w:t>
+      </w:r>
+      <w:r>
+        <w:rPr>
+          <w:rFonts w:ascii="Malgun Gothic" w:cs="Malgun Gothic" w:eastAsia="Malgun Gothic" w:hAnsi="Malgun Gothic"/>
+          <w:sz w:val="20"/>
+          <w:szCs w:val="20"/>
+        </w:rPr>
+        <w:t xml:space="preserve"> 기본값은 </w:t>
+      </w:r>
+      <w:r>
+        <w:rPr>
+          <w:rFonts w:ascii="Consolas" w:cs="Consolas" w:eastAsia="Consolas" w:hAnsi="Consolas"/>
+          <w:sz w:val="18"/>
+          <w:szCs w:val="18"/>
+        </w:rPr>
+        <w:t xml:space="preserve">zed_f9p_rover.yaml</w:t>
+      </w:r>
+      <w:r>
+        <w:rPr>
+          <w:rFonts w:ascii="Malgun Gothic" w:cs="Malgun Gothic" w:eastAsia="Malgun Gothic" w:hAnsi="Malgun Gothic"/>
+          <w:sz w:val="20"/>
+          <w:szCs w:val="20"/>
+        </w:rPr>
+        <w:t xml:space="preserve"> 이고 C94-M8P 를 다는 배는 </w:t>
+      </w:r>
+      <w:r>
+        <w:rPr>
+          <w:rFonts w:ascii="Consolas" w:cs="Consolas" w:eastAsia="Consolas" w:hAnsi="Consolas"/>
+          <w:sz w:val="18"/>
+          <w:szCs w:val="18"/>
+        </w:rPr>
+        <w:t xml:space="preserve">gps_config:=c94_m8p_rover.yaml</w:t>
+      </w:r>
+      <w:r>
+        <w:rPr>
+          <w:rFonts w:ascii="Malgun Gothic" w:cs="Malgun Gothic" w:eastAsia="Malgun Gothic" w:hAnsi="Malgun Gothic"/>
+          <w:sz w:val="20"/>
+          <w:szCs w:val="20"/>
+        </w:rPr>
+        <w:t xml:space="preserve"> 을 붙인다 </w:t>
+      </w:r>
+      <w:r>
+        <w:rPr>
+          <w:rFonts w:ascii="Malgun Gothic" w:cs="Malgun Gothic" w:eastAsia="Malgun Gothic" w:hAnsi="Malgun Gothic"/>
+          <w:color w:val="7F7F7F"/>
+          <w:sz w:val="16"/>
+          <w:szCs w:val="16"/>
+        </w:rPr>
+        <w:t xml:space="preserve">[근거: docs/기준/1번배_구성.md:14-15]</w:t>
+      </w:r>
+      <w:r>
+        <w:rPr>
+          <w:rFonts w:ascii="Malgun Gothic" w:cs="Malgun Gothic" w:eastAsia="Malgun Gothic" w:hAnsi="Malgun Gothic"/>
+          <w:sz w:val="20"/>
+          <w:szCs w:val="20"/>
+        </w:rPr>
+        <w:t xml:space="preserve"> </w:t>
+      </w:r>
+      <w:r>
+        <w:rPr>
+          <w:rFonts w:ascii="Malgun Gothic" w:cs="Malgun Gothic" w:eastAsia="Malgun Gothic" w:hAnsi="Malgun Gothic"/>
+          <w:color w:val="7F7F7F"/>
+          <w:sz w:val="16"/>
+          <w:szCs w:val="16"/>
+        </w:rPr>
+        <w:t xml:space="preserve">[근거: docs/기준/1번배_구성.md:26]</w:t>
+      </w:r>
+      <w:r>
+        <w:rPr>
+          <w:rFonts w:ascii="Malgun Gothic" w:cs="Malgun Gothic" w:eastAsia="Malgun Gothic" w:hAnsi="Malgun Gothic"/>
+          <w:sz w:val="20"/>
+          <w:szCs w:val="20"/>
+        </w:rPr>
+        <w:t xml:space="preserve">. </w:t>
       </w:r>
       <w:r>
         <w:rPr>
@@ -1901,7 +1983,7 @@
                 <w:sz w:val="20"/>
                 <w:szCs w:val="20"/>
               </w:rPr>
-              <w:t xml:space="preserve">u-blox ZED-F9P + ANN-MB</w:t>
+              <w:t xml:space="preserve">u-blox C94-M8P 또는 ZED-F9P — ⚠️ 2번배 수신기 미정</w:t>
             </w:r>
           </w:p>
         </w:tc>
@@ -1928,7 +2010,7 @@
                 <w:sz w:val="20"/>
                 <w:szCs w:val="20"/>
               </w:rPr>
-              <w:t xml:space="preserve">NTRIP RTK 위치(/ublox_gps_node/fix, 1 Hz)로 웨이포인트 방위·/wp_mode·지오펜스 광선을 만든다. 속도는 헤딩 COG 보정에 쓴다. 설정 파일 zed_f9p_rover.yaml </w:t>
+              <w:t xml:space="preserve">NTRIP RTK 위치(/ublox_gps_node/fix, 1 Hz)로 웨이포인트 방위·/wp_mode·지오펜스 광선을 만든다. 속도는 헤딩 COG 보정에 쓴다. 설정 파일 ⚠️ 수신기 확정 후(M8P 면 c94_m8p_rover.yaml) </w:t>
             </w:r>
             <w:r>
               <w:rPr>

--- a/docs/전달용/보고서_분담/검토용_소프트웨어_SSF_B.docx
+++ b/docs/전달용/보고서_분담/검토용_소프트웨어_SSF_B.docx
@@ -1543,7 +1543,7 @@
           <wp:inline distT="0" distB="0" distL="0" distR="0">
             <wp:extent cx="5334000" cy="3590925"/>
             <wp:effectExtent t="0" r="0" b="0" l="0"/>
-            <wp:docPr id="7" name=""/>
+            <wp:docPr id="10" name=""/>
             <wp:cNvGraphicFramePr>
               <a:graphicFrameLocks xmlns:a="http://schemas.openxmlformats.org/drawingml/2006/main" noChangeAspect="1"/>
             </wp:cNvGraphicFramePr>
@@ -13202,7 +13202,7 @@
           <wp:inline distT="0" distB="0" distL="0" distR="0">
             <wp:extent cx="5334000" cy="3495675"/>
             <wp:effectExtent t="0" r="0" b="0" l="0"/>
-            <wp:docPr id="8" name=""/>
+            <wp:docPr id="11" name=""/>
             <wp:cNvGraphicFramePr>
               <a:graphicFrameLocks xmlns:a="http://schemas.openxmlformats.org/drawingml/2006/main" noChangeAspect="1"/>
             </wp:cNvGraphicFramePr>
@@ -14880,23 +14880,48 @@
     </w:p>
     <w:p>
       <w:pPr>
-        <w:pBdr>
-          <w:top w:val="single" w:color="000000" w:sz="6"/>
-          <w:left w:val="single" w:color="000000" w:sz="6"/>
-          <w:bottom w:val="single" w:color="000000" w:sz="6"/>
-          <w:right w:val="single" w:color="000000" w:sz="6"/>
-        </w:pBdr>
-        <w:spacing w:after="200" w:before="200"/>
+        <w:spacing w:after="60" w:before="120"/>
         <w:jc w:val="center"/>
       </w:pPr>
       <w:r>
-        <w:rPr>
-          <w:rFonts w:ascii="Malgun Gothic" w:cs="Malgun Gothic" w:eastAsia="Malgun Gothic" w:hAnsi="Malgun Gothic"/>
-          <w:color w:val="888888"/>
-          <w:sz w:val="20"/>
-          <w:szCs w:val="20"/>
-        </w:rPr>
-        <w:t xml:space="preserve">[그림 자리] 그림 Ⅲ-3 갭 선택 개념도 — (a) 정면 0~160° 스캔 점, (b) detection_distance 이진 마스크, (c) 스파이크 정리 후 팽창, (d) 빈 구간의 r_edge·호 길이 폭 판정, (e) 목표 방위를 구간 안으로 clamp 해 고른 조향각</w:t>
+        <w:drawing>
+          <wp:inline distT="0" distB="0" distL="0" distR="0">
+            <wp:extent cx="5334000" cy="3876675"/>
+            <wp:effectExtent t="0" r="0" b="0" l="0"/>
+            <wp:docPr id="12" name=""/>
+            <wp:cNvGraphicFramePr>
+              <a:graphicFrameLocks xmlns:a="http://schemas.openxmlformats.org/drawingml/2006/main" noChangeAspect="1"/>
+            </wp:cNvGraphicFramePr>
+            <a:graphic xmlns:a="http://schemas.openxmlformats.org/drawingml/2006/main">
+              <a:graphicData uri="http://schemas.openxmlformats.org/drawingml/2006/picture">
+                <pic:pic xmlns:pic="http://schemas.openxmlformats.org/drawingml/2006/picture">
+                  <pic:nvPicPr>
+                    <pic:cNvPr id="0" name="" descr=""/>
+                    <pic:cNvPicPr>
+                      <a:picLocks noChangeAspect="1" noChangeArrowheads="1"/>
+                    </pic:cNvPicPr>
+                  </pic:nvPicPr>
+                  <pic:blipFill>
+                    <a:blip r:embed="rId9" cstate="none"/>
+                    <a:srcRect/>
+                    <a:stretch>
+                      <a:fillRect/>
+                    </a:stretch>
+                  </pic:blipFill>
+                  <pic:spPr bwMode="auto">
+                    <a:xfrm>
+                      <a:off x="0" y="0"/>
+                      <a:ext cx="5334000" cy="3876675"/>
+                    </a:xfrm>
+                    <a:prstGeom prst="rect">
+                      <a:avLst/>
+                    </a:prstGeom>
+                  </pic:spPr>
+                </pic:pic>
+              </a:graphicData>
+            </a:graphic>
+          </wp:inline>
+        </w:drawing>
       </w:r>
     </w:p>
     <w:p>
@@ -14911,7 +14936,7 @@
           <w:sz w:val="18"/>
           <w:szCs w:val="18"/>
         </w:rPr>
-        <w:t xml:space="preserve">그림 Ⅲ-3 갭 선택 개념도 — (a) 정면 0~160° 스캔 점, (b) detection_distance 이진 마스크, (c) 스파이크 정리 후 팽창, (d) 빈 구간의 r_edge·호 길이 폭 판정, (e) 목표 방위를 구간 안으로 clamp 해 고른 조향각</w:t>
+        <w:t xml:space="preserve">그림 Ⅲ-3 갭 선택 개념도 — (a) 위에서 본 장면 (b) 이진 마스크 (c) 스파이크 제거 (d) 가장자리 정리 (e) 팽창 (f) 폭 판정과 목표 clamp. 가상 장면, 대회 파라미터 (tools/gap_selection_figure.py)</w:t>
       </w:r>
     </w:p>
     <w:p>

--- a/docs/전달용/보고서_분담/검토용_소프트웨어_SSF_B.docx
+++ b/docs/전달용/보고서_분담/검토용_소프트웨어_SSF_B.docx
@@ -2116,10 +2116,52 @@
             <w:r>
               <w:rPr>
                 <w:rFonts w:ascii="Malgun Gothic" w:cs="Malgun Gothic" w:eastAsia="Malgun Gothic" w:hAnsi="Malgun Gothic"/>
-                <w:sz w:val="20"/>
-                <w:szCs w:val="20"/>
-              </w:rPr>
-              <w:t xml:space="preserve">자율 비전 주 카메라로 배당 1대 보유. PoE 인젝터 미도착으로 아직 미가동이며, 도착 뒤 D455 와 같은 rosbag 절차로 비교해 확정한다. hfov_deg 는 camera_info 로 실측 교체 </w:t>
+                <w:b/>
+                <w:bCs/>
+                <w:sz w:val="20"/>
+                <w:szCs w:val="20"/>
+              </w:rPr>
+              <w:t xml:space="preserve">자율운항 비전 카메라.</w:t>
+            </w:r>
+            <w:r>
+              <w:rPr>
+                <w:rFonts w:ascii="Malgun Gothic" w:cs="Malgun Gothic" w:eastAsia="Malgun Gothic" w:hAnsi="Malgun Gothic"/>
+                <w:sz w:val="20"/>
+                <w:szCs w:val="20"/>
+              </w:rPr>
+              <w:t xml:space="preserve"> 마스트 꼭대기에서 부표·도크 표식의 색·형상 방위각을 낸다. 배당 1대. PoE 인젝터 도착 전까지는 D455 가 임시로 같은 검출기 입력을 맡고, 교체하는 날 </w:t>
+            </w:r>
+            <w:r>
+              <w:rPr>
+                <w:rFonts w:ascii="Consolas" w:cs="Consolas" w:eastAsia="Consolas" w:hAnsi="Consolas"/>
+                <w:sz w:val="18"/>
+                <w:szCs w:val="18"/>
+              </w:rPr>
+              <w:t xml:space="preserve">image_topic</w:t>
+            </w:r>
+            <w:r>
+              <w:rPr>
+                <w:rFonts w:ascii="Malgun Gothic" w:cs="Malgun Gothic" w:eastAsia="Malgun Gothic" w:hAnsi="Malgun Gothic"/>
+                <w:sz w:val="20"/>
+                <w:szCs w:val="20"/>
+              </w:rPr>
+              <w:t xml:space="preserve">·</w:t>
+            </w:r>
+            <w:r>
+              <w:rPr>
+                <w:rFonts w:ascii="Consolas" w:cs="Consolas" w:eastAsia="Consolas" w:hAnsi="Consolas"/>
+                <w:sz w:val="18"/>
+                <w:szCs w:val="18"/>
+              </w:rPr>
+              <w:t xml:space="preserve">hfov_deg</w:t>
+            </w:r>
+            <w:r>
+              <w:rPr>
+                <w:rFonts w:ascii="Malgun Gothic" w:cs="Malgun Gothic" w:eastAsia="Malgun Gothic" w:hAnsi="Malgun Gothic"/>
+                <w:sz w:val="20"/>
+                <w:szCs w:val="20"/>
+              </w:rPr>
+              <w:t xml:space="preserve">(camera_info 실측)만 바꾼다 </w:t>
             </w:r>
             <w:r>
               <w:rPr>
@@ -2225,10 +2267,37 @@
             <w:r>
               <w:rPr>
                 <w:rFonts w:ascii="Malgun Gothic" w:cs="Malgun Gothic" w:eastAsia="Malgun Gothic" w:hAnsi="Malgun Gothic"/>
-                <w:sz w:val="20"/>
-                <w:szCs w:val="20"/>
-              </w:rPr>
-              <w:t xml:space="preserve">현재 자율 비전(검출기 3종)이 쓰는 카메라. 컬러 640×480 30 fps, 뎁스 끔, hfov_deg 80.32° (camera_info 실측). 수동 조종 화면 송출 겸용 </w:t>
+                <w:b/>
+                <w:bCs/>
+                <w:sz w:val="20"/>
+                <w:szCs w:val="20"/>
+              </w:rPr>
+              <w:t xml:space="preserve">수동 조종 화면 카메라.</w:t>
+            </w:r>
+            <w:r>
+              <w:rPr>
+                <w:rFonts w:ascii="Malgun Gothic" w:cs="Malgun Gothic" w:eastAsia="Malgun Gothic" w:hAnsi="Malgun Gothic"/>
+                <w:sz w:val="20"/>
+                <w:szCs w:val="20"/>
+              </w:rPr>
+              <w:t xml:space="preserve"> 배 시점 영상을 물가 노트북으로 보낸다(수동 경기). 컬러 640×480 30 fps, 뎁스 끔. 인젝터 도착 전에는 자율 비전 입력을 임시로 겸한다(hfov_deg 80.32°, camera_info 실측) </w:t>
+            </w:r>
+            <w:r>
+              <w:rPr>
+                <w:rFonts w:ascii="Malgun Gothic" w:cs="Malgun Gothic" w:eastAsia="Malgun Gothic" w:hAnsi="Malgun Gothic"/>
+                <w:color w:val="7F7F7F"/>
+                <w:sz w:val="16"/>
+                <w:szCs w:val="16"/>
+              </w:rPr>
+              <w:t xml:space="preserve">[근거: docs/전달용/구매_목록.md:63]</w:t>
+            </w:r>
+            <w:r>
+              <w:rPr>
+                <w:rFonts w:ascii="Malgun Gothic" w:cs="Malgun Gothic" w:eastAsia="Malgun Gothic" w:hAnsi="Malgun Gothic"/>
+                <w:sz w:val="20"/>
+                <w:szCs w:val="20"/>
+              </w:rPr>
+              <w:t xml:space="preserve"> </w:t>
             </w:r>
             <w:r>
               <w:rPr>
@@ -11117,7 +11186,7 @@
           <w:sz w:val="20"/>
           <w:szCs w:val="20"/>
         </w:rPr>
-        <w:t xml:space="preserve"> OAK-1 PoE 는 뎁스가 없지만 거리는 LiDAR 가 재고, D455 도 뎁스를 켜면 USB 에서 떨어져(2분간 13회) 끄고 쓰므로 잃는 기능이 없다 </w:t>
+        <w:t xml:space="preserve"> 자율 비전은 OAK-1 PoE, 수동 조종 화면은 D455 로 역할을 나눈다. OAK-1 PoE 는 뎁스가 없지만 거리는 LiDAR 가 재고, D455 도 뎁스를 켜면 USB 에서 떨어져(2분간 13회) 끄고 쓰므로 잃는 기능이 없다 </w:t>
       </w:r>
       <w:r>
         <w:rPr>

--- a/docs/전달용/보고서_분담/검토용_소프트웨어_SSF_B.docx
+++ b/docs/전달용/보고서_분담/검토용_소프트웨어_SSF_B.docx
@@ -4185,7 +4185,7 @@
                 <w:sz w:val="20"/>
                 <w:szCs w:val="20"/>
               </w:rPr>
-              <w:t xml:space="preserve">0.0 은 '아직 안 쟀다'. 조립 후 정북 정렬로 정한다 </w:t>
+              <w:t xml:space="preserve">배 조립 후 정북 정렬 절차로 정한다 </w:t>
             </w:r>
             <w:r>
               <w:rPr>
@@ -10345,7 +10345,7 @@
                 <w:sz w:val="20"/>
                 <w:szCs w:val="20"/>
               </w:rPr>
-              <w:t xml:space="preserve">red [0-5]+[165-180], green H 60-85, white V≥220·S≤40 (⚠️ 실외 재확정) </w:t>
+              <w:t xml:space="preserve">red [0-5]+[165-180], green H 60-85, white V≥220·S≤40 (실외에서 재조정) </w:t>
             </w:r>
             <w:r>
               <w:rPr>
@@ -10446,7 +10446,7 @@
                 <w:sz w:val="20"/>
                 <w:szCs w:val="20"/>
               </w:rPr>
-              <w:t xml:space="preserve">min_area_px 40 (gate·turn) / 80 (dock), min_solidity 0.7, y_zone 검출기별 gate 0.15–0.55 / turn 0.10–0.55 / dock 0.15–0.55 (⚠️ 실측 필요) </w:t>
+              <w:t xml:space="preserve">min_area_px 40 (gate·turn) / 80 (dock), min_solidity 0.7, y_zone 검출기별 gate 0.15–0.55 / turn 0.10–0.55 / dock 0.15–0.55 (실측으로 조정) </w:t>
             </w:r>
             <w:r>
               <w:rPr>
@@ -10766,7 +10766,7 @@
                 <w:sz w:val="20"/>
                 <w:szCs w:val="20"/>
               </w:rPr>
-              <w:t xml:space="preserve">hfov_deg 80.32 (D455 camera_info 실측) → OAK 스펙 69°, ⚠️ camera_info fx 로 실측 교체</w:t>
+              <w:t xml:space="preserve">hfov_deg 80.32 (D455 camera_info 실측) → OAK 스펙 69°, camera_info fx 로 교체한다</w:t>
             </w:r>
           </w:p>
         </w:tc>
@@ -15311,7 +15311,7 @@
           <w:sz w:val="20"/>
           <w:szCs w:val="20"/>
         </w:rPr>
-        <w:t xml:space="preserve">접안 거리는 LiDAR 전방 섹터 최소거리 → ⚠️ 도크 규격 확정 후 contact_dist_m.</w:t>
+        <w:t xml:space="preserve">접안 거리는 LiDAR 전방 섹터 최소거리 → 도크 규격에 맞춰 contact_dist_m 으로 정한다.</w:t>
       </w:r>
     </w:p>
     <w:p>
@@ -16204,7 +16204,7 @@
           <w:sz w:val="20"/>
           <w:szCs w:val="20"/>
         </w:rPr>
-        <w:t xml:space="preserve">steer_invert 하나가 조향과 SPIN 을 함께 뒤집는다(배선 반대 대비). ⚠️ 물 위 첫 시험에서 확정 — 가장 흔한 사고.</w:t>
+        <w:t xml:space="preserve">steer_invert 하나가 조향과 SPIN 을 함께 뒤집는다(배선 반대 대비). 물 위 첫 시험에서 확정한다(배선 반대가 가장 흔한 사고).</w:t>
       </w:r>
     </w:p>
     <w:p>
@@ -18353,621 +18353,7 @@
           <w:sz w:val="22"/>
           <w:szCs w:val="22"/>
         </w:rPr>
-        <w:t xml:space="preserve">6.2) 수조·야외 시험</w:t>
-      </w:r>
-    </w:p>
-    <w:tbl>
-      <w:tblPr>
-        <w:tblW w:type="dxa" w:w="9360"/>
-        <w:tblBorders>
-          <w:top w:val="single" w:color="auto" w:sz="4"/>
-          <w:left w:val="single" w:color="auto" w:sz="4"/>
-          <w:bottom w:val="single" w:color="auto" w:sz="4"/>
-          <w:right w:val="single" w:color="auto" w:sz="4"/>
-          <w:insideH w:val="single" w:color="auto" w:sz="4"/>
-          <w:insideV w:val="single" w:color="auto" w:sz="4"/>
-        </w:tblBorders>
-      </w:tblPr>
-      <w:tblGrid>
-        <w:gridCol w:w="1101"/>
-        <w:gridCol w:w="2202"/>
-        <w:gridCol w:w="3854"/>
-        <w:gridCol w:w="1101"/>
-        <w:gridCol w:w="1101"/>
-      </w:tblGrid>
-      <w:tr>
-        <w:trPr>
-          <w:tblHeader/>
-        </w:trPr>
-        <w:tc>
-          <w:tcPr>
-            <w:tcW w:type="dxa" w:w="1101"/>
-            <w:tcBorders>
-              <w:top w:val="single" w:color="000000" w:sz="6"/>
-              <w:left w:val="single" w:color="000000" w:sz="6"/>
-              <w:bottom w:val="single" w:color="000000" w:sz="6"/>
-              <w:right w:val="single" w:color="000000" w:sz="6"/>
-            </w:tcBorders>
-            <w:shd w:fill="E7E6E6" w:color="auto" w:val="clear"/>
-            <w:tcMar>
-              <w:top w:type="dxa" w:w="60"/>
-              <w:left w:type="dxa" w:w="90"/>
-              <w:bottom w:type="dxa" w:w="60"/>
-              <w:right w:type="dxa" w:w="90"/>
-            </w:tcMar>
-          </w:tcPr>
-          <w:p>
-            <w:pPr>
-              <w:jc w:val="center"/>
-            </w:pPr>
-            <w:r>
-              <w:rPr>
-                <w:rFonts w:ascii="Malgun Gothic" w:cs="Malgun Gothic" w:eastAsia="Malgun Gothic" w:hAnsi="Malgun Gothic"/>
-                <w:b/>
-                <w:bCs/>
-                <w:sz w:val="20"/>
-                <w:szCs w:val="20"/>
-              </w:rPr>
-              <w:t xml:space="preserve">일자</w:t>
-            </w:r>
-          </w:p>
-        </w:tc>
-        <w:tc>
-          <w:tcPr>
-            <w:tcW w:type="dxa" w:w="2202"/>
-            <w:tcBorders>
-              <w:top w:val="single" w:color="000000" w:sz="6"/>
-              <w:left w:val="single" w:color="000000" w:sz="6"/>
-              <w:bottom w:val="single" w:color="000000" w:sz="6"/>
-              <w:right w:val="single" w:color="000000" w:sz="6"/>
-            </w:tcBorders>
-            <w:shd w:fill="E7E6E6" w:color="auto" w:val="clear"/>
-            <w:tcMar>
-              <w:top w:type="dxa" w:w="60"/>
-              <w:left w:type="dxa" w:w="90"/>
-              <w:bottom w:type="dxa" w:w="60"/>
-              <w:right w:type="dxa" w:w="90"/>
-            </w:tcMar>
-          </w:tcPr>
-          <w:p>
-            <w:pPr>
-              <w:jc w:val="center"/>
-            </w:pPr>
-            <w:r>
-              <w:rPr>
-                <w:rFonts w:ascii="Malgun Gothic" w:cs="Malgun Gothic" w:eastAsia="Malgun Gothic" w:hAnsi="Malgun Gothic"/>
-                <w:b/>
-                <w:bCs/>
-                <w:sz w:val="20"/>
-                <w:szCs w:val="20"/>
-              </w:rPr>
-              <w:t xml:space="preserve">장소</w:t>
-            </w:r>
-          </w:p>
-        </w:tc>
-        <w:tc>
-          <w:tcPr>
-            <w:tcW w:type="dxa" w:w="3854"/>
-            <w:tcBorders>
-              <w:top w:val="single" w:color="000000" w:sz="6"/>
-              <w:left w:val="single" w:color="000000" w:sz="6"/>
-              <w:bottom w:val="single" w:color="000000" w:sz="6"/>
-              <w:right w:val="single" w:color="000000" w:sz="6"/>
-            </w:tcBorders>
-            <w:shd w:fill="E7E6E6" w:color="auto" w:val="clear"/>
-            <w:tcMar>
-              <w:top w:type="dxa" w:w="60"/>
-              <w:left w:type="dxa" w:w="90"/>
-              <w:bottom w:type="dxa" w:w="60"/>
-              <w:right w:type="dxa" w:w="90"/>
-            </w:tcMar>
-          </w:tcPr>
-          <w:p>
-            <w:pPr>
-              <w:jc w:val="center"/>
-            </w:pPr>
-            <w:r>
-              <w:rPr>
-                <w:rFonts w:ascii="Malgun Gothic" w:cs="Malgun Gothic" w:eastAsia="Malgun Gothic" w:hAnsi="Malgun Gothic"/>
-                <w:b/>
-                <w:bCs/>
-                <w:sz w:val="20"/>
-                <w:szCs w:val="20"/>
-              </w:rPr>
-              <w:t xml:space="preserve">항목</w:t>
-            </w:r>
-          </w:p>
-        </w:tc>
-        <w:tc>
-          <w:tcPr>
-            <w:tcW w:type="dxa" w:w="1101"/>
-            <w:tcBorders>
-              <w:top w:val="single" w:color="000000" w:sz="6"/>
-              <w:left w:val="single" w:color="000000" w:sz="6"/>
-              <w:bottom w:val="single" w:color="000000" w:sz="6"/>
-              <w:right w:val="single" w:color="000000" w:sz="6"/>
-            </w:tcBorders>
-            <w:shd w:fill="E7E6E6" w:color="auto" w:val="clear"/>
-            <w:tcMar>
-              <w:top w:type="dxa" w:w="60"/>
-              <w:left w:type="dxa" w:w="90"/>
-              <w:bottom w:type="dxa" w:w="60"/>
-              <w:right w:type="dxa" w:w="90"/>
-            </w:tcMar>
-          </w:tcPr>
-          <w:p>
-            <w:pPr>
-              <w:jc w:val="center"/>
-            </w:pPr>
-            <w:r>
-              <w:rPr>
-                <w:rFonts w:ascii="Malgun Gothic" w:cs="Malgun Gothic" w:eastAsia="Malgun Gothic" w:hAnsi="Malgun Gothic"/>
-                <w:b/>
-                <w:bCs/>
-                <w:sz w:val="20"/>
-                <w:szCs w:val="20"/>
-              </w:rPr>
-              <w:t xml:space="preserve">결과</w:t>
-            </w:r>
-          </w:p>
-        </w:tc>
-        <w:tc>
-          <w:tcPr>
-            <w:tcW w:type="dxa" w:w="1101"/>
-            <w:tcBorders>
-              <w:top w:val="single" w:color="000000" w:sz="6"/>
-              <w:left w:val="single" w:color="000000" w:sz="6"/>
-              <w:bottom w:val="single" w:color="000000" w:sz="6"/>
-              <w:right w:val="single" w:color="000000" w:sz="6"/>
-            </w:tcBorders>
-            <w:shd w:fill="E7E6E6" w:color="auto" w:val="clear"/>
-            <w:tcMar>
-              <w:top w:type="dxa" w:w="60"/>
-              <w:left w:type="dxa" w:w="90"/>
-              <w:bottom w:type="dxa" w:w="60"/>
-              <w:right w:type="dxa" w:w="90"/>
-            </w:tcMar>
-          </w:tcPr>
-          <w:p>
-            <w:pPr>
-              <w:jc w:val="center"/>
-            </w:pPr>
-            <w:r>
-              <w:rPr>
-                <w:rFonts w:ascii="Malgun Gothic" w:cs="Malgun Gothic" w:eastAsia="Malgun Gothic" w:hAnsi="Malgun Gothic"/>
-                <w:b/>
-                <w:bCs/>
-                <w:sz w:val="20"/>
-                <w:szCs w:val="20"/>
-              </w:rPr>
-              <w:t xml:space="preserve">조치</w:t>
-            </w:r>
-          </w:p>
-        </w:tc>
-      </w:tr>
-      <w:tr>
-        <w:tc>
-          <w:tcPr>
-            <w:tcW w:type="dxa" w:w="1101"/>
-            <w:tcBorders>
-              <w:top w:val="single" w:color="000000" w:sz="6"/>
-              <w:left w:val="single" w:color="000000" w:sz="6"/>
-              <w:bottom w:val="single" w:color="000000" w:sz="6"/>
-              <w:right w:val="single" w:color="000000" w:sz="6"/>
-            </w:tcBorders>
-            <w:tcMar>
-              <w:top w:type="dxa" w:w="60"/>
-              <w:left w:type="dxa" w:w="90"/>
-              <w:bottom w:type="dxa" w:w="60"/>
-              <w:right w:type="dxa" w:w="90"/>
-            </w:tcMar>
-          </w:tcPr>
-          <w:p>
-            <w:r>
-              <w:rPr>
-                <w:rFonts w:ascii="Malgun Gothic" w:cs="Malgun Gothic" w:eastAsia="Malgun Gothic" w:hAnsi="Malgun Gothic"/>
-                <w:sz w:val="20"/>
-                <w:szCs w:val="20"/>
-              </w:rPr>
-              <w:t xml:space="preserve">____</w:t>
-            </w:r>
-          </w:p>
-        </w:tc>
-        <w:tc>
-          <w:tcPr>
-            <w:tcW w:type="dxa" w:w="2202"/>
-            <w:tcBorders>
-              <w:top w:val="single" w:color="000000" w:sz="6"/>
-              <w:left w:val="single" w:color="000000" w:sz="6"/>
-              <w:bottom w:val="single" w:color="000000" w:sz="6"/>
-              <w:right w:val="single" w:color="000000" w:sz="6"/>
-            </w:tcBorders>
-            <w:tcMar>
-              <w:top w:type="dxa" w:w="60"/>
-              <w:left w:type="dxa" w:w="90"/>
-              <w:bottom w:type="dxa" w:w="60"/>
-              <w:right w:type="dxa" w:w="90"/>
-            </w:tcMar>
-          </w:tcPr>
-          <w:p>
-            <w:r>
-              <w:rPr>
-                <w:rFonts w:ascii="Malgun Gothic" w:cs="Malgun Gothic" w:eastAsia="Malgun Gothic" w:hAnsi="Malgun Gothic"/>
-                <w:sz w:val="20"/>
-                <w:szCs w:val="20"/>
-              </w:rPr>
-              <w:t xml:space="preserve">수조 5×5 m</w:t>
-            </w:r>
-          </w:p>
-        </w:tc>
-        <w:tc>
-          <w:tcPr>
-            <w:tcW w:type="dxa" w:w="3854"/>
-            <w:tcBorders>
-              <w:top w:val="single" w:color="000000" w:sz="6"/>
-              <w:left w:val="single" w:color="000000" w:sz="6"/>
-              <w:bottom w:val="single" w:color="000000" w:sz="6"/>
-              <w:right w:val="single" w:color="000000" w:sz="6"/>
-            </w:tcBorders>
-            <w:tcMar>
-              <w:top w:type="dxa" w:w="60"/>
-              <w:left w:type="dxa" w:w="90"/>
-              <w:bottom w:type="dxa" w:w="60"/>
-              <w:right w:type="dxa" w:w="90"/>
-            </w:tcMar>
-          </w:tcPr>
-          <w:p>
-            <w:r>
-              <w:rPr>
-                <w:rFonts w:ascii="Malgun Gothic" w:cs="Malgun Gothic" w:eastAsia="Malgun Gothic" w:hAnsi="Malgun Gothic"/>
-                <w:sz w:val="20"/>
-                <w:szCs w:val="20"/>
-              </w:rPr>
-              <w:t xml:space="preserve">직진·선회·게이트 2 m</w:t>
-            </w:r>
-          </w:p>
-        </w:tc>
-        <w:tc>
-          <w:tcPr>
-            <w:tcW w:type="dxa" w:w="1101"/>
-            <w:tcBorders>
-              <w:top w:val="single" w:color="000000" w:sz="6"/>
-              <w:left w:val="single" w:color="000000" w:sz="6"/>
-              <w:bottom w:val="single" w:color="000000" w:sz="6"/>
-              <w:right w:val="single" w:color="000000" w:sz="6"/>
-            </w:tcBorders>
-            <w:tcMar>
-              <w:top w:type="dxa" w:w="60"/>
-              <w:left w:type="dxa" w:w="90"/>
-              <w:bottom w:type="dxa" w:w="60"/>
-              <w:right w:type="dxa" w:w="90"/>
-            </w:tcMar>
-          </w:tcPr>
-          <w:p>
-            <w:r>
-              <w:rPr>
-                <w:rFonts w:ascii="Malgun Gothic" w:cs="Malgun Gothic" w:eastAsia="Malgun Gothic" w:hAnsi="Malgun Gothic"/>
-                <w:sz w:val="20"/>
-                <w:szCs w:val="20"/>
-              </w:rPr>
-              <w:t xml:space="preserve">____</w:t>
-            </w:r>
-          </w:p>
-        </w:tc>
-        <w:tc>
-          <w:tcPr>
-            <w:tcW w:type="dxa" w:w="1101"/>
-            <w:tcBorders>
-              <w:top w:val="single" w:color="000000" w:sz="6"/>
-              <w:left w:val="single" w:color="000000" w:sz="6"/>
-              <w:bottom w:val="single" w:color="000000" w:sz="6"/>
-              <w:right w:val="single" w:color="000000" w:sz="6"/>
-            </w:tcBorders>
-            <w:tcMar>
-              <w:top w:type="dxa" w:w="60"/>
-              <w:left w:type="dxa" w:w="90"/>
-              <w:bottom w:type="dxa" w:w="60"/>
-              <w:right w:type="dxa" w:w="90"/>
-            </w:tcMar>
-          </w:tcPr>
-          <w:p>
-            <w:r>
-              <w:rPr>
-                <w:rFonts w:ascii="Malgun Gothic" w:cs="Malgun Gothic" w:eastAsia="Malgun Gothic" w:hAnsi="Malgun Gothic"/>
-                <w:sz w:val="20"/>
-                <w:szCs w:val="20"/>
-              </w:rPr>
-              <w:t xml:space="preserve">____</w:t>
-            </w:r>
-          </w:p>
-        </w:tc>
-      </w:tr>
-      <w:tr>
-        <w:tc>
-          <w:tcPr>
-            <w:tcW w:type="dxa" w:w="1101"/>
-            <w:tcBorders>
-              <w:top w:val="single" w:color="000000" w:sz="6"/>
-              <w:left w:val="single" w:color="000000" w:sz="6"/>
-              <w:bottom w:val="single" w:color="000000" w:sz="6"/>
-              <w:right w:val="single" w:color="000000" w:sz="6"/>
-            </w:tcBorders>
-            <w:tcMar>
-              <w:top w:type="dxa" w:w="60"/>
-              <w:left w:type="dxa" w:w="90"/>
-              <w:bottom w:type="dxa" w:w="60"/>
-              <w:right w:type="dxa" w:w="90"/>
-            </w:tcMar>
-          </w:tcPr>
-          <w:p>
-            <w:r>
-              <w:rPr>
-                <w:rFonts w:ascii="Malgun Gothic" w:cs="Malgun Gothic" w:eastAsia="Malgun Gothic" w:hAnsi="Malgun Gothic"/>
-                <w:sz w:val="20"/>
-                <w:szCs w:val="20"/>
-              </w:rPr>
-              <w:t xml:space="preserve">____</w:t>
-            </w:r>
-          </w:p>
-        </w:tc>
-        <w:tc>
-          <w:tcPr>
-            <w:tcW w:type="dxa" w:w="2202"/>
-            <w:tcBorders>
-              <w:top w:val="single" w:color="000000" w:sz="6"/>
-              <w:left w:val="single" w:color="000000" w:sz="6"/>
-              <w:bottom w:val="single" w:color="000000" w:sz="6"/>
-              <w:right w:val="single" w:color="000000" w:sz="6"/>
-            </w:tcBorders>
-            <w:tcMar>
-              <w:top w:type="dxa" w:w="60"/>
-              <w:left w:type="dxa" w:w="90"/>
-              <w:bottom w:type="dxa" w:w="60"/>
-              <w:right w:type="dxa" w:w="90"/>
-            </w:tcMar>
-          </w:tcPr>
-          <w:p>
-            <w:r>
-              <w:rPr>
-                <w:rFonts w:ascii="Malgun Gothic" w:cs="Malgun Gothic" w:eastAsia="Malgun Gothic" w:hAnsi="Malgun Gothic"/>
-                <w:sz w:val="20"/>
-                <w:szCs w:val="20"/>
-              </w:rPr>
-              <w:t xml:space="preserve">야외</w:t>
-            </w:r>
-          </w:p>
-        </w:tc>
-        <w:tc>
-          <w:tcPr>
-            <w:tcW w:type="dxa" w:w="3854"/>
-            <w:tcBorders>
-              <w:top w:val="single" w:color="000000" w:sz="6"/>
-              <w:left w:val="single" w:color="000000" w:sz="6"/>
-              <w:bottom w:val="single" w:color="000000" w:sz="6"/>
-              <w:right w:val="single" w:color="000000" w:sz="6"/>
-            </w:tcBorders>
-            <w:tcMar>
-              <w:top w:type="dxa" w:w="60"/>
-              <w:left w:type="dxa" w:w="90"/>
-              <w:bottom w:type="dxa" w:w="60"/>
-              <w:right w:type="dxa" w:w="90"/>
-            </w:tcMar>
-          </w:tcPr>
-          <w:p>
-            <w:r>
-              <w:rPr>
-                <w:rFonts w:ascii="Malgun Gothic" w:cs="Malgun Gothic" w:eastAsia="Malgun Gothic" w:hAnsi="Malgun Gothic"/>
-                <w:sz w:val="20"/>
-                <w:szCs w:val="20"/>
-              </w:rPr>
-              <w:t xml:space="preserve">항로추종 → 위치유지 전환</w:t>
-            </w:r>
-          </w:p>
-        </w:tc>
-        <w:tc>
-          <w:tcPr>
-            <w:tcW w:type="dxa" w:w="1101"/>
-            <w:tcBorders>
-              <w:top w:val="single" w:color="000000" w:sz="6"/>
-              <w:left w:val="single" w:color="000000" w:sz="6"/>
-              <w:bottom w:val="single" w:color="000000" w:sz="6"/>
-              <w:right w:val="single" w:color="000000" w:sz="6"/>
-            </w:tcBorders>
-            <w:tcMar>
-              <w:top w:type="dxa" w:w="60"/>
-              <w:left w:type="dxa" w:w="90"/>
-              <w:bottom w:type="dxa" w:w="60"/>
-              <w:right w:type="dxa" w:w="90"/>
-            </w:tcMar>
-          </w:tcPr>
-          <w:p>
-            <w:r>
-              <w:rPr>
-                <w:rFonts w:ascii="Malgun Gothic" w:cs="Malgun Gothic" w:eastAsia="Malgun Gothic" w:hAnsi="Malgun Gothic"/>
-                <w:sz w:val="20"/>
-                <w:szCs w:val="20"/>
-              </w:rPr>
-              <w:t xml:space="preserve">____</w:t>
-            </w:r>
-          </w:p>
-        </w:tc>
-        <w:tc>
-          <w:tcPr>
-            <w:tcW w:type="dxa" w:w="1101"/>
-            <w:tcBorders>
-              <w:top w:val="single" w:color="000000" w:sz="6"/>
-              <w:left w:val="single" w:color="000000" w:sz="6"/>
-              <w:bottom w:val="single" w:color="000000" w:sz="6"/>
-              <w:right w:val="single" w:color="000000" w:sz="6"/>
-            </w:tcBorders>
-            <w:tcMar>
-              <w:top w:type="dxa" w:w="60"/>
-              <w:left w:type="dxa" w:w="90"/>
-              <w:bottom w:type="dxa" w:w="60"/>
-              <w:right w:type="dxa" w:w="90"/>
-            </w:tcMar>
-          </w:tcPr>
-          <w:p>
-            <w:r>
-              <w:rPr>
-                <w:rFonts w:ascii="Malgun Gothic" w:cs="Malgun Gothic" w:eastAsia="Malgun Gothic" w:hAnsi="Malgun Gothic"/>
-                <w:sz w:val="20"/>
-                <w:szCs w:val="20"/>
-              </w:rPr>
-              <w:t xml:space="preserve">____</w:t>
-            </w:r>
-          </w:p>
-        </w:tc>
-      </w:tr>
-      <w:tr>
-        <w:tc>
-          <w:tcPr>
-            <w:tcW w:type="dxa" w:w="1101"/>
-            <w:tcBorders>
-              <w:top w:val="single" w:color="000000" w:sz="6"/>
-              <w:left w:val="single" w:color="000000" w:sz="6"/>
-              <w:bottom w:val="single" w:color="000000" w:sz="6"/>
-              <w:right w:val="single" w:color="000000" w:sz="6"/>
-            </w:tcBorders>
-            <w:tcMar>
-              <w:top w:type="dxa" w:w="60"/>
-              <w:left w:type="dxa" w:w="90"/>
-              <w:bottom w:type="dxa" w:w="60"/>
-              <w:right w:type="dxa" w:w="90"/>
-            </w:tcMar>
-          </w:tcPr>
-          <w:p>
-            <w:r>
-              <w:rPr>
-                <w:rFonts w:ascii="Malgun Gothic" w:cs="Malgun Gothic" w:eastAsia="Malgun Gothic" w:hAnsi="Malgun Gothic"/>
-                <w:sz w:val="20"/>
-                <w:szCs w:val="20"/>
-              </w:rPr>
-              <w:t xml:space="preserve">____</w:t>
-            </w:r>
-          </w:p>
-        </w:tc>
-        <w:tc>
-          <w:tcPr>
-            <w:tcW w:type="dxa" w:w="2202"/>
-            <w:tcBorders>
-              <w:top w:val="single" w:color="000000" w:sz="6"/>
-              <w:left w:val="single" w:color="000000" w:sz="6"/>
-              <w:bottom w:val="single" w:color="000000" w:sz="6"/>
-              <w:right w:val="single" w:color="000000" w:sz="6"/>
-            </w:tcBorders>
-            <w:tcMar>
-              <w:top w:type="dxa" w:w="60"/>
-              <w:left w:type="dxa" w:w="90"/>
-              <w:bottom w:type="dxa" w:w="60"/>
-              <w:right w:type="dxa" w:w="90"/>
-            </w:tcMar>
-          </w:tcPr>
-          <w:p>
-            <w:r>
-              <w:rPr>
-                <w:rFonts w:ascii="Malgun Gothic" w:cs="Malgun Gothic" w:eastAsia="Malgun Gothic" w:hAnsi="Malgun Gothic"/>
-                <w:sz w:val="20"/>
-                <w:szCs w:val="20"/>
-              </w:rPr>
-              <w:t xml:space="preserve">야외</w:t>
-            </w:r>
-          </w:p>
-        </w:tc>
-        <w:tc>
-          <w:tcPr>
-            <w:tcW w:type="dxa" w:w="3854"/>
-            <w:tcBorders>
-              <w:top w:val="single" w:color="000000" w:sz="6"/>
-              <w:left w:val="single" w:color="000000" w:sz="6"/>
-              <w:bottom w:val="single" w:color="000000" w:sz="6"/>
-              <w:right w:val="single" w:color="000000" w:sz="6"/>
-            </w:tcBorders>
-            <w:tcMar>
-              <w:top w:type="dxa" w:w="60"/>
-              <w:left w:type="dxa" w:w="90"/>
-              <w:bottom w:type="dxa" w:w="60"/>
-              <w:right w:type="dxa" w:w="90"/>
-            </w:tcMar>
-          </w:tcPr>
-          <w:p>
-            <w:r>
-              <w:rPr>
-                <w:rFonts w:ascii="Malgun Gothic" w:cs="Malgun Gothic" w:eastAsia="Malgun Gothic" w:hAnsi="Malgun Gothic"/>
-                <w:sz w:val="20"/>
-                <w:szCs w:val="20"/>
-              </w:rPr>
-              <w:t xml:space="preserve">회피 구간, 인식 유실</w:t>
-            </w:r>
-          </w:p>
-        </w:tc>
-        <w:tc>
-          <w:tcPr>
-            <w:tcW w:type="dxa" w:w="1101"/>
-            <w:tcBorders>
-              <w:top w:val="single" w:color="000000" w:sz="6"/>
-              <w:left w:val="single" w:color="000000" w:sz="6"/>
-              <w:bottom w:val="single" w:color="000000" w:sz="6"/>
-              <w:right w:val="single" w:color="000000" w:sz="6"/>
-            </w:tcBorders>
-            <w:tcMar>
-              <w:top w:type="dxa" w:w="60"/>
-              <w:left w:type="dxa" w:w="90"/>
-              <w:bottom w:type="dxa" w:w="60"/>
-              <w:right w:type="dxa" w:w="90"/>
-            </w:tcMar>
-          </w:tcPr>
-          <w:p>
-            <w:r>
-              <w:rPr>
-                <w:rFonts w:ascii="Malgun Gothic" w:cs="Malgun Gothic" w:eastAsia="Malgun Gothic" w:hAnsi="Malgun Gothic"/>
-                <w:sz w:val="20"/>
-                <w:szCs w:val="20"/>
-              </w:rPr>
-              <w:t xml:space="preserve">____</w:t>
-            </w:r>
-          </w:p>
-        </w:tc>
-        <w:tc>
-          <w:tcPr>
-            <w:tcW w:type="dxa" w:w="1101"/>
-            <w:tcBorders>
-              <w:top w:val="single" w:color="000000" w:sz="6"/>
-              <w:left w:val="single" w:color="000000" w:sz="6"/>
-              <w:bottom w:val="single" w:color="000000" w:sz="6"/>
-              <w:right w:val="single" w:color="000000" w:sz="6"/>
-            </w:tcBorders>
-            <w:tcMar>
-              <w:top w:type="dxa" w:w="60"/>
-              <w:left w:type="dxa" w:w="90"/>
-              <w:bottom w:type="dxa" w:w="60"/>
-              <w:right w:type="dxa" w:w="90"/>
-            </w:tcMar>
-          </w:tcPr>
-          <w:p>
-            <w:r>
-              <w:rPr>
-                <w:rFonts w:ascii="Malgun Gothic" w:cs="Malgun Gothic" w:eastAsia="Malgun Gothic" w:hAnsi="Malgun Gothic"/>
-                <w:sz w:val="20"/>
-                <w:szCs w:val="20"/>
-              </w:rPr>
-              <w:t xml:space="preserve">____</w:t>
-            </w:r>
-          </w:p>
-        </w:tc>
-      </w:tr>
-    </w:tbl>
-    <w:p>
-      <w:pPr>
-        <w:spacing w:after="60"/>
-      </w:pPr>
-      <w:r>
-        <w:rPr>
-          <w:rFonts w:ascii="Malgun Gothic" w:cs="Malgun Gothic" w:eastAsia="Malgun Gothic" w:hAnsi="Malgun Gothic"/>
-          <w:sz w:val="20"/>
-          <w:szCs w:val="20"/>
-        </w:rPr>
-        <w:t xml:space="preserve"/>
+        <w:t xml:space="preserve">6.2) 벤치·휴대 시험</w:t>
       </w:r>
     </w:p>
     <w:p>
@@ -18982,15 +18368,15 @@
           <w:sz w:val="20"/>
           <w:szCs w:val="20"/>
         </w:rPr>
-        <w:t xml:space="preserve">배 장착 전 벤치·휴대 시험 (배 구분 없음).</w:t>
-      </w:r>
-      <w:r>
-        <w:rPr>
-          <w:rFonts w:ascii="Malgun Gothic" w:cs="Malgun Gothic" w:eastAsia="Malgun Gothic" w:hAnsi="Malgun Gothic"/>
-          <w:sz w:val="20"/>
-          <w:szCs w:val="20"/>
-        </w:rPr>
-        <w:t xml:space="preserve"> 아래는 선체에 싣기 전의 기록이라 물 위 성능을 대신하지 않는다.</w:t>
+        <w:t xml:space="preserve">물 위 시험 전 벤치·휴대 시험.</w:t>
+      </w:r>
+      <w:r>
+        <w:rPr>
+          <w:rFonts w:ascii="Malgun Gothic" w:cs="Malgun Gothic" w:eastAsia="Malgun Gothic" w:hAnsi="Malgun Gothic"/>
+          <w:sz w:val="20"/>
+          <w:szCs w:val="20"/>
+        </w:rPr>
+        <w:t xml:space="preserve"> 08월 기록은 선체에 싣기 전, 10월 기록은 1번배 조립 상태(물 밖)이다. 물 위 성능을 대신하지 않는다.</w:t>
       </w:r>
     </w:p>
     <w:tbl>
@@ -19383,7 +18769,7 @@
                 <w:sz w:val="20"/>
                 <w:szCs w:val="20"/>
               </w:rPr>
-              <w:t xml:space="preserve">FIXED 수평 정확도 ±0.015 m, 위성 18개, pDOP 1.63, 처음 60 s FLOAT(±0.10 m). 녹화한 1.93 m 간격 두 점 구분. C94-M8P·선체 장착 상태는 미측정 </w:t>
+              <w:t xml:space="preserve">FIXED 수평 정확도 ±0.015 m, 위성 18개, pDOP 1.63, 처음 60 s FLOAT(±0.10 m). 녹화한 1.93 m 간격 두 점 구분. </w:t>
             </w:r>
             <w:r>
               <w:rPr>
@@ -19536,7 +18922,219 @@
                 <w:sz w:val="20"/>
                 <w:szCs w:val="20"/>
               </w:rPr>
-              <w:t xml:space="preserve">로직 테스트 (10-29, ROS 없이)</w:t>
+              <w:t xml:space="preserve">센서 허브 스러스터 부하 (10-28, 1번배, 물 밖)</w:t>
+            </w:r>
+          </w:p>
+        </w:tc>
+        <w:tc>
+          <w:tcPr>
+            <w:tcW w:type="dxa" w:w="7488"/>
+            <w:tcBorders>
+              <w:top w:val="single" w:color="000000" w:sz="6"/>
+              <w:left w:val="single" w:color="000000" w:sz="6"/>
+              <w:bottom w:val="single" w:color="000000" w:sz="6"/>
+              <w:right w:val="single" w:color="000000" w:sz="6"/>
+            </w:tcBorders>
+            <w:tcMar>
+              <w:top w:type="dxa" w:w="60"/>
+              <w:left w:type="dxa" w:w="90"/>
+              <w:bottom w:type="dxa" w:w="60"/>
+              <w:right w:type="dxa" w:w="90"/>
+            </w:tcMar>
+          </w:tcPr>
+          <w:p>
+            <w:r>
+              <w:rPr>
+                <w:rFonts w:ascii="Malgun Gothic" w:cs="Malgun Gothic" w:eastAsia="Malgun Gothic" w:hAnsi="Malgun Gothic"/>
+                <w:sz w:val="20"/>
+                <w:szCs w:val="20"/>
+              </w:rPr>
+              <w:t xml:space="preserve">자율 모드 양쪽 1600 · 30 s 동안 센서 4종 동시 수신: LiDAR 10.8 Hz(최대 간격 99 ms), IMU 100 Hz, D455 30 fps, GPS 1 Hz. 커널 USB 끊김 0 </w:t>
+            </w:r>
+            <w:r>
+              <w:rPr>
+                <w:rFonts w:ascii="Malgun Gothic" w:cs="Malgun Gothic" w:eastAsia="Malgun Gothic" w:hAnsi="Malgun Gothic"/>
+                <w:color w:val="7F7F7F"/>
+                <w:sz w:val="16"/>
+                <w:szCs w:val="16"/>
+              </w:rPr>
+              <w:t xml:space="preserve">[근거: docs/절차/허브_카메라_전원_설명서.md:91-93]</w:t>
+            </w:r>
+          </w:p>
+        </w:tc>
+      </w:tr>
+      <w:tr>
+        <w:tc>
+          <w:tcPr>
+            <w:tcW w:type="dxa" w:w="1872"/>
+            <w:tcBorders>
+              <w:top w:val="single" w:color="000000" w:sz="6"/>
+              <w:left w:val="single" w:color="000000" w:sz="6"/>
+              <w:bottom w:val="single" w:color="000000" w:sz="6"/>
+              <w:right w:val="single" w:color="000000" w:sz="6"/>
+            </w:tcBorders>
+            <w:tcMar>
+              <w:top w:type="dxa" w:w="60"/>
+              <w:left w:type="dxa" w:w="90"/>
+              <w:bottom w:type="dxa" w:w="60"/>
+              <w:right w:type="dxa" w:w="90"/>
+            </w:tcMar>
+          </w:tcPr>
+          <w:p>
+            <w:r>
+              <w:rPr>
+                <w:rFonts w:ascii="Malgun Gothic" w:cs="Malgun Gothic" w:eastAsia="Malgun Gothic" w:hAnsi="Malgun Gothic"/>
+                <w:sz w:val="20"/>
+                <w:szCs w:val="20"/>
+              </w:rPr>
+              <w:t xml:space="preserve">배터리 A 분리 (10-28, 1번배)</w:t>
+            </w:r>
+          </w:p>
+        </w:tc>
+        <w:tc>
+          <w:tcPr>
+            <w:tcW w:type="dxa" w:w="7488"/>
+            <w:tcBorders>
+              <w:top w:val="single" w:color="000000" w:sz="6"/>
+              <w:left w:val="single" w:color="000000" w:sz="6"/>
+              <w:bottom w:val="single" w:color="000000" w:sz="6"/>
+              <w:right w:val="single" w:color="000000" w:sz="6"/>
+            </w:tcBorders>
+            <w:tcMar>
+              <w:top w:type="dxa" w:w="60"/>
+              <w:left w:type="dxa" w:w="90"/>
+              <w:bottom w:type="dxa" w:w="60"/>
+              <w:right w:type="dxa" w:w="90"/>
+            </w:tcMar>
+          </w:tcPr>
+          <w:p>
+            <w:r>
+              <w:rPr>
+                <w:rFonts w:ascii="Malgun Gothic" w:cs="Malgun Gothic" w:eastAsia="Malgun Gothic" w:hAnsi="Malgun Gothic"/>
+                <w:sz w:val="20"/>
+                <w:szCs w:val="20"/>
+              </w:rPr>
+              <w:t xml:space="preserve">외부 5 V 가 끊기면 허브가 노트북 USB 전원으로 넘어가 센서 4종 유지(15 s: LiDAR 10.9 Hz, IMU 100 Hz, D455 30 fps, GPS 1 Hz). 접촉기는 떨어져 스러스터만 정지 </w:t>
+            </w:r>
+            <w:r>
+              <w:rPr>
+                <w:rFonts w:ascii="Malgun Gothic" w:cs="Malgun Gothic" w:eastAsia="Malgun Gothic" w:hAnsi="Malgun Gothic"/>
+                <w:color w:val="7F7F7F"/>
+                <w:sz w:val="16"/>
+                <w:szCs w:val="16"/>
+              </w:rPr>
+              <w:t xml:space="preserve">[근거: docs/절차/허브_카메라_전원_설명서.md:94-97]</w:t>
+            </w:r>
+          </w:p>
+        </w:tc>
+      </w:tr>
+      <w:tr>
+        <w:tc>
+          <w:tcPr>
+            <w:tcW w:type="dxa" w:w="1872"/>
+            <w:tcBorders>
+              <w:top w:val="single" w:color="000000" w:sz="6"/>
+              <w:left w:val="single" w:color="000000" w:sz="6"/>
+              <w:bottom w:val="single" w:color="000000" w:sz="6"/>
+              <w:right w:val="single" w:color="000000" w:sz="6"/>
+            </w:tcBorders>
+            <w:tcMar>
+              <w:top w:type="dxa" w:w="60"/>
+              <w:left w:type="dxa" w:w="90"/>
+              <w:bottom w:type="dxa" w:w="60"/>
+              <w:right w:type="dxa" w:w="90"/>
+            </w:tcMar>
+          </w:tcPr>
+          <w:p>
+            <w:r>
+              <w:rPr>
+                <w:rFonts w:ascii="Malgun Gothic" w:cs="Malgun Gothic" w:eastAsia="Malgun Gothic" w:hAnsi="Malgun Gothic"/>
+                <w:sz w:val="20"/>
+                <w:szCs w:val="20"/>
+              </w:rPr>
+              <w:t xml:space="preserve">수동 조종 영상 (10-29, D455 → 물가 노트북)</w:t>
+            </w:r>
+          </w:p>
+        </w:tc>
+        <w:tc>
+          <w:tcPr>
+            <w:tcW w:type="dxa" w:w="7488"/>
+            <w:tcBorders>
+              <w:top w:val="single" w:color="000000" w:sz="6"/>
+              <w:left w:val="single" w:color="000000" w:sz="6"/>
+              <w:bottom w:val="single" w:color="000000" w:sz="6"/>
+              <w:right w:val="single" w:color="000000" w:sz="6"/>
+            </w:tcBorders>
+            <w:tcMar>
+              <w:top w:type="dxa" w:w="60"/>
+              <w:left w:type="dxa" w:w="90"/>
+              <w:bottom w:type="dxa" w:w="60"/>
+              <w:right w:type="dxa" w:w="90"/>
+            </w:tcMar>
+          </w:tcPr>
+          <w:p>
+            <w:r>
+              <w:rPr>
+                <w:rFonts w:ascii="Malgun Gothic" w:cs="Malgun Gothic" w:eastAsia="Malgun Gothic" w:hAnsi="Malgun Gothic"/>
+                <w:sz w:val="20"/>
+                <w:szCs w:val="20"/>
+              </w:rPr>
+              <w:t xml:space="preserve">H.264 RTP/UDP, 424×240 · 30 fps · 1000 kbps, 수신 지터버퍼 80 ms 에서 같은 WiFi 깨짐 없이 실시간 확인. 원격망(Tailscale)은 LTE 핫스팟 두 대 사이 직접 연결 113 ms </w:t>
+            </w:r>
+            <w:r>
+              <w:rPr>
+                <w:rFonts w:ascii="Malgun Gothic" w:cs="Malgun Gothic" w:eastAsia="Malgun Gothic" w:hAnsi="Malgun Gothic"/>
+                <w:color w:val="7F7F7F"/>
+                <w:sz w:val="16"/>
+                <w:szCs w:val="16"/>
+              </w:rPr>
+              <w:t xml:space="preserve">[근거: docs/결과분석/영상지연_실측_20261029.md:3]</w:t>
+            </w:r>
+            <w:r>
+              <w:rPr>
+                <w:rFonts w:ascii="Malgun Gothic" w:cs="Malgun Gothic" w:eastAsia="Malgun Gothic" w:hAnsi="Malgun Gothic"/>
+                <w:sz w:val="20"/>
+                <w:szCs w:val="20"/>
+              </w:rPr>
+              <w:t xml:space="preserve"> </w:t>
+            </w:r>
+            <w:r>
+              <w:rPr>
+                <w:rFonts w:ascii="Malgun Gothic" w:cs="Malgun Gothic" w:eastAsia="Malgun Gothic" w:hAnsi="Malgun Gothic"/>
+                <w:color w:val="7F7F7F"/>
+                <w:sz w:val="16"/>
+                <w:szCs w:val="16"/>
+              </w:rPr>
+              <w:t xml:space="preserve">[근거: docs/절차/Tailscale_세팅.md]</w:t>
+            </w:r>
+          </w:p>
+        </w:tc>
+      </w:tr>
+      <w:tr>
+        <w:tc>
+          <w:tcPr>
+            <w:tcW w:type="dxa" w:w="1872"/>
+            <w:tcBorders>
+              <w:top w:val="single" w:color="000000" w:sz="6"/>
+              <w:left w:val="single" w:color="000000" w:sz="6"/>
+              <w:bottom w:val="single" w:color="000000" w:sz="6"/>
+              <w:right w:val="single" w:color="000000" w:sz="6"/>
+            </w:tcBorders>
+            <w:tcMar>
+              <w:top w:type="dxa" w:w="60"/>
+              <w:left w:type="dxa" w:w="90"/>
+              <w:bottom w:type="dxa" w:w="60"/>
+              <w:right w:type="dxa" w:w="90"/>
+            </w:tcMar>
+          </w:tcPr>
+          <w:p>
+            <w:r>
+              <w:rPr>
+                <w:rFonts w:ascii="Malgun Gothic" w:cs="Malgun Gothic" w:eastAsia="Malgun Gothic" w:hAnsi="Malgun Gothic"/>
+                <w:sz w:val="20"/>
+                <w:szCs w:val="20"/>
+              </w:rPr>
+              <w:t xml:space="preserve">로직 테스트 (10-30, ROS 없이)</w:t>
             </w:r>
           </w:p>
         </w:tc>
@@ -19571,7 +19169,7 @@
                 <w:sz w:val="20"/>
                 <w:szCs w:val="20"/>
               </w:rPr>
-              <w:t xml:space="preserve"> 68, </w:t>
+              <w:t xml:space="preserve"> 76, </w:t>
             </w:r>
             <w:r>
               <w:rPr>
@@ -19661,1502 +19259,6 @@
           <w:szCs w:val="20"/>
         </w:rPr>
         <w:t xml:space="preserve"/>
-      </w:r>
-    </w:p>
-    <w:p>
-      <w:pPr>
-        <w:spacing w:after="100" w:line="300"/>
-      </w:pPr>
-      <w:r>
-        <w:rPr>
-          <w:rFonts w:ascii="Malgun Gothic" w:cs="Malgun Gothic" w:eastAsia="Malgun Gothic" w:hAnsi="Malgun Gothic"/>
-          <w:b/>
-          <w:bCs/>
-          <w:sz w:val="20"/>
-          <w:szCs w:val="20"/>
-        </w:rPr>
-        <w:t xml:space="preserve">실측 예정.</w:t>
-      </w:r>
-      <w:r>
-        <w:rPr>
-          <w:rFonts w:ascii="Malgun Gothic" w:cs="Malgun Gothic" w:eastAsia="Malgun Gothic" w:hAnsi="Malgun Gothic"/>
-          <w:sz w:val="20"/>
-          <w:szCs w:val="20"/>
-        </w:rPr>
-        <w:t xml:space="preserve"> 실측이 없는 자리는 아래 한 표로 모은다. 값은 배 조립 후에만 의미가 있다.</w:t>
-      </w:r>
-    </w:p>
-    <w:tbl>
-      <w:tblPr>
-        <w:tblW w:type="dxa" w:w="9360"/>
-        <w:tblBorders>
-          <w:top w:val="single" w:color="auto" w:sz="4"/>
-          <w:left w:val="single" w:color="auto" w:sz="4"/>
-          <w:bottom w:val="single" w:color="auto" w:sz="4"/>
-          <w:right w:val="single" w:color="auto" w:sz="4"/>
-          <w:insideH w:val="single" w:color="auto" w:sz="4"/>
-          <w:insideV w:val="single" w:color="auto" w:sz="4"/>
-        </w:tblBorders>
-      </w:tblPr>
-      <w:tblGrid>
-        <w:gridCol w:w="4680"/>
-        <w:gridCol w:w="1170"/>
-        <w:gridCol w:w="3510"/>
-      </w:tblGrid>
-      <w:tr>
-        <w:trPr>
-          <w:tblHeader/>
-        </w:trPr>
-        <w:tc>
-          <w:tcPr>
-            <w:tcW w:type="dxa" w:w="4680"/>
-            <w:tcBorders>
-              <w:top w:val="single" w:color="000000" w:sz="6"/>
-              <w:left w:val="single" w:color="000000" w:sz="6"/>
-              <w:bottom w:val="single" w:color="000000" w:sz="6"/>
-              <w:right w:val="single" w:color="000000" w:sz="6"/>
-            </w:tcBorders>
-            <w:shd w:fill="E7E6E6" w:color="auto" w:val="clear"/>
-            <w:tcMar>
-              <w:top w:type="dxa" w:w="60"/>
-              <w:left w:type="dxa" w:w="90"/>
-              <w:bottom w:type="dxa" w:w="60"/>
-              <w:right w:type="dxa" w:w="90"/>
-            </w:tcMar>
-          </w:tcPr>
-          <w:p>
-            <w:pPr>
-              <w:jc w:val="center"/>
-            </w:pPr>
-            <w:r>
-              <w:rPr>
-                <w:rFonts w:ascii="Malgun Gothic" w:cs="Malgun Gothic" w:eastAsia="Malgun Gothic" w:hAnsi="Malgun Gothic"/>
-                <w:b/>
-                <w:bCs/>
-                <w:sz w:val="20"/>
-                <w:szCs w:val="20"/>
-              </w:rPr>
-              <w:t xml:space="preserve">항목</w:t>
-            </w:r>
-          </w:p>
-        </w:tc>
-        <w:tc>
-          <w:tcPr>
-            <w:tcW w:type="dxa" w:w="1170"/>
-            <w:tcBorders>
-              <w:top w:val="single" w:color="000000" w:sz="6"/>
-              <w:left w:val="single" w:color="000000" w:sz="6"/>
-              <w:bottom w:val="single" w:color="000000" w:sz="6"/>
-              <w:right w:val="single" w:color="000000" w:sz="6"/>
-            </w:tcBorders>
-            <w:shd w:fill="E7E6E6" w:color="auto" w:val="clear"/>
-            <w:tcMar>
-              <w:top w:type="dxa" w:w="60"/>
-              <w:left w:type="dxa" w:w="90"/>
-              <w:bottom w:type="dxa" w:w="60"/>
-              <w:right w:type="dxa" w:w="90"/>
-            </w:tcMar>
-          </w:tcPr>
-          <w:p>
-            <w:pPr>
-              <w:jc w:val="center"/>
-            </w:pPr>
-            <w:r>
-              <w:rPr>
-                <w:rFonts w:ascii="Malgun Gothic" w:cs="Malgun Gothic" w:eastAsia="Malgun Gothic" w:hAnsi="Malgun Gothic"/>
-                <w:b/>
-                <w:bCs/>
-                <w:sz w:val="20"/>
-                <w:szCs w:val="20"/>
-              </w:rPr>
-              <w:t xml:space="preserve">담당 절</w:t>
-            </w:r>
-          </w:p>
-        </w:tc>
-        <w:tc>
-          <w:tcPr>
-            <w:tcW w:type="dxa" w:w="3510"/>
-            <w:tcBorders>
-              <w:top w:val="single" w:color="000000" w:sz="6"/>
-              <w:left w:val="single" w:color="000000" w:sz="6"/>
-              <w:bottom w:val="single" w:color="000000" w:sz="6"/>
-              <w:right w:val="single" w:color="000000" w:sz="6"/>
-            </w:tcBorders>
-            <w:shd w:fill="E7E6E6" w:color="auto" w:val="clear"/>
-            <w:tcMar>
-              <w:top w:type="dxa" w:w="60"/>
-              <w:left w:type="dxa" w:w="90"/>
-              <w:bottom w:type="dxa" w:w="60"/>
-              <w:right w:type="dxa" w:w="90"/>
-            </w:tcMar>
-          </w:tcPr>
-          <w:p>
-            <w:pPr>
-              <w:jc w:val="center"/>
-            </w:pPr>
-            <w:r>
-              <w:rPr>
-                <w:rFonts w:ascii="Malgun Gothic" w:cs="Malgun Gothic" w:eastAsia="Malgun Gothic" w:hAnsi="Malgun Gothic"/>
-                <w:b/>
-                <w:bCs/>
-                <w:sz w:val="20"/>
-                <w:szCs w:val="20"/>
-              </w:rPr>
-              <w:t xml:space="preserve">상태/값</w:t>
-            </w:r>
-          </w:p>
-        </w:tc>
-      </w:tr>
-      <w:tr>
-        <w:tc>
-          <w:tcPr>
-            <w:tcW w:type="dxa" w:w="4680"/>
-            <w:tcBorders>
-              <w:top w:val="single" w:color="000000" w:sz="6"/>
-              <w:left w:val="single" w:color="000000" w:sz="6"/>
-              <w:bottom w:val="single" w:color="000000" w:sz="6"/>
-              <w:right w:val="single" w:color="000000" w:sz="6"/>
-            </w:tcBorders>
-            <w:tcMar>
-              <w:top w:type="dxa" w:w="60"/>
-              <w:left w:type="dxa" w:w="90"/>
-              <w:bottom w:type="dxa" w:w="60"/>
-              <w:right w:type="dxa" w:w="90"/>
-            </w:tcMar>
-          </w:tcPr>
-          <w:p>
-            <w:r>
-              <w:rPr>
-                <w:rFonts w:ascii="Consolas" w:cs="Consolas" w:eastAsia="Consolas" w:hAnsi="Consolas"/>
-                <w:sz w:val="18"/>
-                <w:szCs w:val="18"/>
-              </w:rPr>
-              <w:t xml:space="preserve">mount_offset_deg</w:t>
-            </w:r>
-            <w:r>
-              <w:rPr>
-                <w:rFonts w:ascii="Malgun Gothic" w:cs="Malgun Gothic" w:eastAsia="Malgun Gothic" w:hAnsi="Malgun Gothic"/>
-                <w:sz w:val="20"/>
-                <w:szCs w:val="20"/>
-              </w:rPr>
-              <w:t xml:space="preserve"> · </w:t>
-            </w:r>
-            <w:r>
-              <w:rPr>
-                <w:rFonts w:ascii="Consolas" w:cs="Consolas" w:eastAsia="Consolas" w:hAnsi="Consolas"/>
-                <w:sz w:val="18"/>
-                <w:szCs w:val="18"/>
-              </w:rPr>
-              <w:t xml:space="preserve">invert_yaw</w:t>
-            </w:r>
-            <w:r>
-              <w:rPr>
-                <w:rFonts w:ascii="Malgun Gothic" w:cs="Malgun Gothic" w:eastAsia="Malgun Gothic" w:hAnsi="Malgun Gothic"/>
-                <w:sz w:val="20"/>
-                <w:szCs w:val="20"/>
-              </w:rPr>
-              <w:t xml:space="preserve"> 확정 (정북 정렬, 목표값 360 + 편각)</w:t>
-            </w:r>
-          </w:p>
-        </w:tc>
-        <w:tc>
-          <w:tcPr>
-            <w:tcW w:type="dxa" w:w="1170"/>
-            <w:tcBorders>
-              <w:top w:val="single" w:color="000000" w:sz="6"/>
-              <w:left w:val="single" w:color="000000" w:sz="6"/>
-              <w:bottom w:val="single" w:color="000000" w:sz="6"/>
-              <w:right w:val="single" w:color="000000" w:sz="6"/>
-            </w:tcBorders>
-            <w:tcMar>
-              <w:top w:type="dxa" w:w="60"/>
-              <w:left w:type="dxa" w:w="90"/>
-              <w:bottom w:type="dxa" w:w="60"/>
-              <w:right w:type="dxa" w:w="90"/>
-            </w:tcMar>
-          </w:tcPr>
-          <w:p>
-            <w:r>
-              <w:rPr>
-                <w:rFonts w:ascii="Malgun Gothic" w:cs="Malgun Gothic" w:eastAsia="Malgun Gothic" w:hAnsi="Malgun Gothic"/>
-                <w:sz w:val="20"/>
-                <w:szCs w:val="20"/>
-              </w:rPr>
-              <w:t xml:space="preserve">Ⅲ-2.1</w:t>
-            </w:r>
-          </w:p>
-        </w:tc>
-        <w:tc>
-          <w:tcPr>
-            <w:tcW w:type="dxa" w:w="3510"/>
-            <w:tcBorders>
-              <w:top w:val="single" w:color="000000" w:sz="6"/>
-              <w:left w:val="single" w:color="000000" w:sz="6"/>
-              <w:bottom w:val="single" w:color="000000" w:sz="6"/>
-              <w:right w:val="single" w:color="000000" w:sz="6"/>
-            </w:tcBorders>
-            <w:tcMar>
-              <w:top w:type="dxa" w:w="60"/>
-              <w:left w:type="dxa" w:w="90"/>
-              <w:bottom w:type="dxa" w:w="60"/>
-              <w:right w:type="dxa" w:w="90"/>
-            </w:tcMar>
-          </w:tcPr>
-          <w:p>
-            <w:r>
-              <w:rPr>
-                <w:rFonts w:ascii="Malgun Gothic" w:cs="Malgun Gothic" w:eastAsia="Malgun Gothic" w:hAnsi="Malgun Gothic"/>
-                <w:sz w:val="20"/>
-                <w:szCs w:val="20"/>
-              </w:rPr>
-              <w:t xml:space="preserve">____</w:t>
-            </w:r>
-          </w:p>
-        </w:tc>
-      </w:tr>
-      <w:tr>
-        <w:tc>
-          <w:tcPr>
-            <w:tcW w:type="dxa" w:w="4680"/>
-            <w:tcBorders>
-              <w:top w:val="single" w:color="000000" w:sz="6"/>
-              <w:left w:val="single" w:color="000000" w:sz="6"/>
-              <w:bottom w:val="single" w:color="000000" w:sz="6"/>
-              <w:right w:val="single" w:color="000000" w:sz="6"/>
-            </w:tcBorders>
-            <w:tcMar>
-              <w:top w:type="dxa" w:w="60"/>
-              <w:left w:type="dxa" w:w="90"/>
-              <w:bottom w:type="dxa" w:w="60"/>
-              <w:right w:type="dxa" w:w="90"/>
-            </w:tcMar>
-          </w:tcPr>
-          <w:p>
-            <w:r>
-              <w:rPr>
-                <w:rFonts w:ascii="Malgun Gothic" w:cs="Malgun Gothic" w:eastAsia="Malgun Gothic" w:hAnsi="Malgun Gothic"/>
-                <w:sz w:val="20"/>
-                <w:szCs w:val="20"/>
-              </w:rPr>
-              <w:t xml:space="preserve">대회장 자기편각, 재부팅 전후 </w:t>
-            </w:r>
-            <w:r>
-              <w:rPr>
-                <w:rFonts w:ascii="Consolas" w:cs="Consolas" w:eastAsia="Consolas" w:hAnsi="Consolas"/>
-                <w:sz w:val="18"/>
-                <w:szCs w:val="18"/>
-              </w:rPr>
-              <w:t xml:space="preserve">/imu/yaw_raw</w:t>
-            </w:r>
-            <w:r>
-              <w:rPr>
-                <w:rFonts w:ascii="Malgun Gothic" w:cs="Malgun Gothic" w:eastAsia="Malgun Gothic" w:hAnsi="Malgun Gothic"/>
-                <w:sz w:val="20"/>
-                <w:szCs w:val="20"/>
-              </w:rPr>
-              <w:t xml:space="preserve"> 일치</w:t>
-            </w:r>
-          </w:p>
-        </w:tc>
-        <w:tc>
-          <w:tcPr>
-            <w:tcW w:type="dxa" w:w="1170"/>
-            <w:tcBorders>
-              <w:top w:val="single" w:color="000000" w:sz="6"/>
-              <w:left w:val="single" w:color="000000" w:sz="6"/>
-              <w:bottom w:val="single" w:color="000000" w:sz="6"/>
-              <w:right w:val="single" w:color="000000" w:sz="6"/>
-            </w:tcBorders>
-            <w:tcMar>
-              <w:top w:type="dxa" w:w="60"/>
-              <w:left w:type="dxa" w:w="90"/>
-              <w:bottom w:type="dxa" w:w="60"/>
-              <w:right w:type="dxa" w:w="90"/>
-            </w:tcMar>
-          </w:tcPr>
-          <w:p>
-            <w:r>
-              <w:rPr>
-                <w:rFonts w:ascii="Malgun Gothic" w:cs="Malgun Gothic" w:eastAsia="Malgun Gothic" w:hAnsi="Malgun Gothic"/>
-                <w:sz w:val="20"/>
-                <w:szCs w:val="20"/>
-              </w:rPr>
-              <w:t xml:space="preserve">Ⅲ-2.1</w:t>
-            </w:r>
-          </w:p>
-        </w:tc>
-        <w:tc>
-          <w:tcPr>
-            <w:tcW w:type="dxa" w:w="3510"/>
-            <w:tcBorders>
-              <w:top w:val="single" w:color="000000" w:sz="6"/>
-              <w:left w:val="single" w:color="000000" w:sz="6"/>
-              <w:bottom w:val="single" w:color="000000" w:sz="6"/>
-              <w:right w:val="single" w:color="000000" w:sz="6"/>
-            </w:tcBorders>
-            <w:tcMar>
-              <w:top w:type="dxa" w:w="60"/>
-              <w:left w:type="dxa" w:w="90"/>
-              <w:bottom w:type="dxa" w:w="60"/>
-              <w:right w:type="dxa" w:w="90"/>
-            </w:tcMar>
-          </w:tcPr>
-          <w:p>
-            <w:r>
-              <w:rPr>
-                <w:rFonts w:ascii="Malgun Gothic" w:cs="Malgun Gothic" w:eastAsia="Malgun Gothic" w:hAnsi="Malgun Gothic"/>
-                <w:sz w:val="20"/>
-                <w:szCs w:val="20"/>
-              </w:rPr>
-              <w:t xml:space="preserve">____</w:t>
-            </w:r>
-          </w:p>
-        </w:tc>
-      </w:tr>
-      <w:tr>
-        <w:tc>
-          <w:tcPr>
-            <w:tcW w:type="dxa" w:w="4680"/>
-            <w:tcBorders>
-              <w:top w:val="single" w:color="000000" w:sz="6"/>
-              <w:left w:val="single" w:color="000000" w:sz="6"/>
-              <w:bottom w:val="single" w:color="000000" w:sz="6"/>
-              <w:right w:val="single" w:color="000000" w:sz="6"/>
-            </w:tcBorders>
-            <w:tcMar>
-              <w:top w:type="dxa" w:w="60"/>
-              <w:left w:type="dxa" w:w="90"/>
-              <w:bottom w:type="dxa" w:w="60"/>
-              <w:right w:type="dxa" w:w="90"/>
-            </w:tcMar>
-          </w:tcPr>
-          <w:p>
-            <w:r>
-              <w:rPr>
-                <w:rFonts w:ascii="Malgun Gothic" w:cs="Malgun Gothic" w:eastAsia="Malgun Gothic" w:hAnsi="Malgun Gothic"/>
-                <w:sz w:val="20"/>
-                <w:szCs w:val="20"/>
-              </w:rPr>
-              <w:t xml:space="preserve">정지·직진·선회 중 헤딩 흔들림</w:t>
-            </w:r>
-          </w:p>
-        </w:tc>
-        <w:tc>
-          <w:tcPr>
-            <w:tcW w:type="dxa" w:w="1170"/>
-            <w:tcBorders>
-              <w:top w:val="single" w:color="000000" w:sz="6"/>
-              <w:left w:val="single" w:color="000000" w:sz="6"/>
-              <w:bottom w:val="single" w:color="000000" w:sz="6"/>
-              <w:right w:val="single" w:color="000000" w:sz="6"/>
-            </w:tcBorders>
-            <w:tcMar>
-              <w:top w:type="dxa" w:w="60"/>
-              <w:left w:type="dxa" w:w="90"/>
-              <w:bottom w:type="dxa" w:w="60"/>
-              <w:right w:type="dxa" w:w="90"/>
-            </w:tcMar>
-          </w:tcPr>
-          <w:p>
-            <w:r>
-              <w:rPr>
-                <w:rFonts w:ascii="Malgun Gothic" w:cs="Malgun Gothic" w:eastAsia="Malgun Gothic" w:hAnsi="Malgun Gothic"/>
-                <w:sz w:val="20"/>
-                <w:szCs w:val="20"/>
-              </w:rPr>
-              <w:t xml:space="preserve">Ⅲ-2.1</w:t>
-            </w:r>
-          </w:p>
-        </w:tc>
-        <w:tc>
-          <w:tcPr>
-            <w:tcW w:type="dxa" w:w="3510"/>
-            <w:tcBorders>
-              <w:top w:val="single" w:color="000000" w:sz="6"/>
-              <w:left w:val="single" w:color="000000" w:sz="6"/>
-              <w:bottom w:val="single" w:color="000000" w:sz="6"/>
-              <w:right w:val="single" w:color="000000" w:sz="6"/>
-            </w:tcBorders>
-            <w:tcMar>
-              <w:top w:type="dxa" w:w="60"/>
-              <w:left w:type="dxa" w:w="90"/>
-              <w:bottom w:type="dxa" w:w="60"/>
-              <w:right w:type="dxa" w:w="90"/>
-            </w:tcMar>
-          </w:tcPr>
-          <w:p>
-            <w:r>
-              <w:rPr>
-                <w:rFonts w:ascii="Malgun Gothic" w:cs="Malgun Gothic" w:eastAsia="Malgun Gothic" w:hAnsi="Malgun Gothic"/>
-                <w:sz w:val="20"/>
-                <w:szCs w:val="20"/>
-              </w:rPr>
-              <w:t xml:space="preserve">____</w:t>
-            </w:r>
-          </w:p>
-        </w:tc>
-      </w:tr>
-      <w:tr>
-        <w:tc>
-          <w:tcPr>
-            <w:tcW w:type="dxa" w:w="4680"/>
-            <w:tcBorders>
-              <w:top w:val="single" w:color="000000" w:sz="6"/>
-              <w:left w:val="single" w:color="000000" w:sz="6"/>
-              <w:bottom w:val="single" w:color="000000" w:sz="6"/>
-              <w:right w:val="single" w:color="000000" w:sz="6"/>
-            </w:tcBorders>
-            <w:tcMar>
-              <w:top w:type="dxa" w:w="60"/>
-              <w:left w:type="dxa" w:w="90"/>
-              <w:bottom w:type="dxa" w:w="60"/>
-              <w:right w:type="dxa" w:w="90"/>
-            </w:tcMar>
-          </w:tcPr>
-          <w:p>
-            <w:r>
-              <w:rPr>
-                <w:rFonts w:ascii="Malgun Gothic" w:cs="Malgun Gothic" w:eastAsia="Malgun Gothic" w:hAnsi="Malgun Gothic"/>
-                <w:sz w:val="20"/>
-                <w:szCs w:val="20"/>
-              </w:rPr>
-              <w:t xml:space="preserve">냉시작 첫 fix 시간, 위성 수 / pDOP</w:t>
-            </w:r>
-          </w:p>
-        </w:tc>
-        <w:tc>
-          <w:tcPr>
-            <w:tcW w:type="dxa" w:w="1170"/>
-            <w:tcBorders>
-              <w:top w:val="single" w:color="000000" w:sz="6"/>
-              <w:left w:val="single" w:color="000000" w:sz="6"/>
-              <w:bottom w:val="single" w:color="000000" w:sz="6"/>
-              <w:right w:val="single" w:color="000000" w:sz="6"/>
-            </w:tcBorders>
-            <w:tcMar>
-              <w:top w:type="dxa" w:w="60"/>
-              <w:left w:type="dxa" w:w="90"/>
-              <w:bottom w:type="dxa" w:w="60"/>
-              <w:right w:type="dxa" w:w="90"/>
-            </w:tcMar>
-          </w:tcPr>
-          <w:p>
-            <w:r>
-              <w:rPr>
-                <w:rFonts w:ascii="Malgun Gothic" w:cs="Malgun Gothic" w:eastAsia="Malgun Gothic" w:hAnsi="Malgun Gothic"/>
-                <w:sz w:val="20"/>
-                <w:szCs w:val="20"/>
-              </w:rPr>
-              <w:t xml:space="preserve">Ⅲ-2.2</w:t>
-            </w:r>
-          </w:p>
-        </w:tc>
-        <w:tc>
-          <w:tcPr>
-            <w:tcW w:type="dxa" w:w="3510"/>
-            <w:tcBorders>
-              <w:top w:val="single" w:color="000000" w:sz="6"/>
-              <w:left w:val="single" w:color="000000" w:sz="6"/>
-              <w:bottom w:val="single" w:color="000000" w:sz="6"/>
-              <w:right w:val="single" w:color="000000" w:sz="6"/>
-            </w:tcBorders>
-            <w:tcMar>
-              <w:top w:type="dxa" w:w="60"/>
-              <w:left w:type="dxa" w:w="90"/>
-              <w:bottom w:type="dxa" w:w="60"/>
-              <w:right w:type="dxa" w:w="90"/>
-            </w:tcMar>
-          </w:tcPr>
-          <w:p>
-            <w:r>
-              <w:rPr>
-                <w:rFonts w:ascii="Malgun Gothic" w:cs="Malgun Gothic" w:eastAsia="Malgun Gothic" w:hAnsi="Malgun Gothic"/>
-                <w:sz w:val="20"/>
-                <w:szCs w:val="20"/>
-              </w:rPr>
-              <w:t xml:space="preserve">____</w:t>
-            </w:r>
-          </w:p>
-        </w:tc>
-      </w:tr>
-      <w:tr>
-        <w:tc>
-          <w:tcPr>
-            <w:tcW w:type="dxa" w:w="4680"/>
-            <w:tcBorders>
-              <w:top w:val="single" w:color="000000" w:sz="6"/>
-              <w:left w:val="single" w:color="000000" w:sz="6"/>
-              <w:bottom w:val="single" w:color="000000" w:sz="6"/>
-              <w:right w:val="single" w:color="000000" w:sz="6"/>
-            </w:tcBorders>
-            <w:tcMar>
-              <w:top w:type="dxa" w:w="60"/>
-              <w:left w:type="dxa" w:w="90"/>
-              <w:bottom w:type="dxa" w:w="60"/>
-              <w:right w:type="dxa" w:w="90"/>
-            </w:tcMar>
-          </w:tcPr>
-          <w:p>
-            <w:r>
-              <w:rPr>
-                <w:rFonts w:ascii="Malgun Gothic" w:cs="Malgun Gothic" w:eastAsia="Malgun Gothic" w:hAnsi="Malgun Gothic"/>
-                <w:sz w:val="20"/>
-                <w:szCs w:val="20"/>
-              </w:rPr>
-              <w:t xml:space="preserve">RTK on/off 위치 산포 비교 (정지 5분): FLOAT ____ m / FIXED ____ m</w:t>
-            </w:r>
-          </w:p>
-        </w:tc>
-        <w:tc>
-          <w:tcPr>
-            <w:tcW w:type="dxa" w:w="1170"/>
-            <w:tcBorders>
-              <w:top w:val="single" w:color="000000" w:sz="6"/>
-              <w:left w:val="single" w:color="000000" w:sz="6"/>
-              <w:bottom w:val="single" w:color="000000" w:sz="6"/>
-              <w:right w:val="single" w:color="000000" w:sz="6"/>
-            </w:tcBorders>
-            <w:tcMar>
-              <w:top w:type="dxa" w:w="60"/>
-              <w:left w:type="dxa" w:w="90"/>
-              <w:bottom w:type="dxa" w:w="60"/>
-              <w:right w:type="dxa" w:w="90"/>
-            </w:tcMar>
-          </w:tcPr>
-          <w:p>
-            <w:r>
-              <w:rPr>
-                <w:rFonts w:ascii="Malgun Gothic" w:cs="Malgun Gothic" w:eastAsia="Malgun Gothic" w:hAnsi="Malgun Gothic"/>
-                <w:sz w:val="20"/>
-                <w:szCs w:val="20"/>
-              </w:rPr>
-              <w:t xml:space="preserve">Ⅲ-2.2</w:t>
-            </w:r>
-          </w:p>
-        </w:tc>
-        <w:tc>
-          <w:tcPr>
-            <w:tcW w:type="dxa" w:w="3510"/>
-            <w:tcBorders>
-              <w:top w:val="single" w:color="000000" w:sz="6"/>
-              <w:left w:val="single" w:color="000000" w:sz="6"/>
-              <w:bottom w:val="single" w:color="000000" w:sz="6"/>
-              <w:right w:val="single" w:color="000000" w:sz="6"/>
-            </w:tcBorders>
-            <w:tcMar>
-              <w:top w:type="dxa" w:w="60"/>
-              <w:left w:type="dxa" w:w="90"/>
-              <w:bottom w:type="dxa" w:w="60"/>
-              <w:right w:type="dxa" w:w="90"/>
-            </w:tcMar>
-          </w:tcPr>
-          <w:p>
-            <w:r>
-              <w:rPr>
-                <w:rFonts w:ascii="Malgun Gothic" w:cs="Malgun Gothic" w:eastAsia="Malgun Gothic" w:hAnsi="Malgun Gothic"/>
-                <w:sz w:val="20"/>
-                <w:szCs w:val="20"/>
-              </w:rPr>
-              <w:t xml:space="preserve">____</w:t>
-            </w:r>
-          </w:p>
-        </w:tc>
-      </w:tr>
-      <w:tr>
-        <w:tc>
-          <w:tcPr>
-            <w:tcW w:type="dxa" w:w="4680"/>
-            <w:tcBorders>
-              <w:top w:val="single" w:color="000000" w:sz="6"/>
-              <w:left w:val="single" w:color="000000" w:sz="6"/>
-              <w:bottom w:val="single" w:color="000000" w:sz="6"/>
-              <w:right w:val="single" w:color="000000" w:sz="6"/>
-            </w:tcBorders>
-            <w:tcMar>
-              <w:top w:type="dxa" w:w="60"/>
-              <w:left w:type="dxa" w:w="90"/>
-              <w:bottom w:type="dxa" w:w="60"/>
-              <w:right w:type="dxa" w:w="90"/>
-            </w:tcMar>
-          </w:tcPr>
-          <w:p>
-            <w:r>
-              <w:rPr>
-                <w:rFonts w:ascii="Malgun Gothic" w:cs="Malgun Gothic" w:eastAsia="Malgun Gothic" w:hAnsi="Malgun Gothic"/>
-                <w:sz w:val="20"/>
-                <w:szCs w:val="20"/>
-              </w:rPr>
-              <w:t xml:space="preserve">웨이포인트 도착 오차 / 직선 구간 XTE (물 위)</w:t>
-            </w:r>
-          </w:p>
-        </w:tc>
-        <w:tc>
-          <w:tcPr>
-            <w:tcW w:type="dxa" w:w="1170"/>
-            <w:tcBorders>
-              <w:top w:val="single" w:color="000000" w:sz="6"/>
-              <w:left w:val="single" w:color="000000" w:sz="6"/>
-              <w:bottom w:val="single" w:color="000000" w:sz="6"/>
-              <w:right w:val="single" w:color="000000" w:sz="6"/>
-            </w:tcBorders>
-            <w:tcMar>
-              <w:top w:type="dxa" w:w="60"/>
-              <w:left w:type="dxa" w:w="90"/>
-              <w:bottom w:type="dxa" w:w="60"/>
-              <w:right w:type="dxa" w:w="90"/>
-            </w:tcMar>
-          </w:tcPr>
-          <w:p>
-            <w:r>
-              <w:rPr>
-                <w:rFonts w:ascii="Malgun Gothic" w:cs="Malgun Gothic" w:eastAsia="Malgun Gothic" w:hAnsi="Malgun Gothic"/>
-                <w:sz w:val="20"/>
-                <w:szCs w:val="20"/>
-              </w:rPr>
-              <w:t xml:space="preserve">Ⅲ-2.2</w:t>
-            </w:r>
-          </w:p>
-        </w:tc>
-        <w:tc>
-          <w:tcPr>
-            <w:tcW w:type="dxa" w:w="3510"/>
-            <w:tcBorders>
-              <w:top w:val="single" w:color="000000" w:sz="6"/>
-              <w:left w:val="single" w:color="000000" w:sz="6"/>
-              <w:bottom w:val="single" w:color="000000" w:sz="6"/>
-              <w:right w:val="single" w:color="000000" w:sz="6"/>
-            </w:tcBorders>
-            <w:tcMar>
-              <w:top w:type="dxa" w:w="60"/>
-              <w:left w:type="dxa" w:w="90"/>
-              <w:bottom w:type="dxa" w:w="60"/>
-              <w:right w:type="dxa" w:w="90"/>
-            </w:tcMar>
-          </w:tcPr>
-          <w:p>
-            <w:r>
-              <w:rPr>
-                <w:rFonts w:ascii="Malgun Gothic" w:cs="Malgun Gothic" w:eastAsia="Malgun Gothic" w:hAnsi="Malgun Gothic"/>
-                <w:sz w:val="20"/>
-                <w:szCs w:val="20"/>
-              </w:rPr>
-              <w:t xml:space="preserve">____</w:t>
-            </w:r>
-          </w:p>
-        </w:tc>
-      </w:tr>
-      <w:tr>
-        <w:tc>
-          <w:tcPr>
-            <w:tcW w:type="dxa" w:w="4680"/>
-            <w:tcBorders>
-              <w:top w:val="single" w:color="000000" w:sz="6"/>
-              <w:left w:val="single" w:color="000000" w:sz="6"/>
-              <w:bottom w:val="single" w:color="000000" w:sz="6"/>
-              <w:right w:val="single" w:color="000000" w:sz="6"/>
-            </w:tcBorders>
-            <w:tcMar>
-              <w:top w:type="dxa" w:w="60"/>
-              <w:left w:type="dxa" w:w="90"/>
-              <w:bottom w:type="dxa" w:w="60"/>
-              <w:right w:type="dxa" w:w="90"/>
-            </w:tcMar>
-          </w:tcPr>
-          <w:p>
-            <w:r>
-              <w:rPr>
-                <w:rFonts w:ascii="Malgun Gothic" w:cs="Malgun Gothic" w:eastAsia="Malgun Gothic" w:hAnsi="Malgun Gothic"/>
-                <w:sz w:val="20"/>
-                <w:szCs w:val="20"/>
-              </w:rPr>
-              <w:t xml:space="preserve">대회장 웨이포인트·경계 좌표 녹화</w:t>
-            </w:r>
-          </w:p>
-        </w:tc>
-        <w:tc>
-          <w:tcPr>
-            <w:tcW w:type="dxa" w:w="1170"/>
-            <w:tcBorders>
-              <w:top w:val="single" w:color="000000" w:sz="6"/>
-              <w:left w:val="single" w:color="000000" w:sz="6"/>
-              <w:bottom w:val="single" w:color="000000" w:sz="6"/>
-              <w:right w:val="single" w:color="000000" w:sz="6"/>
-            </w:tcBorders>
-            <w:tcMar>
-              <w:top w:type="dxa" w:w="60"/>
-              <w:left w:type="dxa" w:w="90"/>
-              <w:bottom w:type="dxa" w:w="60"/>
-              <w:right w:type="dxa" w:w="90"/>
-            </w:tcMar>
-          </w:tcPr>
-          <w:p>
-            <w:r>
-              <w:rPr>
-                <w:rFonts w:ascii="Malgun Gothic" w:cs="Malgun Gothic" w:eastAsia="Malgun Gothic" w:hAnsi="Malgun Gothic"/>
-                <w:sz w:val="20"/>
-                <w:szCs w:val="20"/>
-              </w:rPr>
-              <w:t xml:space="preserve">Ⅲ-2.2</w:t>
-            </w:r>
-          </w:p>
-        </w:tc>
-        <w:tc>
-          <w:tcPr>
-            <w:tcW w:type="dxa" w:w="3510"/>
-            <w:tcBorders>
-              <w:top w:val="single" w:color="000000" w:sz="6"/>
-              <w:left w:val="single" w:color="000000" w:sz="6"/>
-              <w:bottom w:val="single" w:color="000000" w:sz="6"/>
-              <w:right w:val="single" w:color="000000" w:sz="6"/>
-            </w:tcBorders>
-            <w:tcMar>
-              <w:top w:type="dxa" w:w="60"/>
-              <w:left w:type="dxa" w:w="90"/>
-              <w:bottom w:type="dxa" w:w="60"/>
-              <w:right w:type="dxa" w:w="90"/>
-            </w:tcMar>
-          </w:tcPr>
-          <w:p>
-            <w:r>
-              <w:rPr>
-                <w:rFonts w:ascii="Malgun Gothic" w:cs="Malgun Gothic" w:eastAsia="Malgun Gothic" w:hAnsi="Malgun Gothic"/>
-                <w:sz w:val="20"/>
-                <w:szCs w:val="20"/>
-              </w:rPr>
-              <w:t xml:space="preserve">____</w:t>
-            </w:r>
-          </w:p>
-        </w:tc>
-      </w:tr>
-      <w:tr>
-        <w:tc>
-          <w:tcPr>
-            <w:tcW w:type="dxa" w:w="4680"/>
-            <w:tcBorders>
-              <w:top w:val="single" w:color="000000" w:sz="6"/>
-              <w:left w:val="single" w:color="000000" w:sz="6"/>
-              <w:bottom w:val="single" w:color="000000" w:sz="6"/>
-              <w:right w:val="single" w:color="000000" w:sz="6"/>
-            </w:tcBorders>
-            <w:tcMar>
-              <w:top w:type="dxa" w:w="60"/>
-              <w:left w:type="dxa" w:w="90"/>
-              <w:bottom w:type="dxa" w:w="60"/>
-              <w:right w:type="dxa" w:w="90"/>
-            </w:tcMar>
-          </w:tcPr>
-          <w:p>
-            <w:r>
-              <w:rPr>
-                <w:rFonts w:ascii="Malgun Gothic" w:cs="Malgun Gothic" w:eastAsia="Malgun Gothic" w:hAnsi="Malgun Gothic"/>
-                <w:sz w:val="20"/>
-                <w:szCs w:val="20"/>
-              </w:rPr>
-              <w:t xml:space="preserve">LiDAR 정면(80°)–선수 정렬, 부표 탐지 최대거리</w:t>
-            </w:r>
-          </w:p>
-        </w:tc>
-        <w:tc>
-          <w:tcPr>
-            <w:tcW w:type="dxa" w:w="1170"/>
-            <w:tcBorders>
-              <w:top w:val="single" w:color="000000" w:sz="6"/>
-              <w:left w:val="single" w:color="000000" w:sz="6"/>
-              <w:bottom w:val="single" w:color="000000" w:sz="6"/>
-              <w:right w:val="single" w:color="000000" w:sz="6"/>
-            </w:tcBorders>
-            <w:tcMar>
-              <w:top w:type="dxa" w:w="60"/>
-              <w:left w:type="dxa" w:w="90"/>
-              <w:bottom w:type="dxa" w:w="60"/>
-              <w:right w:type="dxa" w:w="90"/>
-            </w:tcMar>
-          </w:tcPr>
-          <w:p>
-            <w:r>
-              <w:rPr>
-                <w:rFonts w:ascii="Malgun Gothic" w:cs="Malgun Gothic" w:eastAsia="Malgun Gothic" w:hAnsi="Malgun Gothic"/>
-                <w:sz w:val="20"/>
-                <w:szCs w:val="20"/>
-              </w:rPr>
-              <w:t xml:space="preserve">Ⅲ-2.3</w:t>
-            </w:r>
-          </w:p>
-        </w:tc>
-        <w:tc>
-          <w:tcPr>
-            <w:tcW w:type="dxa" w:w="3510"/>
-            <w:tcBorders>
-              <w:top w:val="single" w:color="000000" w:sz="6"/>
-              <w:left w:val="single" w:color="000000" w:sz="6"/>
-              <w:bottom w:val="single" w:color="000000" w:sz="6"/>
-              <w:right w:val="single" w:color="000000" w:sz="6"/>
-            </w:tcBorders>
-            <w:tcMar>
-              <w:top w:type="dxa" w:w="60"/>
-              <w:left w:type="dxa" w:w="90"/>
-              <w:bottom w:type="dxa" w:w="60"/>
-              <w:right w:type="dxa" w:w="90"/>
-            </w:tcMar>
-          </w:tcPr>
-          <w:p>
-            <w:r>
-              <w:rPr>
-                <w:rFonts w:ascii="Malgun Gothic" w:cs="Malgun Gothic" w:eastAsia="Malgun Gothic" w:hAnsi="Malgun Gothic"/>
-                <w:sz w:val="20"/>
-                <w:szCs w:val="20"/>
-              </w:rPr>
-              <w:t xml:space="preserve">____</w:t>
-            </w:r>
-          </w:p>
-        </w:tc>
-      </w:tr>
-      <w:tr>
-        <w:tc>
-          <w:tcPr>
-            <w:tcW w:type="dxa" w:w="4680"/>
-            <w:tcBorders>
-              <w:top w:val="single" w:color="000000" w:sz="6"/>
-              <w:left w:val="single" w:color="000000" w:sz="6"/>
-              <w:bottom w:val="single" w:color="000000" w:sz="6"/>
-              <w:right w:val="single" w:color="000000" w:sz="6"/>
-            </w:tcBorders>
-            <w:tcMar>
-              <w:top w:type="dxa" w:w="60"/>
-              <w:left w:type="dxa" w:w="90"/>
-              <w:bottom w:type="dxa" w:w="60"/>
-              <w:right w:type="dxa" w:w="90"/>
-            </w:tcMar>
-          </w:tcPr>
-          <w:p>
-            <w:r>
-              <w:rPr>
-                <w:rFonts w:ascii="Malgun Gothic" w:cs="Malgun Gothic" w:eastAsia="Malgun Gothic" w:hAnsi="Malgun Gothic"/>
-                <w:sz w:val="20"/>
-                <w:szCs w:val="20"/>
-              </w:rPr>
-              <w:t xml:space="preserve">수면 반사·물보라 오탐: </w:t>
-            </w:r>
-            <w:r>
-              <w:rPr>
-                <w:rFonts w:ascii="Consolas" w:cs="Consolas" w:eastAsia="Consolas" w:hAnsi="Consolas"/>
-                <w:sz w:val="18"/>
-                <w:szCs w:val="18"/>
-              </w:rPr>
-              <w:t xml:space="preserve">/obstacle_reject_count</w:t>
-            </w:r>
-            <w:r>
-              <w:rPr>
-                <w:rFonts w:ascii="Malgun Gothic" w:cs="Malgun Gothic" w:eastAsia="Malgun Gothic" w:hAnsi="Malgun Gothic"/>
-                <w:sz w:val="20"/>
-                <w:szCs w:val="20"/>
-              </w:rPr>
-              <w:t xml:space="preserve"> (야외 rosbag)</w:t>
-            </w:r>
-          </w:p>
-        </w:tc>
-        <w:tc>
-          <w:tcPr>
-            <w:tcW w:type="dxa" w:w="1170"/>
-            <w:tcBorders>
-              <w:top w:val="single" w:color="000000" w:sz="6"/>
-              <w:left w:val="single" w:color="000000" w:sz="6"/>
-              <w:bottom w:val="single" w:color="000000" w:sz="6"/>
-              <w:right w:val="single" w:color="000000" w:sz="6"/>
-            </w:tcBorders>
-            <w:tcMar>
-              <w:top w:type="dxa" w:w="60"/>
-              <w:left w:type="dxa" w:w="90"/>
-              <w:bottom w:type="dxa" w:w="60"/>
-              <w:right w:type="dxa" w:w="90"/>
-            </w:tcMar>
-          </w:tcPr>
-          <w:p>
-            <w:r>
-              <w:rPr>
-                <w:rFonts w:ascii="Malgun Gothic" w:cs="Malgun Gothic" w:eastAsia="Malgun Gothic" w:hAnsi="Malgun Gothic"/>
-                <w:sz w:val="20"/>
-                <w:szCs w:val="20"/>
-              </w:rPr>
-              <w:t xml:space="preserve">Ⅲ-2.3</w:t>
-            </w:r>
-          </w:p>
-        </w:tc>
-        <w:tc>
-          <w:tcPr>
-            <w:tcW w:type="dxa" w:w="3510"/>
-            <w:tcBorders>
-              <w:top w:val="single" w:color="000000" w:sz="6"/>
-              <w:left w:val="single" w:color="000000" w:sz="6"/>
-              <w:bottom w:val="single" w:color="000000" w:sz="6"/>
-              <w:right w:val="single" w:color="000000" w:sz="6"/>
-            </w:tcBorders>
-            <w:tcMar>
-              <w:top w:type="dxa" w:w="60"/>
-              <w:left w:type="dxa" w:w="90"/>
-              <w:bottom w:type="dxa" w:w="60"/>
-              <w:right w:type="dxa" w:w="90"/>
-            </w:tcMar>
-          </w:tcPr>
-          <w:p>
-            <w:r>
-              <w:rPr>
-                <w:rFonts w:ascii="Malgun Gothic" w:cs="Malgun Gothic" w:eastAsia="Malgun Gothic" w:hAnsi="Malgun Gothic"/>
-                <w:sz w:val="20"/>
-                <w:szCs w:val="20"/>
-              </w:rPr>
-              <w:t xml:space="preserve">____ 회/분</w:t>
-            </w:r>
-          </w:p>
-        </w:tc>
-      </w:tr>
-      <w:tr>
-        <w:tc>
-          <w:tcPr>
-            <w:tcW w:type="dxa" w:w="4680"/>
-            <w:tcBorders>
-              <w:top w:val="single" w:color="000000" w:sz="6"/>
-              <w:left w:val="single" w:color="000000" w:sz="6"/>
-              <w:bottom w:val="single" w:color="000000" w:sz="6"/>
-              <w:right w:val="single" w:color="000000" w:sz="6"/>
-            </w:tcBorders>
-            <w:tcMar>
-              <w:top w:type="dxa" w:w="60"/>
-              <w:left w:type="dxa" w:w="90"/>
-              <w:bottom w:type="dxa" w:w="60"/>
-              <w:right w:type="dxa" w:w="90"/>
-            </w:tcMar>
-          </w:tcPr>
-          <w:p>
-            <w:r>
-              <w:rPr>
-                <w:rFonts w:ascii="Malgun Gothic" w:cs="Malgun Gothic" w:eastAsia="Malgun Gothic" w:hAnsi="Malgun Gothic"/>
-                <w:sz w:val="20"/>
-                <w:szCs w:val="20"/>
-              </w:rPr>
-              <w:t xml:space="preserve">1 m 안팎 게이트 통과 성공률 (수조)</w:t>
-            </w:r>
-          </w:p>
-        </w:tc>
-        <w:tc>
-          <w:tcPr>
-            <w:tcW w:type="dxa" w:w="1170"/>
-            <w:tcBorders>
-              <w:top w:val="single" w:color="000000" w:sz="6"/>
-              <w:left w:val="single" w:color="000000" w:sz="6"/>
-              <w:bottom w:val="single" w:color="000000" w:sz="6"/>
-              <w:right w:val="single" w:color="000000" w:sz="6"/>
-            </w:tcBorders>
-            <w:tcMar>
-              <w:top w:type="dxa" w:w="60"/>
-              <w:left w:type="dxa" w:w="90"/>
-              <w:bottom w:type="dxa" w:w="60"/>
-              <w:right w:type="dxa" w:w="90"/>
-            </w:tcMar>
-          </w:tcPr>
-          <w:p>
-            <w:r>
-              <w:rPr>
-                <w:rFonts w:ascii="Malgun Gothic" w:cs="Malgun Gothic" w:eastAsia="Malgun Gothic" w:hAnsi="Malgun Gothic"/>
-                <w:sz w:val="20"/>
-                <w:szCs w:val="20"/>
-              </w:rPr>
-              <w:t xml:space="preserve">Ⅲ-4.4</w:t>
-            </w:r>
-          </w:p>
-        </w:tc>
-        <w:tc>
-          <w:tcPr>
-            <w:tcW w:type="dxa" w:w="3510"/>
-            <w:tcBorders>
-              <w:top w:val="single" w:color="000000" w:sz="6"/>
-              <w:left w:val="single" w:color="000000" w:sz="6"/>
-              <w:bottom w:val="single" w:color="000000" w:sz="6"/>
-              <w:right w:val="single" w:color="000000" w:sz="6"/>
-            </w:tcBorders>
-            <w:tcMar>
-              <w:top w:type="dxa" w:w="60"/>
-              <w:left w:type="dxa" w:w="90"/>
-              <w:bottom w:type="dxa" w:w="60"/>
-              <w:right w:type="dxa" w:w="90"/>
-            </w:tcMar>
-          </w:tcPr>
-          <w:p>
-            <w:r>
-              <w:rPr>
-                <w:rFonts w:ascii="Malgun Gothic" w:cs="Malgun Gothic" w:eastAsia="Malgun Gothic" w:hAnsi="Malgun Gothic"/>
-                <w:sz w:val="20"/>
-                <w:szCs w:val="20"/>
-              </w:rPr>
-              <w:t xml:space="preserve">____</w:t>
-            </w:r>
-          </w:p>
-        </w:tc>
-      </w:tr>
-      <w:tr>
-        <w:tc>
-          <w:tcPr>
-            <w:tcW w:type="dxa" w:w="4680"/>
-            <w:tcBorders>
-              <w:top w:val="single" w:color="000000" w:sz="6"/>
-              <w:left w:val="single" w:color="000000" w:sz="6"/>
-              <w:bottom w:val="single" w:color="000000" w:sz="6"/>
-              <w:right w:val="single" w:color="000000" w:sz="6"/>
-            </w:tcBorders>
-            <w:tcMar>
-              <w:top w:type="dxa" w:w="60"/>
-              <w:left w:type="dxa" w:w="90"/>
-              <w:bottom w:type="dxa" w:w="60"/>
-              <w:right w:type="dxa" w:w="90"/>
-            </w:tcMar>
-          </w:tcPr>
-          <w:p>
-            <w:r>
-              <w:rPr>
-                <w:rFonts w:ascii="Malgun Gothic" w:cs="Malgun Gothic" w:eastAsia="Malgun Gothic" w:hAnsi="Malgun Gothic"/>
-                <w:sz w:val="20"/>
-                <w:szCs w:val="20"/>
-              </w:rPr>
-              <w:t xml:space="preserve">혼동행렬: 야외 부표 영상 (2/5/8 m, 순광·역광) 색별 정탐/오탐 — 임계값은 이 수치로 정한다</w:t>
-            </w:r>
-          </w:p>
-        </w:tc>
-        <w:tc>
-          <w:tcPr>
-            <w:tcW w:type="dxa" w:w="1170"/>
-            <w:tcBorders>
-              <w:top w:val="single" w:color="000000" w:sz="6"/>
-              <w:left w:val="single" w:color="000000" w:sz="6"/>
-              <w:bottom w:val="single" w:color="000000" w:sz="6"/>
-              <w:right w:val="single" w:color="000000" w:sz="6"/>
-            </w:tcBorders>
-            <w:tcMar>
-              <w:top w:type="dxa" w:w="60"/>
-              <w:left w:type="dxa" w:w="90"/>
-              <w:bottom w:type="dxa" w:w="60"/>
-              <w:right w:type="dxa" w:w="90"/>
-            </w:tcMar>
-          </w:tcPr>
-          <w:p>
-            <w:r>
-              <w:rPr>
-                <w:rFonts w:ascii="Malgun Gothic" w:cs="Malgun Gothic" w:eastAsia="Malgun Gothic" w:hAnsi="Malgun Gothic"/>
-                <w:sz w:val="20"/>
-                <w:szCs w:val="20"/>
-              </w:rPr>
-              <w:t xml:space="preserve">Ⅲ-2.4</w:t>
-            </w:r>
-          </w:p>
-        </w:tc>
-        <w:tc>
-          <w:tcPr>
-            <w:tcW w:type="dxa" w:w="3510"/>
-            <w:tcBorders>
-              <w:top w:val="single" w:color="000000" w:sz="6"/>
-              <w:left w:val="single" w:color="000000" w:sz="6"/>
-              <w:bottom w:val="single" w:color="000000" w:sz="6"/>
-              <w:right w:val="single" w:color="000000" w:sz="6"/>
-            </w:tcBorders>
-            <w:tcMar>
-              <w:top w:type="dxa" w:w="60"/>
-              <w:left w:type="dxa" w:w="90"/>
-              <w:bottom w:type="dxa" w:w="60"/>
-              <w:right w:type="dxa" w:w="90"/>
-            </w:tcMar>
-          </w:tcPr>
-          <w:p>
-            <w:r>
-              <w:rPr>
-                <w:rFonts w:ascii="Malgun Gothic" w:cs="Malgun Gothic" w:eastAsia="Malgun Gothic" w:hAnsi="Malgun Gothic"/>
-                <w:sz w:val="20"/>
-                <w:szCs w:val="20"/>
-              </w:rPr>
-              <w:t xml:space="preserve">____ 프레임 / ____</w:t>
-            </w:r>
-          </w:p>
-        </w:tc>
-      </w:tr>
-      <w:tr>
-        <w:tc>
-          <w:tcPr>
-            <w:tcW w:type="dxa" w:w="4680"/>
-            <w:tcBorders>
-              <w:top w:val="single" w:color="000000" w:sz="6"/>
-              <w:left w:val="single" w:color="000000" w:sz="6"/>
-              <w:bottom w:val="single" w:color="000000" w:sz="6"/>
-              <w:right w:val="single" w:color="000000" w:sz="6"/>
-            </w:tcBorders>
-            <w:tcMar>
-              <w:top w:type="dxa" w:w="60"/>
-              <w:left w:type="dxa" w:w="90"/>
-              <w:bottom w:type="dxa" w:w="60"/>
-              <w:right w:type="dxa" w:w="90"/>
-            </w:tcMar>
-          </w:tcPr>
-          <w:p>
-            <w:r>
-              <w:rPr>
-                <w:rFonts w:ascii="Malgun Gothic" w:cs="Malgun Gothic" w:eastAsia="Malgun Gothic" w:hAnsi="Malgun Gothic"/>
-                <w:sz w:val="20"/>
-                <w:szCs w:val="20"/>
-              </w:rPr>
-              <w:t xml:space="preserve">야외 HSV 확정값, OAK 실측 </w:t>
-            </w:r>
-            <w:r>
-              <w:rPr>
-                <w:rFonts w:ascii="Consolas" w:cs="Consolas" w:eastAsia="Consolas" w:hAnsi="Consolas"/>
-                <w:sz w:val="18"/>
-                <w:szCs w:val="18"/>
-              </w:rPr>
-              <w:t xml:space="preserve">hfov_deg</w:t>
-            </w:r>
-          </w:p>
-        </w:tc>
-        <w:tc>
-          <w:tcPr>
-            <w:tcW w:type="dxa" w:w="1170"/>
-            <w:tcBorders>
-              <w:top w:val="single" w:color="000000" w:sz="6"/>
-              <w:left w:val="single" w:color="000000" w:sz="6"/>
-              <w:bottom w:val="single" w:color="000000" w:sz="6"/>
-              <w:right w:val="single" w:color="000000" w:sz="6"/>
-            </w:tcBorders>
-            <w:tcMar>
-              <w:top w:type="dxa" w:w="60"/>
-              <w:left w:type="dxa" w:w="90"/>
-              <w:bottom w:type="dxa" w:w="60"/>
-              <w:right w:type="dxa" w:w="90"/>
-            </w:tcMar>
-          </w:tcPr>
-          <w:p>
-            <w:r>
-              <w:rPr>
-                <w:rFonts w:ascii="Malgun Gothic" w:cs="Malgun Gothic" w:eastAsia="Malgun Gothic" w:hAnsi="Malgun Gothic"/>
-                <w:sz w:val="20"/>
-                <w:szCs w:val="20"/>
-              </w:rPr>
-              <w:t xml:space="preserve">Ⅲ-2.4</w:t>
-            </w:r>
-          </w:p>
-        </w:tc>
-        <w:tc>
-          <w:tcPr>
-            <w:tcW w:type="dxa" w:w="3510"/>
-            <w:tcBorders>
-              <w:top w:val="single" w:color="000000" w:sz="6"/>
-              <w:left w:val="single" w:color="000000" w:sz="6"/>
-              <w:bottom w:val="single" w:color="000000" w:sz="6"/>
-              <w:right w:val="single" w:color="000000" w:sz="6"/>
-            </w:tcBorders>
-            <w:tcMar>
-              <w:top w:type="dxa" w:w="60"/>
-              <w:left w:type="dxa" w:w="90"/>
-              <w:bottom w:type="dxa" w:w="60"/>
-              <w:right w:type="dxa" w:w="90"/>
-            </w:tcMar>
-          </w:tcPr>
-          <w:p>
-            <w:r>
-              <w:rPr>
-                <w:rFonts w:ascii="Malgun Gothic" w:cs="Malgun Gothic" w:eastAsia="Malgun Gothic" w:hAnsi="Malgun Gothic"/>
-                <w:sz w:val="20"/>
-                <w:szCs w:val="20"/>
-              </w:rPr>
-              <w:t xml:space="preserve">____</w:t>
-            </w:r>
-          </w:p>
-        </w:tc>
-      </w:tr>
-      <w:tr>
-        <w:tc>
-          <w:tcPr>
-            <w:tcW w:type="dxa" w:w="4680"/>
-            <w:tcBorders>
-              <w:top w:val="single" w:color="000000" w:sz="6"/>
-              <w:left w:val="single" w:color="000000" w:sz="6"/>
-              <w:bottom w:val="single" w:color="000000" w:sz="6"/>
-              <w:right w:val="single" w:color="000000" w:sz="6"/>
-            </w:tcBorders>
-            <w:tcMar>
-              <w:top w:type="dxa" w:w="60"/>
-              <w:left w:type="dxa" w:w="90"/>
-              <w:bottom w:type="dxa" w:w="60"/>
-              <w:right w:type="dxa" w:w="90"/>
-            </w:tcMar>
-          </w:tcPr>
-          <w:p>
-            <w:r>
-              <w:rPr>
-                <w:rFonts w:ascii="Malgun Gothic" w:cs="Malgun Gothic" w:eastAsia="Malgun Gothic" w:hAnsi="Malgun Gothic"/>
-                <w:sz w:val="20"/>
-                <w:szCs w:val="20"/>
-              </w:rPr>
-              <w:t xml:space="preserve">도크 표식 형상×색 혼동행렬 (</w:t>
-            </w:r>
-            <w:r>
-              <w:rPr>
-                <w:rFonts w:ascii="Consolas" w:cs="Consolas" w:eastAsia="Consolas" w:hAnsi="Consolas"/>
-                <w:sz w:val="18"/>
-                <w:szCs w:val="18"/>
-              </w:rPr>
-              <w:t xml:space="preserve">dock_eval.py --bag</w:t>
-            </w:r>
-            <w:r>
-              <w:rPr>
-                <w:rFonts w:ascii="Malgun Gothic" w:cs="Malgun Gothic" w:eastAsia="Malgun Gothic" w:hAnsi="Malgun Gothic"/>
-                <w:sz w:val="20"/>
-                <w:szCs w:val="20"/>
-              </w:rPr>
-              <w:t xml:space="preserve">)</w:t>
-            </w:r>
-          </w:p>
-        </w:tc>
-        <w:tc>
-          <w:tcPr>
-            <w:tcW w:type="dxa" w:w="1170"/>
-            <w:tcBorders>
-              <w:top w:val="single" w:color="000000" w:sz="6"/>
-              <w:left w:val="single" w:color="000000" w:sz="6"/>
-              <w:bottom w:val="single" w:color="000000" w:sz="6"/>
-              <w:right w:val="single" w:color="000000" w:sz="6"/>
-            </w:tcBorders>
-            <w:tcMar>
-              <w:top w:type="dxa" w:w="60"/>
-              <w:left w:type="dxa" w:w="90"/>
-              <w:bottom w:type="dxa" w:w="60"/>
-              <w:right w:type="dxa" w:w="90"/>
-            </w:tcMar>
-          </w:tcPr>
-          <w:p>
-            <w:r>
-              <w:rPr>
-                <w:rFonts w:ascii="Malgun Gothic" w:cs="Malgun Gothic" w:eastAsia="Malgun Gothic" w:hAnsi="Malgun Gothic"/>
-                <w:sz w:val="20"/>
-                <w:szCs w:val="20"/>
-              </w:rPr>
-              <w:t xml:space="preserve">Ⅲ-4.5</w:t>
-            </w:r>
-          </w:p>
-        </w:tc>
-        <w:tc>
-          <w:tcPr>
-            <w:tcW w:type="dxa" w:w="3510"/>
-            <w:tcBorders>
-              <w:top w:val="single" w:color="000000" w:sz="6"/>
-              <w:left w:val="single" w:color="000000" w:sz="6"/>
-              <w:bottom w:val="single" w:color="000000" w:sz="6"/>
-              <w:right w:val="single" w:color="000000" w:sz="6"/>
-            </w:tcBorders>
-            <w:tcMar>
-              <w:top w:type="dxa" w:w="60"/>
-              <w:left w:type="dxa" w:w="90"/>
-              <w:bottom w:type="dxa" w:w="60"/>
-              <w:right w:type="dxa" w:w="90"/>
-            </w:tcMar>
-          </w:tcPr>
-          <w:p>
-            <w:r>
-              <w:rPr>
-                <w:rFonts w:ascii="Malgun Gothic" w:cs="Malgun Gothic" w:eastAsia="Malgun Gothic" w:hAnsi="Malgun Gothic"/>
-                <w:sz w:val="20"/>
-                <w:szCs w:val="20"/>
-              </w:rPr>
-              <w:t xml:space="preserve">____</w:t>
-            </w:r>
-          </w:p>
-        </w:tc>
-      </w:tr>
-      <w:tr>
-        <w:tc>
-          <w:tcPr>
-            <w:tcW w:type="dxa" w:w="4680"/>
-            <w:tcBorders>
-              <w:top w:val="single" w:color="000000" w:sz="6"/>
-              <w:left w:val="single" w:color="000000" w:sz="6"/>
-              <w:bottom w:val="single" w:color="000000" w:sz="6"/>
-              <w:right w:val="single" w:color="000000" w:sz="6"/>
-            </w:tcBorders>
-            <w:tcMar>
-              <w:top w:type="dxa" w:w="60"/>
-              <w:left w:type="dxa" w:w="90"/>
-              <w:bottom w:type="dxa" w:w="60"/>
-              <w:right w:type="dxa" w:w="90"/>
-            </w:tcMar>
-          </w:tcPr>
-          <w:p>
-            <w:r>
-              <w:rPr>
-                <w:rFonts w:ascii="Malgun Gothic" w:cs="Malgun Gothic" w:eastAsia="Malgun Gothic" w:hAnsi="Malgun Gothic"/>
-                <w:sz w:val="20"/>
-                <w:szCs w:val="20"/>
-              </w:rPr>
-              <w:t xml:space="preserve">steer_invert 확정 (물 위 첫 시험)</w:t>
-            </w:r>
-          </w:p>
-        </w:tc>
-        <w:tc>
-          <w:tcPr>
-            <w:tcW w:type="dxa" w:w="1170"/>
-            <w:tcBorders>
-              <w:top w:val="single" w:color="000000" w:sz="6"/>
-              <w:left w:val="single" w:color="000000" w:sz="6"/>
-              <w:bottom w:val="single" w:color="000000" w:sz="6"/>
-              <w:right w:val="single" w:color="000000" w:sz="6"/>
-            </w:tcBorders>
-            <w:tcMar>
-              <w:top w:type="dxa" w:w="60"/>
-              <w:left w:type="dxa" w:w="90"/>
-              <w:bottom w:type="dxa" w:w="60"/>
-              <w:right w:type="dxa" w:w="90"/>
-            </w:tcMar>
-          </w:tcPr>
-          <w:p>
-            <w:r>
-              <w:rPr>
-                <w:rFonts w:ascii="Malgun Gothic" w:cs="Malgun Gothic" w:eastAsia="Malgun Gothic" w:hAnsi="Malgun Gothic"/>
-                <w:sz w:val="20"/>
-                <w:szCs w:val="20"/>
-              </w:rPr>
-              <w:t xml:space="preserve">Ⅲ-4.6</w:t>
-            </w:r>
-          </w:p>
-        </w:tc>
-        <w:tc>
-          <w:tcPr>
-            <w:tcW w:type="dxa" w:w="3510"/>
-            <w:tcBorders>
-              <w:top w:val="single" w:color="000000" w:sz="6"/>
-              <w:left w:val="single" w:color="000000" w:sz="6"/>
-              <w:bottom w:val="single" w:color="000000" w:sz="6"/>
-              <w:right w:val="single" w:color="000000" w:sz="6"/>
-            </w:tcBorders>
-            <w:tcMar>
-              <w:top w:type="dxa" w:w="60"/>
-              <w:left w:type="dxa" w:w="90"/>
-              <w:bottom w:type="dxa" w:w="60"/>
-              <w:right w:type="dxa" w:w="90"/>
-            </w:tcMar>
-          </w:tcPr>
-          <w:p>
-            <w:r>
-              <w:rPr>
-                <w:rFonts w:ascii="Malgun Gothic" w:cs="Malgun Gothic" w:eastAsia="Malgun Gothic" w:hAnsi="Malgun Gothic"/>
-                <w:sz w:val="20"/>
-                <w:szCs w:val="20"/>
-              </w:rPr>
-              <w:t xml:space="preserve">____</w:t>
-            </w:r>
-          </w:p>
-        </w:tc>
-      </w:tr>
-      <w:tr>
-        <w:tc>
-          <w:tcPr>
-            <w:tcW w:type="dxa" w:w="4680"/>
-            <w:tcBorders>
-              <w:top w:val="single" w:color="000000" w:sz="6"/>
-              <w:left w:val="single" w:color="000000" w:sz="6"/>
-              <w:bottom w:val="single" w:color="000000" w:sz="6"/>
-              <w:right w:val="single" w:color="000000" w:sz="6"/>
-            </w:tcBorders>
-            <w:tcMar>
-              <w:top w:type="dxa" w:w="60"/>
-              <w:left w:type="dxa" w:w="90"/>
-              <w:bottom w:type="dxa" w:w="60"/>
-              <w:right w:type="dxa" w:w="90"/>
-            </w:tcMar>
-          </w:tcPr>
-          <w:p>
-            <w:r>
-              <w:rPr>
-                <w:rFonts w:ascii="Malgun Gothic" w:cs="Malgun Gothic" w:eastAsia="Malgun Gothic" w:hAnsi="Malgun Gothic"/>
-                <w:sz w:val="20"/>
-                <w:szCs w:val="20"/>
-              </w:rPr>
-              <w:t xml:space="preserve">물 위 페일세이프 전이·오탐</w:t>
-            </w:r>
-          </w:p>
-        </w:tc>
-        <w:tc>
-          <w:tcPr>
-            <w:tcW w:type="dxa" w:w="1170"/>
-            <w:tcBorders>
-              <w:top w:val="single" w:color="000000" w:sz="6"/>
-              <w:left w:val="single" w:color="000000" w:sz="6"/>
-              <w:bottom w:val="single" w:color="000000" w:sz="6"/>
-              <w:right w:val="single" w:color="000000" w:sz="6"/>
-            </w:tcBorders>
-            <w:tcMar>
-              <w:top w:type="dxa" w:w="60"/>
-              <w:left w:type="dxa" w:w="90"/>
-              <w:bottom w:type="dxa" w:w="60"/>
-              <w:right w:type="dxa" w:w="90"/>
-            </w:tcMar>
-          </w:tcPr>
-          <w:p>
-            <w:r>
-              <w:rPr>
-                <w:rFonts w:ascii="Malgun Gothic" w:cs="Malgun Gothic" w:eastAsia="Malgun Gothic" w:hAnsi="Malgun Gothic"/>
-                <w:sz w:val="20"/>
-                <w:szCs w:val="20"/>
-              </w:rPr>
-              <w:t xml:space="preserve">Ⅲ-5</w:t>
-            </w:r>
-          </w:p>
-        </w:tc>
-        <w:tc>
-          <w:tcPr>
-            <w:tcW w:type="dxa" w:w="3510"/>
-            <w:tcBorders>
-              <w:top w:val="single" w:color="000000" w:sz="6"/>
-              <w:left w:val="single" w:color="000000" w:sz="6"/>
-              <w:bottom w:val="single" w:color="000000" w:sz="6"/>
-              <w:right w:val="single" w:color="000000" w:sz="6"/>
-            </w:tcBorders>
-            <w:tcMar>
-              <w:top w:type="dxa" w:w="60"/>
-              <w:left w:type="dxa" w:w="90"/>
-              <w:bottom w:type="dxa" w:w="60"/>
-              <w:right w:type="dxa" w:w="90"/>
-            </w:tcMar>
-          </w:tcPr>
-          <w:p>
-            <w:r>
-              <w:rPr>
-                <w:rFonts w:ascii="Malgun Gothic" w:cs="Malgun Gothic" w:eastAsia="Malgun Gothic" w:hAnsi="Malgun Gothic"/>
-                <w:sz w:val="20"/>
-                <w:szCs w:val="20"/>
-              </w:rPr>
-              <w:t xml:space="preserve">____</w:t>
-            </w:r>
-          </w:p>
-        </w:tc>
-      </w:tr>
-    </w:tbl>
-    <w:p>
-      <w:pPr>
-        <w:spacing w:after="60"/>
-      </w:pPr>
-      <w:r>
-        <w:rPr>
-          <w:rFonts w:ascii="Malgun Gothic" w:cs="Malgun Gothic" w:eastAsia="Malgun Gothic" w:hAnsi="Malgun Gothic"/>
-          <w:sz w:val="20"/>
-          <w:szCs w:val="20"/>
-        </w:rPr>
-        <w:t xml:space="preserve"/>
-      </w:r>
-    </w:p>
-    <w:p>
-      <w:pPr>
-        <w:spacing w:after="100" w:line="300"/>
-      </w:pPr>
-      <w:r>
-        <w:rPr>
-          <w:rFonts w:ascii="Malgun Gothic" w:cs="Malgun Gothic" w:eastAsia="Malgun Gothic" w:hAnsi="Malgun Gothic"/>
-          <w:sz w:val="20"/>
-          <w:szCs w:val="20"/>
-        </w:rPr>
-        <w:t xml:space="preserve">▶ 작년 전수분석 결론: 격차는 설계가 아니라 (1) 실해역 파라미터 튜닝 (2) 유실·재인식 엣지케이스 검증 횟수 (3) 노트북 전원·발열 (4) A/B 분산. 이 표가 그 증거가 된다.</w:t>
       </w:r>
     </w:p>
     <w:p>

--- a/docs/전달용/보고서_분담/검토용_소프트웨어_SSF_B.docx
+++ b/docs/전달용/보고서_분담/검토용_소프트웨어_SSF_B.docx
@@ -1543,7 +1543,7 @@
           <wp:inline distT="0" distB="0" distL="0" distR="0">
             <wp:extent cx="5334000" cy="3590925"/>
             <wp:effectExtent t="0" r="0" b="0" l="0"/>
-            <wp:docPr id="10" name=""/>
+            <wp:docPr id="16" name=""/>
             <wp:cNvGraphicFramePr>
               <a:graphicFrameLocks xmlns:a="http://schemas.openxmlformats.org/drawingml/2006/main" noChangeAspect="1"/>
             </wp:cNvGraphicFramePr>
@@ -2092,7 +2092,7 @@
                 <w:sz w:val="20"/>
                 <w:szCs w:val="20"/>
               </w:rPr>
-              <w:t xml:space="preserve">Luxonis OAK-1 PoE FF (고정초점, HFOV 69° 스펙)</w:t>
+              <w:t xml:space="preserve">Luxonis OAK-1 PoE FF (고정초점, HFOV 69° 스펙 · 640×360 실측 63.9°)</w:t>
             </w:r>
           </w:p>
         </w:tc>
@@ -2161,7 +2161,7 @@
                 <w:sz w:val="20"/>
                 <w:szCs w:val="20"/>
               </w:rPr>
-              <w:t xml:space="preserve">(camera_info 실측)만 바꾼다 </w:t>
+              <w:t xml:space="preserve">(camera_info 실측)만 바꾼다. 10-31 1번배에서 연결·화각·각도를 실측했다(Ⅲ-6.2) </w:t>
             </w:r>
             <w:r>
               <w:rPr>
@@ -2171,6 +2171,23 @@
                 <w:szCs w:val="16"/>
               </w:rPr>
               <w:t xml:space="preserve">[근거: docs/전달용/구매_목록.md:47]</w:t>
+            </w:r>
+            <w:r>
+              <w:rPr>
+                <w:rFonts w:ascii="Malgun Gothic" w:cs="Malgun Gothic" w:eastAsia="Malgun Gothic" w:hAnsi="Malgun Gothic"/>
+                <w:sz w:val="20"/>
+                <w:szCs w:val="20"/>
+              </w:rPr>
+              <w:t xml:space="preserve"> </w:t>
+            </w:r>
+            <w:r>
+              <w:rPr>
+                <w:rFonts w:ascii="Malgun Gothic" w:cs="Malgun Gothic" w:eastAsia="Malgun Gothic" w:hAnsi="Malgun Gothic"/>
+                <w:color w:val="7F7F7F"/>
+                <w:sz w:val="16"/>
+                <w:szCs w:val="16"/>
+              </w:rPr>
+              <w:t xml:space="preserve">[근거: docs/절차/oak_arrival_runbook.md:118]</w:t>
             </w:r>
             <w:r>
               <w:rPr>
@@ -3505,7 +3522,7 @@
           <w:sz w:val="20"/>
           <w:szCs w:val="20"/>
         </w:rPr>
-        <w:t xml:space="preserve">배별 장착값과 정북 정렬.</w:t>
+        <w:t xml:space="preserve">배별 장착값.</w:t>
       </w:r>
       <w:r>
         <w:rPr>
@@ -3654,87 +3671,6 @@
           <w:szCs w:val="16"/>
         </w:rPr>
         <w:t xml:space="preserve">[근거: src/ssf_heading/test/test_boat_config.py:7-14]</w:t>
-      </w:r>
-      <w:r>
-        <w:rPr>
-          <w:rFonts w:ascii="Malgun Gothic" w:cs="Malgun Gothic" w:eastAsia="Malgun Gothic" w:hAnsi="Malgun Gothic"/>
-          <w:sz w:val="20"/>
-          <w:szCs w:val="20"/>
-        </w:rPr>
-        <w:t xml:space="preserve">. 정렬은 배를 나침반으로 정북에 맞추고 </w:t>
-      </w:r>
-      <w:r>
-        <w:rPr>
-          <w:rFonts w:ascii="Consolas" w:cs="Consolas" w:eastAsia="Consolas" w:hAnsi="Consolas"/>
-          <w:sz w:val="18"/>
-          <w:szCs w:val="18"/>
-        </w:rPr>
-        <w:t xml:space="preserve">/imu/yaw</w:t>
-      </w:r>
-      <w:r>
-        <w:rPr>
-          <w:rFonts w:ascii="Malgun Gothic" w:cs="Malgun Gothic" w:eastAsia="Malgun Gothic" w:hAnsi="Malgun Gothic"/>
-          <w:sz w:val="20"/>
-          <w:szCs w:val="20"/>
-        </w:rPr>
-        <w:t xml:space="preserve"> 가 목표값을 읽을 때까지 </w:t>
-      </w:r>
-      <w:r>
-        <w:rPr>
-          <w:rFonts w:ascii="Consolas" w:cs="Consolas" w:eastAsia="Consolas" w:hAnsi="Consolas"/>
-          <w:sz w:val="18"/>
-          <w:szCs w:val="18"/>
-        </w:rPr>
-        <w:t xml:space="preserve">mount_offset_deg</w:t>
-      </w:r>
-      <w:r>
-        <w:rPr>
-          <w:rFonts w:ascii="Malgun Gothic" w:cs="Malgun Gothic" w:eastAsia="Malgun Gothic" w:hAnsi="Malgun Gothic"/>
-          <w:sz w:val="20"/>
-          <w:szCs w:val="20"/>
-        </w:rPr>
-        <w:t xml:space="preserve"> 를 조정한다. 자기 나침반은 자북을 가리키고 </w:t>
-      </w:r>
-      <w:r>
-        <w:rPr>
-          <w:rFonts w:ascii="Consolas" w:cs="Consolas" w:eastAsia="Consolas" w:hAnsi="Consolas"/>
-          <w:sz w:val="18"/>
-          <w:szCs w:val="18"/>
-        </w:rPr>
-        <w:t xml:space="preserve">imu_relative</w:t>
-      </w:r>
-      <w:r>
-        <w:rPr>
-          <w:rFonts w:ascii="Malgun Gothic" w:cs="Malgun Gothic" w:eastAsia="Malgun Gothic" w:hAnsi="Malgun Gothic"/>
-          <w:sz w:val="20"/>
-          <w:szCs w:val="20"/>
-        </w:rPr>
-        <w:t xml:space="preserve"> 는 편각을 쓰지 않으므로 목표값은 0 이 아니라 진북 기준 뱃머리 360 + 편각(한국 약 352)이다. 이어 시계방향 90° 회전에서 값이 증가하는지로 </w:t>
-      </w:r>
-      <w:r>
-        <w:rPr>
-          <w:rFonts w:ascii="Consolas" w:cs="Consolas" w:eastAsia="Consolas" w:hAnsi="Consolas"/>
-          <w:sz w:val="18"/>
-          <w:szCs w:val="18"/>
-        </w:rPr>
-        <w:t xml:space="preserve">invert_yaw</w:t>
-      </w:r>
-      <w:r>
-        <w:rPr>
-          <w:rFonts w:ascii="Malgun Gothic" w:cs="Malgun Gothic" w:eastAsia="Malgun Gothic" w:hAnsi="Malgun Gothic"/>
-          <w:sz w:val="20"/>
-          <w:szCs w:val="20"/>
-        </w:rPr>
-        <w:t xml:space="preserve"> 를 정한다 </w:t>
-      </w:r>
-      <w:r>
-        <w:rPr>
-          <w:rFonts w:ascii="Malgun Gothic" w:cs="Malgun Gothic" w:eastAsia="Malgun Gothic" w:hAnsi="Malgun Gothic"/>
-          <w:color w:val="7F7F7F"/>
-          <w:sz w:val="16"/>
-          <w:szCs w:val="16"/>
-        </w:rPr>
-        <w:t xml:space="preserve">[근거: src/ssf_heading/config/ssf_heading_A.yaml:16-25]</w:t>
       </w:r>
       <w:r>
         <w:rPr>
@@ -4185,7 +4121,23 @@
                 <w:sz w:val="20"/>
                 <w:szCs w:val="20"/>
               </w:rPr>
-              <w:t xml:space="preserve">배 조립 후 정북 정렬 절차로 정한다 </w:t>
+              <w:t xml:space="preserve">배별 파일 </w:t>
+            </w:r>
+            <w:r>
+              <w:rPr>
+                <w:rFonts w:ascii="Consolas" w:cs="Consolas" w:eastAsia="Consolas" w:hAnsi="Consolas"/>
+                <w:sz w:val="18"/>
+                <w:szCs w:val="18"/>
+              </w:rPr>
+              <w:t xml:space="preserve">ssf_heading_B.yaml</w:t>
+            </w:r>
+            <w:r>
+              <w:rPr>
+                <w:rFonts w:ascii="Malgun Gothic" w:cs="Malgun Gothic" w:eastAsia="Malgun Gothic" w:hAnsi="Malgun Gothic"/>
+                <w:sz w:val="20"/>
+                <w:szCs w:val="20"/>
+              </w:rPr>
+              <w:t xml:space="preserve"> 에만 둔다 </w:t>
             </w:r>
             <w:r>
               <w:rPr>
@@ -7023,31 +6975,6 @@
       </w:pPr>
       <w:r>
         <w:rPr>
-          <w:rFonts w:ascii="Malgun Gothic" w:cs="Malgun Gothic" w:eastAsia="Malgun Gothic" w:hAnsi="Malgun Gothic"/>
-          <w:sz w:val="20"/>
-          <w:szCs w:val="20"/>
-        </w:rPr>
-        <w:t xml:space="preserve">LOS 이득은 초기값이며 물 위에서 튜닝한다 </w:t>
-      </w:r>
-      <w:r>
-        <w:rPr>
-          <w:rFonts w:ascii="Malgun Gothic" w:cs="Malgun Gothic" w:eastAsia="Malgun Gothic" w:hAnsi="Malgun Gothic"/>
-          <w:color w:val="7F7F7F"/>
-          <w:sz w:val="16"/>
-          <w:szCs w:val="16"/>
-        </w:rPr>
-        <w:t xml:space="preserve">[근거: src/north_goal_angle/config/north_goal_angle.yaml:9-10]</w:t>
-      </w:r>
-      <w:r>
-        <w:rPr>
-          <w:rFonts w:ascii="Malgun Gothic" w:cs="Malgun Gothic" w:eastAsia="Malgun Gothic" w:hAnsi="Malgun Gothic"/>
-          <w:sz w:val="20"/>
-          <w:szCs w:val="20"/>
-        </w:rPr>
-        <w:t xml:space="preserve">. </w:t>
-      </w:r>
-      <w:r>
-        <w:rPr>
           <w:rFonts w:ascii="Consolas" w:cs="Consolas" w:eastAsia="Consolas" w:hAnsi="Consolas"/>
           <w:sz w:val="18"/>
           <w:szCs w:val="18"/>
@@ -10345,7 +10272,7 @@
                 <w:sz w:val="20"/>
                 <w:szCs w:val="20"/>
               </w:rPr>
-              <w:t xml:space="preserve">red [0-5]+[165-180], green H 60-85, white V≥220·S≤40 (실외에서 재조정) </w:t>
+              <w:t xml:space="preserve">red [0-5]+[165-180], green H 60-85, white V≥220·S≤40 </w:t>
             </w:r>
             <w:r>
               <w:rPr>
@@ -10446,7 +10373,7 @@
                 <w:sz w:val="20"/>
                 <w:szCs w:val="20"/>
               </w:rPr>
-              <w:t xml:space="preserve">min_area_px 40 (gate·turn) / 80 (dock), min_solidity 0.7, y_zone 검출기별 gate 0.15–0.55 / turn 0.10–0.55 / dock 0.15–0.55 (실측으로 조정) </w:t>
+              <w:t xml:space="preserve">min_area_px 40 (gate·turn) / 80 (dock), min_solidity 0.7, y_zone 검출기별 gate 0.15–0.55 / turn 0.10–0.55 / dock 0.15–0.55 </w:t>
             </w:r>
             <w:r>
               <w:rPr>
@@ -10766,7 +10693,16 @@
                 <w:sz w:val="20"/>
                 <w:szCs w:val="20"/>
               </w:rPr>
-              <w:t xml:space="preserve">hfov_deg 80.32 (D455 camera_info 실측) → OAK 스펙 69°, camera_info fx 로 교체한다</w:t>
+              <w:t xml:space="preserve">hfov_deg 80.32 (D455 camera_info 실측) → OAK 는 640×360 실측 63.9°(camera_info 63.87° 와 일치)로 교체한다 </w:t>
+            </w:r>
+            <w:r>
+              <w:rPr>
+                <w:rFonts w:ascii="Malgun Gothic" w:cs="Malgun Gothic" w:eastAsia="Malgun Gothic" w:hAnsi="Malgun Gothic"/>
+                <w:color w:val="7F7F7F"/>
+                <w:sz w:val="16"/>
+                <w:szCs w:val="16"/>
+              </w:rPr>
+              <w:t xml:space="preserve">[근거: docs/절차/oak_arrival_runbook.md:117-119]</w:t>
             </w:r>
           </w:p>
         </w:tc>
@@ -11221,6 +11157,379 @@
           <w:szCs w:val="20"/>
         </w:rPr>
         <w:t xml:space="preserve">.</w:t>
+      </w:r>
+    </w:p>
+    <w:p>
+      <w:pPr>
+        <w:spacing w:after="60" w:line="290"/>
+        <w:ind w:left="360" w:hanging="240"/>
+      </w:pPr>
+      <w:r>
+        <w:rPr>
+          <w:rFonts w:ascii="Malgun Gothic" w:cs="Malgun Gothic" w:eastAsia="Malgun Gothic" w:hAnsi="Malgun Gothic"/>
+          <w:sz w:val="20"/>
+          <w:szCs w:val="20"/>
+        </w:rPr>
+        <w:t xml:space="preserve">•  </w:t>
+      </w:r>
+      <w:r>
+        <w:rPr>
+          <w:rFonts w:ascii="Malgun Gothic" w:cs="Malgun Gothic" w:eastAsia="Malgun Gothic" w:hAnsi="Malgun Gothic"/>
+          <w:b/>
+          <w:bCs/>
+          <w:sz w:val="20"/>
+          <w:szCs w:val="20"/>
+        </w:rPr>
+        <w:t xml:space="preserve">OAK 화각 실측(10-31, 1번배).</w:t>
+      </w:r>
+      <w:r>
+        <w:rPr>
+          <w:rFonts w:ascii="Malgun Gothic" w:cs="Malgun Gothic" w:eastAsia="Malgun Gothic" w:hAnsi="Malgun Gothic"/>
+          <w:sz w:val="20"/>
+          <w:szCs w:val="20"/>
+        </w:rPr>
+        <w:t xml:space="preserve"> 빨간 원 두 장(중심 간격 1.00 m)을 렌즈에서 2.40 m 떨어진 벽에 붙이고 60 프레임의 원 중심 간격 213.8 px(표준편차 0.27 px)으로 fx = 간격 × 거리 / 1.00 m 를 구해 </w:t>
+      </w:r>
+      <w:r>
+        <w:rPr>
+          <w:rFonts w:ascii="Malgun Gothic" w:cs="Malgun Gothic" w:eastAsia="Malgun Gothic" w:hAnsi="Malgun Gothic"/>
+          <w:b/>
+          <w:bCs/>
+          <w:sz w:val="20"/>
+          <w:szCs w:val="20"/>
+        </w:rPr>
+        <w:t xml:space="preserve">63.9°</w:t>
+      </w:r>
+      <w:r>
+        <w:rPr>
+          <w:rFonts w:ascii="Malgun Gothic" w:cs="Malgun Gothic" w:eastAsia="Malgun Gothic" w:hAnsi="Malgun Gothic"/>
+          <w:sz w:val="20"/>
+          <w:szCs w:val="20"/>
+        </w:rPr>
+        <w:t xml:space="preserve"> 를 얻었다. 카메라 공장 보정값(camera_info fx 513.5)에서 나온 63.87° 와 0.01° 차이다. 스펙 69° 는 4:3 센서 전체 값이고 1080P(16:9)는 가로도 일부 잘린다 </w:t>
+      </w:r>
+      <w:r>
+        <w:rPr>
+          <w:rFonts w:ascii="Malgun Gothic" w:cs="Malgun Gothic" w:eastAsia="Malgun Gothic" w:hAnsi="Malgun Gothic"/>
+          <w:color w:val="7F7F7F"/>
+          <w:sz w:val="16"/>
+          <w:szCs w:val="16"/>
+        </w:rPr>
+        <w:t xml:space="preserve">[근거: docs/절차/oak_arrival_runbook.md:110-121]</w:t>
+      </w:r>
+      <w:r>
+        <w:rPr>
+          <w:rFonts w:ascii="Malgun Gothic" w:cs="Malgun Gothic" w:eastAsia="Malgun Gothic" w:hAnsi="Malgun Gothic"/>
+          <w:sz w:val="20"/>
+          <w:szCs w:val="20"/>
+        </w:rPr>
+        <w:t xml:space="preserve">.</w:t>
+      </w:r>
+    </w:p>
+    <w:p>
+      <w:pPr>
+        <w:spacing w:after="60" w:line="290"/>
+        <w:ind w:left="360" w:hanging="240"/>
+      </w:pPr>
+      <w:r>
+        <w:rPr>
+          <w:rFonts w:ascii="Malgun Gothic" w:cs="Malgun Gothic" w:eastAsia="Malgun Gothic" w:hAnsi="Malgun Gothic"/>
+          <w:sz w:val="20"/>
+          <w:szCs w:val="20"/>
+        </w:rPr>
+        <w:t xml:space="preserve">•  </w:t>
+      </w:r>
+      <w:r>
+        <w:rPr>
+          <w:rFonts w:ascii="Malgun Gothic" w:cs="Malgun Gothic" w:eastAsia="Malgun Gothic" w:hAnsi="Malgun Gothic"/>
+          <w:b/>
+          <w:bCs/>
+          <w:sz w:val="20"/>
+          <w:szCs w:val="20"/>
+        </w:rPr>
+        <w:t xml:space="preserve">해상도 설정의 함정.</w:t>
+      </w:r>
+      <w:r>
+        <w:rPr>
+          <w:rFonts w:ascii="Malgun Gothic" w:cs="Malgun Gothic" w:eastAsia="Malgun Gothic" w:hAnsi="Malgun Gothic"/>
+          <w:sz w:val="20"/>
+          <w:szCs w:val="20"/>
+        </w:rPr>
+        <w:t xml:space="preserve"> 드라이버에 640×360 만 주면 1080P 를 2/3 로 줄인 1280×720 의 </w:t>
+      </w:r>
+      <w:r>
+        <w:rPr>
+          <w:rFonts w:ascii="Malgun Gothic" w:cs="Malgun Gothic" w:eastAsia="Malgun Gothic" w:hAnsi="Malgun Gothic"/>
+          <w:b/>
+          <w:bCs/>
+          <w:sz w:val="20"/>
+          <w:szCs w:val="20"/>
+        </w:rPr>
+        <w:t xml:space="preserve">가운데만 잘라</w:t>
+      </w:r>
+      <w:r>
+        <w:rPr>
+          <w:rFonts w:ascii="Malgun Gothic" w:cs="Malgun Gothic" w:eastAsia="Malgun Gothic" w:hAnsi="Malgun Gothic"/>
+          <w:sz w:val="20"/>
+          <w:szCs w:val="20"/>
+        </w:rPr>
+        <w:t xml:space="preserve"> 화각이 40.3° 가 된다(그림 Ⅲ-2 a). 그런데 camera_info 는 잘린 화면에서도 같은 fx 를 내므로 오류 없이 방위각이 틀린다. ISP 축소 비율 1/3 을 함께 줘 1080P 전체를 640×360 으로 줄인다(그림 Ⅲ-2 b) </w:t>
+      </w:r>
+      <w:r>
+        <w:rPr>
+          <w:rFonts w:ascii="Malgun Gothic" w:cs="Malgun Gothic" w:eastAsia="Malgun Gothic" w:hAnsi="Malgun Gothic"/>
+          <w:color w:val="7F7F7F"/>
+          <w:sz w:val="16"/>
+          <w:szCs w:val="16"/>
+        </w:rPr>
+        <w:t xml:space="preserve">[근거: docs/절차/oak_arrival_runbook.md:122]</w:t>
+      </w:r>
+      <w:r>
+        <w:rPr>
+          <w:rFonts w:ascii="Malgun Gothic" w:cs="Malgun Gothic" w:eastAsia="Malgun Gothic" w:hAnsi="Malgun Gothic"/>
+          <w:sz w:val="20"/>
+          <w:szCs w:val="20"/>
+        </w:rPr>
+        <w:t xml:space="preserve"> </w:t>
+      </w:r>
+      <w:r>
+        <w:rPr>
+          <w:rFonts w:ascii="Malgun Gothic" w:cs="Malgun Gothic" w:eastAsia="Malgun Gothic" w:hAnsi="Malgun Gothic"/>
+          <w:color w:val="7F7F7F"/>
+          <w:sz w:val="16"/>
+          <w:szCs w:val="16"/>
+        </w:rPr>
+        <w:t xml:space="preserve">[근거: tools/oak/oak_640x360_full.yaml]</w:t>
+      </w:r>
+      <w:r>
+        <w:rPr>
+          <w:rFonts w:ascii="Malgun Gothic" w:cs="Malgun Gothic" w:eastAsia="Malgun Gothic" w:hAnsi="Malgun Gothic"/>
+          <w:sz w:val="20"/>
+          <w:szCs w:val="20"/>
+        </w:rPr>
+        <w:t xml:space="preserve">.</w:t>
+      </w:r>
+    </w:p>
+    <w:p>
+      <w:pPr>
+        <w:spacing w:after="60" w:before="120"/>
+        <w:jc w:val="center"/>
+      </w:pPr>
+      <w:r>
+        <w:drawing>
+          <wp:inline distT="0" distB="0" distL="0" distR="0">
+            <wp:extent cx="5334000" cy="1752600"/>
+            <wp:effectExtent t="0" r="0" b="0" l="0"/>
+            <wp:docPr id="17" name=""/>
+            <wp:cNvGraphicFramePr>
+              <a:graphicFrameLocks xmlns:a="http://schemas.openxmlformats.org/drawingml/2006/main" noChangeAspect="1"/>
+            </wp:cNvGraphicFramePr>
+            <a:graphic xmlns:a="http://schemas.openxmlformats.org/drawingml/2006/main">
+              <a:graphicData uri="http://schemas.openxmlformats.org/drawingml/2006/picture">
+                <pic:pic xmlns:pic="http://schemas.openxmlformats.org/drawingml/2006/picture">
+                  <pic:nvPicPr>
+                    <pic:cNvPr id="0" name="" descr=""/>
+                    <pic:cNvPicPr>
+                      <a:picLocks noChangeAspect="1" noChangeArrowheads="1"/>
+                    </pic:cNvPicPr>
+                  </pic:nvPicPr>
+                  <pic:blipFill>
+                    <a:blip r:embed="rId8" cstate="none"/>
+                    <a:srcRect/>
+                    <a:stretch>
+                      <a:fillRect/>
+                    </a:stretch>
+                  </pic:blipFill>
+                  <pic:spPr bwMode="auto">
+                    <a:xfrm>
+                      <a:off x="0" y="0"/>
+                      <a:ext cx="5334000" cy="1752600"/>
+                    </a:xfrm>
+                    <a:prstGeom prst="rect">
+                      <a:avLst/>
+                    </a:prstGeom>
+                  </pic:spPr>
+                </pic:pic>
+              </a:graphicData>
+            </a:graphic>
+          </wp:inline>
+        </w:drawing>
+      </w:r>
+    </w:p>
+    <w:p>
+      <w:pPr>
+        <w:spacing w:after="160"/>
+        <w:jc w:val="center"/>
+      </w:pPr>
+      <w:r>
+        <w:rPr>
+          <w:rFonts w:ascii="Malgun Gothic" w:cs="Malgun Gothic" w:eastAsia="Malgun Gothic" w:hAnsi="Malgun Gothic"/>
+          <w:color w:val="555555"/>
+          <w:sz w:val="18"/>
+          <w:szCs w:val="18"/>
+        </w:rPr>
+        <w:t xml:space="preserve">그림 Ⅲ-2 OAK 화각 실측 — (a) 드라이버 기본 설정은 가운데만 잘려 40.3°, (b) ISP 1/3 전체 화면 63.9°</w:t>
+      </w:r>
+    </w:p>
+    <w:p>
+      <w:pPr>
+        <w:spacing w:after="60" w:line="290"/>
+        <w:ind w:left="360" w:hanging="240"/>
+      </w:pPr>
+      <w:r>
+        <w:rPr>
+          <w:rFonts w:ascii="Malgun Gothic" w:cs="Malgun Gothic" w:eastAsia="Malgun Gothic" w:hAnsi="Malgun Gothic"/>
+          <w:sz w:val="20"/>
+          <w:szCs w:val="20"/>
+        </w:rPr>
+        <w:t xml:space="preserve">•  </w:t>
+      </w:r>
+      <w:r>
+        <w:rPr>
+          <w:rFonts w:ascii="Malgun Gothic" w:cs="Malgun Gothic" w:eastAsia="Malgun Gothic" w:hAnsi="Malgun Gothic"/>
+          <w:b/>
+          <w:bCs/>
+          <w:sz w:val="20"/>
+          <w:szCs w:val="20"/>
+        </w:rPr>
+        <w:t xml:space="preserve">방위각 검증(10-31).</w:t>
+      </w:r>
+      <w:r>
+        <w:rPr>
+          <w:rFonts w:ascii="Malgun Gothic" w:cs="Malgun Gothic" w:eastAsia="Malgun Gothic" w:hAnsi="Malgun Gothic"/>
+          <w:sz w:val="20"/>
+          <w:szCs w:val="20"/>
+        </w:rPr>
+        <w:t xml:space="preserve"> 마스트 위 OAK 에서 벽까지 2.0 m, 게이트 검출기 </w:t>
+      </w:r>
+      <w:r>
+        <w:rPr>
+          <w:rFonts w:ascii="Consolas" w:cs="Consolas" w:eastAsia="Consolas" w:hAnsi="Consolas"/>
+          <w:sz w:val="18"/>
+          <w:szCs w:val="18"/>
+        </w:rPr>
+        <w:t xml:space="preserve">/red_angle</w:t>
+      </w:r>
+      <w:r>
+        <w:rPr>
+          <w:rFonts w:ascii="Malgun Gothic" w:cs="Malgun Gothic" w:eastAsia="Malgun Gothic" w:hAnsi="Malgun Gothic"/>
+          <w:sz w:val="20"/>
+          <w:szCs w:val="20"/>
+        </w:rPr>
+        <w:t xml:space="preserve"> 을 표식 위치별로 읽었다. 정중앙 +1.34°(흔들림 0.02°), 왼쪽 1.00 m +26.99°(기하 기대 +27.63°), 화면 왼쪽 끝 1.10 m +28.91°(기대 +29.83°)로 </w:t>
+      </w:r>
+      <w:r>
+        <w:rPr>
+          <w:rFonts w:ascii="Malgun Gothic" w:cs="Malgun Gothic" w:eastAsia="Malgun Gothic" w:hAnsi="Malgun Gothic"/>
+          <w:b/>
+          <w:bCs/>
+          <w:sz w:val="20"/>
+          <w:szCs w:val="20"/>
+        </w:rPr>
+        <w:t xml:space="preserve">왼쪽 = + 부호</w:t>
+      </w:r>
+      <w:r>
+        <w:rPr>
+          <w:rFonts w:ascii="Malgun Gothic" w:cs="Malgun Gothic" w:eastAsia="Malgun Gothic" w:hAnsi="Malgun Gothic"/>
+          <w:sz w:val="20"/>
+          <w:szCs w:val="20"/>
+        </w:rPr>
+        <w:t xml:space="preserve">가 맞고 오차는 1° 안이다. 렌즈 왜곡을 보정하지 않아 생기는 오차는 계산상 최대 약 1° 다 </w:t>
+      </w:r>
+      <w:r>
+        <w:rPr>
+          <w:rFonts w:ascii="Malgun Gothic" w:cs="Malgun Gothic" w:eastAsia="Malgun Gothic" w:hAnsi="Malgun Gothic"/>
+          <w:color w:val="7F7F7F"/>
+          <w:sz w:val="16"/>
+          <w:szCs w:val="16"/>
+        </w:rPr>
+        <w:t xml:space="preserve">[근거: docs/절차/oak_arrival_runbook.md:127-139]</w:t>
+      </w:r>
+      <w:r>
+        <w:rPr>
+          <w:rFonts w:ascii="Malgun Gothic" w:cs="Malgun Gothic" w:eastAsia="Malgun Gothic" w:hAnsi="Malgun Gothic"/>
+          <w:sz w:val="20"/>
+          <w:szCs w:val="20"/>
+        </w:rPr>
+        <w:t xml:space="preserve"> </w:t>
+      </w:r>
+      <w:r>
+        <w:rPr>
+          <w:rFonts w:ascii="Malgun Gothic" w:cs="Malgun Gothic" w:eastAsia="Malgun Gothic" w:hAnsi="Malgun Gothic"/>
+          <w:color w:val="7F7F7F"/>
+          <w:sz w:val="16"/>
+          <w:szCs w:val="16"/>
+        </w:rPr>
+        <w:t xml:space="preserve">[근거: docs/절차/oak_arrival_runbook.md:124]</w:t>
+      </w:r>
+      <w:r>
+        <w:rPr>
+          <w:rFonts w:ascii="Malgun Gothic" w:cs="Malgun Gothic" w:eastAsia="Malgun Gothic" w:hAnsi="Malgun Gothic"/>
+          <w:sz w:val="20"/>
+          <w:szCs w:val="20"/>
+        </w:rPr>
+        <w:t xml:space="preserve">.</w:t>
+      </w:r>
+    </w:p>
+    <w:p>
+      <w:pPr>
+        <w:spacing w:after="60" w:before="120"/>
+        <w:jc w:val="center"/>
+      </w:pPr>
+      <w:r>
+        <w:drawing>
+          <wp:inline distT="0" distB="0" distL="0" distR="0">
+            <wp:extent cx="5334000" cy="3448050"/>
+            <wp:effectExtent t="0" r="0" b="0" l="0"/>
+            <wp:docPr id="18" name=""/>
+            <wp:cNvGraphicFramePr>
+              <a:graphicFrameLocks xmlns:a="http://schemas.openxmlformats.org/drawingml/2006/main" noChangeAspect="1"/>
+            </wp:cNvGraphicFramePr>
+            <a:graphic xmlns:a="http://schemas.openxmlformats.org/drawingml/2006/main">
+              <a:graphicData uri="http://schemas.openxmlformats.org/drawingml/2006/picture">
+                <pic:pic xmlns:pic="http://schemas.openxmlformats.org/drawingml/2006/picture">
+                  <pic:nvPicPr>
+                    <pic:cNvPr id="0" name="" descr=""/>
+                    <pic:cNvPicPr>
+                      <a:picLocks noChangeAspect="1" noChangeArrowheads="1"/>
+                    </pic:cNvPicPr>
+                  </pic:nvPicPr>
+                  <pic:blipFill>
+                    <a:blip r:embed="rId9" cstate="none"/>
+                    <a:srcRect/>
+                    <a:stretch>
+                      <a:fillRect/>
+                    </a:stretch>
+                  </pic:blipFill>
+                  <pic:spPr bwMode="auto">
+                    <a:xfrm>
+                      <a:off x="0" y="0"/>
+                      <a:ext cx="5334000" cy="3448050"/>
+                    </a:xfrm>
+                    <a:prstGeom prst="rect">
+                      <a:avLst/>
+                    </a:prstGeom>
+                  </pic:spPr>
+                </pic:pic>
+              </a:graphicData>
+            </a:graphic>
+          </wp:inline>
+        </w:drawing>
+      </w:r>
+    </w:p>
+    <w:p>
+      <w:pPr>
+        <w:spacing w:after="160"/>
+        <w:jc w:val="center"/>
+      </w:pPr>
+      <w:r>
+        <w:rPr>
+          <w:rFonts w:ascii="Malgun Gothic" w:cs="Malgun Gothic" w:eastAsia="Malgun Gothic" w:hAnsi="Malgun Gothic"/>
+          <w:color w:val="555555"/>
+          <w:sz w:val="18"/>
+          <w:szCs w:val="18"/>
+        </w:rPr>
+        <w:t xml:space="preserve">그림 Ⅲ-3 OAK 방위각 검증 — 마스트 위, 벽 2.0 m, 주황선은 게이트 검출 높이 띠</w:t>
       </w:r>
     </w:p>
     <w:tbl>
@@ -13271,7 +13580,7 @@
           <wp:inline distT="0" distB="0" distL="0" distR="0">
             <wp:extent cx="5334000" cy="3495675"/>
             <wp:effectExtent t="0" r="0" b="0" l="0"/>
-            <wp:docPr id="11" name=""/>
+            <wp:docPr id="19" name=""/>
             <wp:cNvGraphicFramePr>
               <a:graphicFrameLocks xmlns:a="http://schemas.openxmlformats.org/drawingml/2006/main" noChangeAspect="1"/>
             </wp:cNvGraphicFramePr>
@@ -13285,7 +13594,7 @@
                     </pic:cNvPicPr>
                   </pic:nvPicPr>
                   <pic:blipFill>
-                    <a:blip r:embed="rId8" cstate="none"/>
+                    <a:blip r:embed="rId10" cstate="none"/>
                     <a:srcRect/>
                     <a:stretch>
                       <a:fillRect/>
@@ -13319,7 +13628,7 @@
           <w:sz w:val="18"/>
           <w:szCs w:val="18"/>
         </w:rPr>
-        <w:t xml:space="preserve">그림 Ⅲ-2 종합임무 상태기계</w:t>
+        <w:t xml:space="preserve">그림 Ⅲ-4 종합임무 상태기계</w:t>
       </w:r>
     </w:p>
     <w:p>
@@ -13396,19 +13705,6 @@
           <w:szCs w:val="20"/>
         </w:rPr>
         <w:t xml:space="preserve">거리는 LiDAR 전방 섹터 최소거리. 통과 수는 /gates_passed 로 기록.</w:t>
-      </w:r>
-    </w:p>
-    <w:p>
-      <w:pPr>
-        <w:spacing w:after="100" w:line="300"/>
-      </w:pPr>
-      <w:r>
-        <w:rPr>
-          <w:rFonts w:ascii="Malgun Gothic" w:cs="Malgun Gothic" w:eastAsia="Malgun Gothic" w:hAnsi="Malgun Gothic"/>
-          <w:sz w:val="20"/>
-          <w:szCs w:val="20"/>
-        </w:rPr>
-        <w:t xml:space="preserve">(상태 전이 그림, 실측 통과 성공률 — Ⅱ-5 표와 연결)</w:t>
       </w:r>
     </w:p>
     <w:p>
@@ -14919,7 +15215,7 @@
                 <w:sz w:val="20"/>
                 <w:szCs w:val="20"/>
               </w:rPr>
-              <w:t xml:space="preserve">실측 후 튜닝 </w:t>
+              <w:t xml:space="preserve">한 주기(0.1 s) 조향각 변화 상한 </w:t>
             </w:r>
             <w:r>
               <w:rPr>
@@ -14957,7 +15253,7 @@
           <wp:inline distT="0" distB="0" distL="0" distR="0">
             <wp:extent cx="5334000" cy="3876675"/>
             <wp:effectExtent t="0" r="0" b="0" l="0"/>
-            <wp:docPr id="12" name=""/>
+            <wp:docPr id="20" name=""/>
             <wp:cNvGraphicFramePr>
               <a:graphicFrameLocks xmlns:a="http://schemas.openxmlformats.org/drawingml/2006/main" noChangeAspect="1"/>
             </wp:cNvGraphicFramePr>
@@ -14971,7 +15267,7 @@
                     </pic:cNvPicPr>
                   </pic:nvPicPr>
                   <pic:blipFill>
-                    <a:blip r:embed="rId9" cstate="none"/>
+                    <a:blip r:embed="rId11" cstate="none"/>
                     <a:srcRect/>
                     <a:stretch>
                       <a:fillRect/>
@@ -15005,7 +15301,7 @@
           <w:sz w:val="18"/>
           <w:szCs w:val="18"/>
         </w:rPr>
-        <w:t xml:space="preserve">그림 Ⅲ-3 갭 선택 개념도 — (a) 위에서 본 장면 (b) 이진 마스크 (c) 스파이크 제거 (d) 가장자리 정리 (e) 팽창 (f) 폭 판정과 목표 clamp. 가상 장면, 대회 파라미터 (tools/gap_selection_figure.py)</w:t>
+        <w:t xml:space="preserve">그림 Ⅲ-5 갭 선택 개념도 — (a) 위에서 본 장면 (b) 이진 마스크 (c) 스파이크 제거 (d) 가장자리 정리 (e) 팽창 (f) 폭 판정과 목표 clamp. 가상 장면, 대회 파라미터 (tools/gap_selection_figure.py)</w:t>
       </w:r>
     </w:p>
     <w:p>
@@ -15223,23 +15519,7 @@
           <w:sz w:val="20"/>
           <w:szCs w:val="20"/>
         </w:rPr>
-        <w:t xml:space="preserve">임계(원형도·extent·확인 프레임)는 감이 아니라 </w:t>
-      </w:r>
-      <w:r>
-        <w:rPr>
-          <w:rFonts w:ascii="Consolas" w:cs="Consolas" w:eastAsia="Consolas" w:hAnsi="Consolas"/>
-          <w:sz w:val="18"/>
-          <w:szCs w:val="18"/>
-        </w:rPr>
-        <w:t xml:space="preserve">tools/dock_eval.py</w:t>
-      </w:r>
-      <w:r>
-        <w:rPr>
-          <w:rFonts w:ascii="Malgun Gothic" w:cs="Malgun Gothic" w:eastAsia="Malgun Gothic" w:hAnsi="Malgun Gothic"/>
-          <w:sz w:val="20"/>
-          <w:szCs w:val="20"/>
-        </w:rPr>
-        <w:t xml:space="preserve"> 혼동행렬 수치로 정한다. 실외 캘리브레이션 대상 위험은 둘이다: </w:t>
+        <w:t xml:space="preserve">색 범위에서 헷갈리기 쉬운 곳은 둘이다: </w:t>
       </w:r>
       <w:r>
         <w:rPr>
@@ -15311,7 +15591,23 @@
           <w:sz w:val="20"/>
           <w:szCs w:val="20"/>
         </w:rPr>
-        <w:t xml:space="preserve">접안 거리는 LiDAR 전방 섹터 최소거리 → 도크 규격에 맞춰 contact_dist_m 으로 정한다.</w:t>
+        <w:t xml:space="preserve">접안 거리는 LiDAR 전방 섹터 최소거리로 판단한다(</w:t>
+      </w:r>
+      <w:r>
+        <w:rPr>
+          <w:rFonts w:ascii="Consolas" w:cs="Consolas" w:eastAsia="Consolas" w:hAnsi="Consolas"/>
+          <w:sz w:val="18"/>
+          <w:szCs w:val="18"/>
+        </w:rPr>
+        <w:t xml:space="preserve">contact_dist_m</w:t>
+      </w:r>
+      <w:r>
+        <w:rPr>
+          <w:rFonts w:ascii="Malgun Gothic" w:cs="Malgun Gothic" w:eastAsia="Malgun Gothic" w:hAnsi="Malgun Gothic"/>
+          <w:sz w:val="20"/>
+          <w:szCs w:val="20"/>
+        </w:rPr>
+        <w:t xml:space="preserve">).</w:t>
       </w:r>
     </w:p>
     <w:p>
@@ -16204,7 +16500,7 @@
           <w:sz w:val="20"/>
           <w:szCs w:val="20"/>
         </w:rPr>
-        <w:t xml:space="preserve">steer_invert 하나가 조향과 SPIN 을 함께 뒤집는다(배선 반대 대비). 물 위 첫 시험에서 확정한다(배선 반대가 가장 흔한 사고).</w:t>
+        <w:t xml:space="preserve">steer_invert 하나가 조향과 SPIN 을 함께 뒤집는다(배선 반대 대비).</w:t>
       </w:r>
     </w:p>
     <w:p>
@@ -18320,7 +18616,7 @@
           <w:sz w:val="20"/>
           <w:szCs w:val="20"/>
         </w:rPr>
-        <w:t xml:space="preserve">. 선회 중 유효 폭 W·cosθ + L·sinθ 는 1번배 치수(W 0.58, L 1.66)로 10° 에서 0.86 m, 15° 에서 0.99 m 라 갭 요구 0.83 m 는 약 9° 이내로 정렬했을 때만 맞는다 — 1 m 안팎 틈은 시뮬이 못 잡는 영역이라 수조 게이트 시험으로 확인한다 </w:t>
+        <w:t xml:space="preserve">. 선회 중 유효 폭 W·cosθ + L·sinθ 는 1번배 치수(W 0.58, L 1.66)로 10° 에서 0.86 m, 15° 에서 0.99 m 라 갭 요구 0.83 m 는 약 9° 이내로 정렬했을 때만 맞는다 — 1 m 안팎 틈은 시뮬이 못 잡는 영역이다 </w:t>
       </w:r>
       <w:r>
         <w:rPr>
@@ -19243,6 +19539,283 @@
                 <w:szCs w:val="16"/>
               </w:rPr>
               <w:t xml:space="preserve">[근거: tools/run_tests.sh:44-48]</w:t>
+            </w:r>
+          </w:p>
+        </w:tc>
+      </w:tr>
+      <w:tr>
+        <w:tc>
+          <w:tcPr>
+            <w:tcW w:type="dxa" w:w="1872"/>
+            <w:tcBorders>
+              <w:top w:val="single" w:color="000000" w:sz="6"/>
+              <w:left w:val="single" w:color="000000" w:sz="6"/>
+              <w:bottom w:val="single" w:color="000000" w:sz="6"/>
+              <w:right w:val="single" w:color="000000" w:sz="6"/>
+            </w:tcBorders>
+            <w:tcMar>
+              <w:top w:type="dxa" w:w="60"/>
+              <w:left w:type="dxa" w:w="90"/>
+              <w:bottom w:type="dxa" w:w="60"/>
+              <w:right w:type="dxa" w:w="90"/>
+            </w:tcMar>
+          </w:tcPr>
+          <w:p>
+            <w:r>
+              <w:rPr>
+                <w:rFonts w:ascii="Malgun Gothic" w:cs="Malgun Gothic" w:eastAsia="Malgun Gothic" w:hAnsi="Malgun Gothic"/>
+                <w:sz w:val="20"/>
+                <w:szCs w:val="20"/>
+              </w:rPr>
+              <w:t xml:space="preserve">OAK 연결·전송 (10-31, 1번배, 벤치 PoE 어댑터 10/100)</w:t>
+            </w:r>
+          </w:p>
+        </w:tc>
+        <w:tc>
+          <w:tcPr>
+            <w:tcW w:type="dxa" w:w="7488"/>
+            <w:tcBorders>
+              <w:top w:val="single" w:color="000000" w:sz="6"/>
+              <w:left w:val="single" w:color="000000" w:sz="6"/>
+              <w:bottom w:val="single" w:color="000000" w:sz="6"/>
+              <w:right w:val="single" w:color="000000" w:sz="6"/>
+            </w:tcBorders>
+            <w:tcMar>
+              <w:top w:type="dxa" w:w="60"/>
+              <w:left w:type="dxa" w:w="90"/>
+              <w:bottom w:type="dxa" w:w="60"/>
+              <w:right w:type="dxa" w:w="90"/>
+            </w:tcMar>
+          </w:tcPr>
+          <w:p>
+            <w:r>
+              <w:rPr>
+                <w:rFonts w:ascii="Malgun Gothic" w:cs="Malgun Gothic" w:eastAsia="Malgun Gothic" w:hAnsi="Malgun Gothic"/>
+                <w:sz w:val="20"/>
+                <w:szCs w:val="20"/>
+              </w:rPr>
+              <w:t xml:space="preserve">169.254.1.222 ping 손실 0 %, 드라이버 연결 13~17 s. 640×360 MJPEG 카메라 30 fps · 검출기 프로세스 수신 26 fps. 1280×720 비압축 8 fps(100 Mb 포화), 1280×720 MJPEG 은 카메라 30 fps 지만 수신 9 fps(프레임 2.7 MB, 노트북 내부 전달 병목) → 640×360 채택 </w:t>
+            </w:r>
+            <w:r>
+              <w:rPr>
+                <w:rFonts w:ascii="Malgun Gothic" w:cs="Malgun Gothic" w:eastAsia="Malgun Gothic" w:hAnsi="Malgun Gothic"/>
+                <w:color w:val="7F7F7F"/>
+                <w:sz w:val="16"/>
+                <w:szCs w:val="16"/>
+              </w:rPr>
+              <w:t xml:space="preserve">[근거: docs/절차/oak_arrival_runbook.md:16-32]</w:t>
+            </w:r>
+          </w:p>
+        </w:tc>
+      </w:tr>
+      <w:tr>
+        <w:tc>
+          <w:tcPr>
+            <w:tcW w:type="dxa" w:w="1872"/>
+            <w:tcBorders>
+              <w:top w:val="single" w:color="000000" w:sz="6"/>
+              <w:left w:val="single" w:color="000000" w:sz="6"/>
+              <w:bottom w:val="single" w:color="000000" w:sz="6"/>
+              <w:right w:val="single" w:color="000000" w:sz="6"/>
+            </w:tcBorders>
+            <w:tcMar>
+              <w:top w:type="dxa" w:w="60"/>
+              <w:left w:type="dxa" w:w="90"/>
+              <w:bottom w:type="dxa" w:w="60"/>
+              <w:right w:type="dxa" w:w="90"/>
+            </w:tcMar>
+          </w:tcPr>
+          <w:p>
+            <w:r>
+              <w:rPr>
+                <w:rFonts w:ascii="Malgun Gothic" w:cs="Malgun Gothic" w:eastAsia="Malgun Gothic" w:hAnsi="Malgun Gothic"/>
+                <w:sz w:val="20"/>
+                <w:szCs w:val="20"/>
+              </w:rPr>
+              <w:t xml:space="preserve">센서 전부 + OAK 10분 연속 (10-31, 1번배)</w:t>
+            </w:r>
+          </w:p>
+        </w:tc>
+        <w:tc>
+          <w:tcPr>
+            <w:tcW w:type="dxa" w:w="7488"/>
+            <w:tcBorders>
+              <w:top w:val="single" w:color="000000" w:sz="6"/>
+              <w:left w:val="single" w:color="000000" w:sz="6"/>
+              <w:bottom w:val="single" w:color="000000" w:sz="6"/>
+              <w:right w:val="single" w:color="000000" w:sz="6"/>
+            </w:tcBorders>
+            <w:tcMar>
+              <w:top w:type="dxa" w:w="60"/>
+              <w:left w:type="dxa" w:w="90"/>
+              <w:bottom w:type="dxa" w:w="60"/>
+              <w:right w:type="dxa" w:w="90"/>
+            </w:tcMar>
+          </w:tcPr>
+          <w:p>
+            <w:r>
+              <w:rPr>
+                <w:rFonts w:ascii="Malgun Gothic" w:cs="Malgun Gothic" w:eastAsia="Malgun Gothic" w:hAnsi="Malgun Gothic"/>
+                <w:sz w:val="20"/>
+                <w:szCs w:val="20"/>
+              </w:rPr>
+              <w:t xml:space="preserve">LiDAR·IMU·GPS·D455·OAK·검출기 3종·healthcheck 동시: OAK 30.0 fps, D455 29.97 fps, LiDAR 11.2 Hz, IMU 100 Hz, GPS 1 Hz, 게이트 검출 29.5 fps(최대 간격 0.33 s). 커널 USB 끊김 0, 노드 사망 0, CPU 여유 83 % </w:t>
+            </w:r>
+            <w:r>
+              <w:rPr>
+                <w:rFonts w:ascii="Malgun Gothic" w:cs="Malgun Gothic" w:eastAsia="Malgun Gothic" w:hAnsi="Malgun Gothic"/>
+                <w:color w:val="7F7F7F"/>
+                <w:sz w:val="16"/>
+                <w:szCs w:val="16"/>
+              </w:rPr>
+              <w:t xml:space="preserve">[근거: docs/절차/oak_arrival_runbook.md:77-92]</w:t>
+            </w:r>
+          </w:p>
+        </w:tc>
+      </w:tr>
+      <w:tr>
+        <w:tc>
+          <w:tcPr>
+            <w:tcW w:type="dxa" w:w="1872"/>
+            <w:tcBorders>
+              <w:top w:val="single" w:color="000000" w:sz="6"/>
+              <w:left w:val="single" w:color="000000" w:sz="6"/>
+              <w:bottom w:val="single" w:color="000000" w:sz="6"/>
+              <w:right w:val="single" w:color="000000" w:sz="6"/>
+            </w:tcBorders>
+            <w:tcMar>
+              <w:top w:type="dxa" w:w="60"/>
+              <w:left w:type="dxa" w:w="90"/>
+              <w:bottom w:type="dxa" w:w="60"/>
+              <w:right w:type="dxa" w:w="90"/>
+            </w:tcMar>
+          </w:tcPr>
+          <w:p>
+            <w:r>
+              <w:rPr>
+                <w:rFonts w:ascii="Malgun Gothic" w:cs="Malgun Gothic" w:eastAsia="Malgun Gothic" w:hAnsi="Malgun Gothic"/>
+                <w:sz w:val="20"/>
+                <w:szCs w:val="20"/>
+              </w:rPr>
+              <w:t xml:space="preserve">OAK 드라이버 재시작 (10-31)</w:t>
+            </w:r>
+          </w:p>
+        </w:tc>
+        <w:tc>
+          <w:tcPr>
+            <w:tcW w:type="dxa" w:w="7488"/>
+            <w:tcBorders>
+              <w:top w:val="single" w:color="000000" w:sz="6"/>
+              <w:left w:val="single" w:color="000000" w:sz="6"/>
+              <w:bottom w:val="single" w:color="000000" w:sz="6"/>
+              <w:right w:val="single" w:color="000000" w:sz="6"/>
+            </w:tcBorders>
+            <w:tcMar>
+              <w:top w:type="dxa" w:w="60"/>
+              <w:left w:type="dxa" w:w="90"/>
+              <w:bottom w:type="dxa" w:w="60"/>
+              <w:right w:type="dxa" w:w="90"/>
+            </w:tcMar>
+          </w:tcPr>
+          <w:p>
+            <w:r>
+              <w:rPr>
+                <w:rFonts w:ascii="Malgun Gothic" w:cs="Malgun Gothic" w:eastAsia="Malgun Gothic" w:hAnsi="Malgun Gothic"/>
+                <w:sz w:val="20"/>
+                <w:szCs w:val="20"/>
+              </w:rPr>
+              <w:t xml:space="preserve">정상 종료 후 재시작 14~17 s 에 방위각 복구. 강제 종료(드라이버 사망) 후에는 카메라가 옛 연결을 붙잡아 85~90 s 재연결 불가 — 경기 중 드라이버가 죽으면 약 1.5 분 비전 공백 </w:t>
+            </w:r>
+            <w:r>
+              <w:rPr>
+                <w:rFonts w:ascii="Malgun Gothic" w:cs="Malgun Gothic" w:eastAsia="Malgun Gothic" w:hAnsi="Malgun Gothic"/>
+                <w:color w:val="7F7F7F"/>
+                <w:sz w:val="16"/>
+                <w:szCs w:val="16"/>
+              </w:rPr>
+              <w:t xml:space="preserve">[근거: docs/절차/oak_arrival_runbook.md:59-72]</w:t>
+            </w:r>
+          </w:p>
+        </w:tc>
+      </w:tr>
+      <w:tr>
+        <w:tc>
+          <w:tcPr>
+            <w:tcW w:type="dxa" w:w="1872"/>
+            <w:tcBorders>
+              <w:top w:val="single" w:color="000000" w:sz="6"/>
+              <w:left w:val="single" w:color="000000" w:sz="6"/>
+              <w:bottom w:val="single" w:color="000000" w:sz="6"/>
+              <w:right w:val="single" w:color="000000" w:sz="6"/>
+            </w:tcBorders>
+            <w:tcMar>
+              <w:top w:type="dxa" w:w="60"/>
+              <w:left w:type="dxa" w:w="90"/>
+              <w:bottom w:type="dxa" w:w="60"/>
+              <w:right w:type="dxa" w:w="90"/>
+            </w:tcMar>
+          </w:tcPr>
+          <w:p>
+            <w:r>
+              <w:rPr>
+                <w:rFonts w:ascii="Malgun Gothic" w:cs="Malgun Gothic" w:eastAsia="Malgun Gothic" w:hAnsi="Malgun Gothic"/>
+                <w:sz w:val="20"/>
+                <w:szCs w:val="20"/>
+              </w:rPr>
+              <w:t xml:space="preserve">OAK 화각·방위각 (10-31, 1번배)</w:t>
+            </w:r>
+          </w:p>
+        </w:tc>
+        <w:tc>
+          <w:tcPr>
+            <w:tcW w:type="dxa" w:w="7488"/>
+            <w:tcBorders>
+              <w:top w:val="single" w:color="000000" w:sz="6"/>
+              <w:left w:val="single" w:color="000000" w:sz="6"/>
+              <w:bottom w:val="single" w:color="000000" w:sz="6"/>
+              <w:right w:val="single" w:color="000000" w:sz="6"/>
+            </w:tcBorders>
+            <w:tcMar>
+              <w:top w:type="dxa" w:w="60"/>
+              <w:left w:type="dxa" w:w="90"/>
+              <w:bottom w:type="dxa" w:w="60"/>
+              <w:right w:type="dxa" w:w="90"/>
+            </w:tcMar>
+          </w:tcPr>
+          <w:p>
+            <w:r>
+              <w:rPr>
+                <w:rFonts w:ascii="Malgun Gothic" w:cs="Malgun Gothic" w:eastAsia="Malgun Gothic" w:hAnsi="Malgun Gothic"/>
+                <w:sz w:val="20"/>
+                <w:szCs w:val="20"/>
+              </w:rPr>
+              <w:t xml:space="preserve">화각 63.9°(camera_info 63.87°), 방위각 정중앙 +1.34° · 왼쪽 1.00 m +26.99°(기대 +27.63°) · 왼쪽 끝 +28.91°(기대 +29.83°) — 그림 Ⅲ-2·Ⅲ-3 </w:t>
+            </w:r>
+            <w:r>
+              <w:rPr>
+                <w:rFonts w:ascii="Malgun Gothic" w:cs="Malgun Gothic" w:eastAsia="Malgun Gothic" w:hAnsi="Malgun Gothic"/>
+                <w:color w:val="7F7F7F"/>
+                <w:sz w:val="16"/>
+                <w:szCs w:val="16"/>
+              </w:rPr>
+              <w:t xml:space="preserve">[근거: docs/절차/oak_arrival_runbook.md:117-119]</w:t>
+            </w:r>
+            <w:r>
+              <w:rPr>
+                <w:rFonts w:ascii="Malgun Gothic" w:cs="Malgun Gothic" w:eastAsia="Malgun Gothic" w:hAnsi="Malgun Gothic"/>
+                <w:sz w:val="20"/>
+                <w:szCs w:val="20"/>
+              </w:rPr>
+              <w:t xml:space="preserve"> </w:t>
+            </w:r>
+            <w:r>
+              <w:rPr>
+                <w:rFonts w:ascii="Malgun Gothic" w:cs="Malgun Gothic" w:eastAsia="Malgun Gothic" w:hAnsi="Malgun Gothic"/>
+                <w:color w:val="7F7F7F"/>
+                <w:sz w:val="16"/>
+                <w:szCs w:val="16"/>
+              </w:rPr>
+              <w:t xml:space="preserve">[근거: docs/절차/oak_arrival_runbook.md:135-137]</w:t>
             </w:r>
           </w:p>
         </w:tc>

--- a/docs/전달용/보고서_분담/검토용_소프트웨어_SSF_B.docx
+++ b/docs/전달용/보고서_분담/검토용_소프트웨어_SSF_B.docx
@@ -14302,9 +14302,9 @@
         </w:tblBorders>
       </w:tblPr>
       <w:tblGrid>
-        <w:gridCol w:w="2905"/>
-        <w:gridCol w:w="1291"/>
-        <w:gridCol w:w="5164"/>
+        <w:gridCol w:w="3415"/>
+        <w:gridCol w:w="1518"/>
+        <w:gridCol w:w="4427"/>
       </w:tblGrid>
       <w:tr>
         <w:trPr>
@@ -14312,7 +14312,7 @@
         </w:trPr>
         <w:tc>
           <w:tcPr>
-            <w:tcW w:type="dxa" w:w="2905"/>
+            <w:tcW w:type="dxa" w:w="3415"/>
             <w:tcBorders>
               <w:top w:val="single" w:color="000000" w:sz="6"/>
               <w:left w:val="single" w:color="000000" w:sz="6"/>
@@ -14345,7 +14345,7 @@
         </w:tc>
         <w:tc>
           <w:tcPr>
-            <w:tcW w:type="dxa" w:w="1291"/>
+            <w:tcW w:type="dxa" w:w="1518"/>
             <w:tcBorders>
               <w:top w:val="single" w:color="000000" w:sz="6"/>
               <w:left w:val="single" w:color="000000" w:sz="6"/>
@@ -14378,7 +14378,7 @@
         </w:tc>
         <w:tc>
           <w:tcPr>
-            <w:tcW w:type="dxa" w:w="5164"/>
+            <w:tcW w:type="dxa" w:w="4427"/>
             <w:tcBorders>
               <w:top w:val="single" w:color="000000" w:sz="6"/>
               <w:left w:val="single" w:color="000000" w:sz="6"/>
@@ -14413,7 +14413,7 @@
       <w:tr>
         <w:tc>
           <w:tcPr>
-            <w:tcW w:type="dxa" w:w="2905"/>
+            <w:tcW w:type="dxa" w:w="3415"/>
             <w:tcBorders>
               <w:top w:val="single" w:color="000000" w:sz="6"/>
               <w:left w:val="single" w:color="000000" w:sz="6"/>
@@ -14440,7 +14440,7 @@
         </w:tc>
         <w:tc>
           <w:tcPr>
-            <w:tcW w:type="dxa" w:w="1291"/>
+            <w:tcW w:type="dxa" w:w="1518"/>
             <w:tcBorders>
               <w:top w:val="single" w:color="000000" w:sz="6"/>
               <w:left w:val="single" w:color="000000" w:sz="6"/>
@@ -14467,28 +14467,28 @@
         </w:tc>
         <w:tc>
           <w:tcPr>
-            <w:tcW w:type="dxa" w:w="5164"/>
-            <w:tcBorders>
-              <w:top w:val="single" w:color="000000" w:sz="6"/>
-              <w:left w:val="single" w:color="000000" w:sz="6"/>
-              <w:bottom w:val="single" w:color="000000" w:sz="6"/>
-              <w:right w:val="single" w:color="000000" w:sz="6"/>
-            </w:tcBorders>
-            <w:tcMar>
-              <w:top w:type="dxa" w:w="60"/>
-              <w:left w:type="dxa" w:w="90"/>
-              <w:bottom w:type="dxa" w:w="60"/>
-              <w:right w:type="dxa" w:w="90"/>
-            </w:tcMar>
-          </w:tcPr>
-          <w:p>
-            <w:r>
-              <w:rPr>
-                <w:rFonts w:ascii="Malgun Gothic" w:cs="Malgun Gothic" w:eastAsia="Malgun Gothic" w:hAnsi="Malgun Gothic"/>
-                <w:sz w:val="20"/>
-                <w:szCs w:val="20"/>
-              </w:rPr>
-              <w:t xml:space="preserve">2번배 폭 0.535 m → 0.2675, 공용값 0.29(시뮬 접촉 0.95·정체 0) </w:t>
+            <w:tcW w:type="dxa" w:w="4427"/>
+            <w:tcBorders>
+              <w:top w:val="single" w:color="000000" w:sz="6"/>
+              <w:left w:val="single" w:color="000000" w:sz="6"/>
+              <w:bottom w:val="single" w:color="000000" w:sz="6"/>
+              <w:right w:val="single" w:color="000000" w:sz="6"/>
+            </w:tcBorders>
+            <w:tcMar>
+              <w:top w:type="dxa" w:w="60"/>
+              <w:left w:type="dxa" w:w="90"/>
+              <w:bottom w:type="dxa" w:w="60"/>
+              <w:right w:type="dxa" w:w="90"/>
+            </w:tcMar>
+          </w:tcPr>
+          <w:p>
+            <w:r>
+              <w:rPr>
+                <w:rFonts w:ascii="Malgun Gothic" w:cs="Malgun Gothic" w:eastAsia="Malgun Gothic" w:hAnsi="Malgun Gothic"/>
+                <w:sz w:val="20"/>
+                <w:szCs w:val="20"/>
+              </w:rPr>
+              <w:t xml:space="preserve">2번배 폭 0.522 m → 0.261, 공용값 0.29 </w:t>
             </w:r>
             <w:r>
               <w:rPr>
@@ -14505,7 +14505,7 @@
       <w:tr>
         <w:tc>
           <w:tcPr>
-            <w:tcW w:type="dxa" w:w="2905"/>
+            <w:tcW w:type="dxa" w:w="3415"/>
             <w:tcBorders>
               <w:top w:val="single" w:color="000000" w:sz="6"/>
               <w:left w:val="single" w:color="000000" w:sz="6"/>
@@ -14532,7 +14532,7 @@
         </w:tc>
         <w:tc>
           <w:tcPr>
-            <w:tcW w:type="dxa" w:w="1291"/>
+            <w:tcW w:type="dxa" w:w="1518"/>
             <w:tcBorders>
               <w:top w:val="single" w:color="000000" w:sz="6"/>
               <w:left w:val="single" w:color="000000" w:sz="6"/>
@@ -14559,7 +14559,7 @@
         </w:tc>
         <w:tc>
           <w:tcPr>
-            <w:tcW w:type="dxa" w:w="5164"/>
+            <w:tcW w:type="dxa" w:w="4427"/>
             <w:tcBorders>
               <w:top w:val="single" w:color="000000" w:sz="6"/>
               <w:left w:val="single" w:color="000000" w:sz="6"/>
@@ -14597,7 +14597,7 @@
       <w:tr>
         <w:tc>
           <w:tcPr>
-            <w:tcW w:type="dxa" w:w="2905"/>
+            <w:tcW w:type="dxa" w:w="3415"/>
             <w:tcBorders>
               <w:top w:val="single" w:color="000000" w:sz="6"/>
               <w:left w:val="single" w:color="000000" w:sz="6"/>
@@ -14624,7 +14624,7 @@
         </w:tc>
         <w:tc>
           <w:tcPr>
-            <w:tcW w:type="dxa" w:w="1291"/>
+            <w:tcW w:type="dxa" w:w="1518"/>
             <w:tcBorders>
               <w:top w:val="single" w:color="000000" w:sz="6"/>
               <w:left w:val="single" w:color="000000" w:sz="6"/>
@@ -14651,7 +14651,7 @@
         </w:tc>
         <w:tc>
           <w:tcPr>
-            <w:tcW w:type="dxa" w:w="5164"/>
+            <w:tcW w:type="dxa" w:w="4427"/>
             <w:tcBorders>
               <w:top w:val="single" w:color="000000" w:sz="6"/>
               <w:left w:val="single" w:color="000000" w:sz="6"/>
@@ -14680,7 +14680,7 @@
       <w:tr>
         <w:tc>
           <w:tcPr>
-            <w:tcW w:type="dxa" w:w="2905"/>
+            <w:tcW w:type="dxa" w:w="3415"/>
             <w:tcBorders>
               <w:top w:val="single" w:color="000000" w:sz="6"/>
               <w:left w:val="single" w:color="000000" w:sz="6"/>
@@ -14707,7 +14707,7 @@
         </w:tc>
         <w:tc>
           <w:tcPr>
-            <w:tcW w:type="dxa" w:w="1291"/>
+            <w:tcW w:type="dxa" w:w="1518"/>
             <w:tcBorders>
               <w:top w:val="single" w:color="000000" w:sz="6"/>
               <w:left w:val="single" w:color="000000" w:sz="6"/>
@@ -14734,7 +14734,7 @@
         </w:tc>
         <w:tc>
           <w:tcPr>
-            <w:tcW w:type="dxa" w:w="5164"/>
+            <w:tcW w:type="dxa" w:w="4427"/>
             <w:tcBorders>
               <w:top w:val="single" w:color="000000" w:sz="6"/>
               <w:left w:val="single" w:color="000000" w:sz="6"/>
@@ -14772,7 +14772,7 @@
       <w:tr>
         <w:tc>
           <w:tcPr>
-            <w:tcW w:type="dxa" w:w="2905"/>
+            <w:tcW w:type="dxa" w:w="3415"/>
             <w:tcBorders>
               <w:top w:val="single" w:color="000000" w:sz="6"/>
               <w:left w:val="single" w:color="000000" w:sz="6"/>
@@ -14799,7 +14799,7 @@
         </w:tc>
         <w:tc>
           <w:tcPr>
-            <w:tcW w:type="dxa" w:w="1291"/>
+            <w:tcW w:type="dxa" w:w="1518"/>
             <w:tcBorders>
               <w:top w:val="single" w:color="000000" w:sz="6"/>
               <w:left w:val="single" w:color="000000" w:sz="6"/>
@@ -14826,7 +14826,7 @@
         </w:tc>
         <w:tc>
           <w:tcPr>
-            <w:tcW w:type="dxa" w:w="5164"/>
+            <w:tcW w:type="dxa" w:w="4427"/>
             <w:tcBorders>
               <w:top w:val="single" w:color="000000" w:sz="6"/>
               <w:left w:val="single" w:color="000000" w:sz="6"/>
@@ -14864,7 +14864,7 @@
       <w:tr>
         <w:tc>
           <w:tcPr>
-            <w:tcW w:type="dxa" w:w="2905"/>
+            <w:tcW w:type="dxa" w:w="3415"/>
             <w:tcBorders>
               <w:top w:val="single" w:color="000000" w:sz="6"/>
               <w:left w:val="single" w:color="000000" w:sz="6"/>
@@ -14891,7 +14891,7 @@
         </w:tc>
         <w:tc>
           <w:tcPr>
-            <w:tcW w:type="dxa" w:w="1291"/>
+            <w:tcW w:type="dxa" w:w="1518"/>
             <w:tcBorders>
               <w:top w:val="single" w:color="000000" w:sz="6"/>
               <w:left w:val="single" w:color="000000" w:sz="6"/>
@@ -14918,7 +14918,7 @@
         </w:tc>
         <w:tc>
           <w:tcPr>
-            <w:tcW w:type="dxa" w:w="5164"/>
+            <w:tcW w:type="dxa" w:w="4427"/>
             <w:tcBorders>
               <w:top w:val="single" w:color="000000" w:sz="6"/>
               <w:left w:val="single" w:color="000000" w:sz="6"/>
@@ -14956,7 +14956,7 @@
       <w:tr>
         <w:tc>
           <w:tcPr>
-            <w:tcW w:type="dxa" w:w="2905"/>
+            <w:tcW w:type="dxa" w:w="3415"/>
             <w:tcBorders>
               <w:top w:val="single" w:color="000000" w:sz="6"/>
               <w:left w:val="single" w:color="000000" w:sz="6"/>
@@ -14983,7 +14983,7 @@
         </w:tc>
         <w:tc>
           <w:tcPr>
-            <w:tcW w:type="dxa" w:w="1291"/>
+            <w:tcW w:type="dxa" w:w="1518"/>
             <w:tcBorders>
               <w:top w:val="single" w:color="000000" w:sz="6"/>
               <w:left w:val="single" w:color="000000" w:sz="6"/>
@@ -15010,7 +15010,7 @@
         </w:tc>
         <w:tc>
           <w:tcPr>
-            <w:tcW w:type="dxa" w:w="5164"/>
+            <w:tcW w:type="dxa" w:w="4427"/>
             <w:tcBorders>
               <w:top w:val="single" w:color="000000" w:sz="6"/>
               <w:left w:val="single" w:color="000000" w:sz="6"/>
@@ -15048,7 +15048,7 @@
       <w:tr>
         <w:tc>
           <w:tcPr>
-            <w:tcW w:type="dxa" w:w="2905"/>
+            <w:tcW w:type="dxa" w:w="3415"/>
             <w:tcBorders>
               <w:top w:val="single" w:color="000000" w:sz="6"/>
               <w:left w:val="single" w:color="000000" w:sz="6"/>
@@ -15075,7 +15075,7 @@
         </w:tc>
         <w:tc>
           <w:tcPr>
-            <w:tcW w:type="dxa" w:w="1291"/>
+            <w:tcW w:type="dxa" w:w="1518"/>
             <w:tcBorders>
               <w:top w:val="single" w:color="000000" w:sz="6"/>
               <w:left w:val="single" w:color="000000" w:sz="6"/>
@@ -15102,7 +15102,7 @@
         </w:tc>
         <w:tc>
           <w:tcPr>
-            <w:tcW w:type="dxa" w:w="5164"/>
+            <w:tcW w:type="dxa" w:w="4427"/>
             <w:tcBorders>
               <w:top w:val="single" w:color="000000" w:sz="6"/>
               <w:left w:val="single" w:color="000000" w:sz="6"/>
@@ -15140,7 +15140,7 @@
       <w:tr>
         <w:tc>
           <w:tcPr>
-            <w:tcW w:type="dxa" w:w="2905"/>
+            <w:tcW w:type="dxa" w:w="3415"/>
             <w:tcBorders>
               <w:top w:val="single" w:color="000000" w:sz="6"/>
               <w:left w:val="single" w:color="000000" w:sz="6"/>
@@ -15167,7 +15167,7 @@
         </w:tc>
         <w:tc>
           <w:tcPr>
-            <w:tcW w:type="dxa" w:w="1291"/>
+            <w:tcW w:type="dxa" w:w="1518"/>
             <w:tcBorders>
               <w:top w:val="single" w:color="000000" w:sz="6"/>
               <w:left w:val="single" w:color="000000" w:sz="6"/>
@@ -15194,7 +15194,7 @@
         </w:tc>
         <w:tc>
           <w:tcPr>
-            <w:tcW w:type="dxa" w:w="5164"/>
+            <w:tcW w:type="dxa" w:w="4427"/>
             <w:tcBorders>
               <w:top w:val="single" w:color="000000" w:sz="6"/>
               <w:left w:val="single" w:color="000000" w:sz="6"/>
@@ -18616,7 +18616,7 @@
           <w:sz w:val="20"/>
           <w:szCs w:val="20"/>
         </w:rPr>
-        <w:t xml:space="preserve">. 선회 중 유효 폭 W·cosθ + L·sinθ 는 1번배 치수(W 0.58, L 1.66)로 10° 에서 0.86 m, 15° 에서 0.99 m 라 갭 요구 0.83 m 는 약 9° 이내로 정렬했을 때만 맞는다 — 1 m 안팎 틈은 시뮬이 못 잡는 영역이다 </w:t>
+        <w:t xml:space="preserve">. 선회 중 유효 폭 W·cosθ + L·sinθ 는 1번배 치수(W 0.55, L 1.66)로 10° 에서 0.83 m, 15° 에서 0.96 m 라 갭 요구 0.83 m 는 약 10° 이내로 정렬했을 때만 맞는다(10-31 실측 폭 0.55 로 재계산) — 1 m 안팎 틈은 시뮬이 못 잡는 영역이다 </w:t>
       </w:r>
       <w:r>
         <w:rPr>

--- a/docs/전달용/보고서_분담/검토용_소프트웨어_SSF_B.docx
+++ b/docs/전달용/보고서_분담/검토용_소프트웨어_SSF_B.docx
@@ -248,7 +248,7 @@
           <w:sz w:val="20"/>
           <w:szCs w:val="20"/>
         </w:rPr>
-        <w:t xml:space="preserve">선내 연산: Lenovo IdeaPad Slim 3 (Ubuntu 22.04, ROS2 Humble). 두 배가 각자 노트북·DDS 도메인을 가진다.</w:t>
+        <w:t xml:space="preserve">선내 연산: Lenovo IdeaPad Slim 3 15ABR8 (Ubuntu 22.04, ROS2 Humble). 노트북 1대가 본 선박의 ROS2 스택 전체를 돌리고, DDS 도메인을 따로 둔다.</w:t>
       </w:r>
     </w:p>
     <w:p>
@@ -336,7 +336,7 @@
           <w:sz w:val="20"/>
           <w:szCs w:val="20"/>
         </w:rPr>
-        <w:t xml:space="preserve">배 구분: 두 배는 같은 코드·같은 대회 launch 를 쓰고, 배마다 다른 값은 launch 인자 두 개로 고른다. </w:t>
+        <w:t xml:space="preserve">실행 인자: 본 선박은 </w:t>
       </w:r>
       <w:r>
         <w:rPr>
@@ -344,15 +344,15 @@
           <w:sz w:val="18"/>
           <w:szCs w:val="18"/>
         </w:rPr>
-        <w:t xml:space="preserve">boat:=A|B</w:t>
-      </w:r>
-      <w:r>
-        <w:rPr>
-          <w:rFonts w:ascii="Malgun Gothic" w:cs="Malgun Gothic" w:eastAsia="Malgun Gothic" w:hAnsi="Malgun Gothic"/>
-          <w:sz w:val="20"/>
-          <w:szCs w:val="20"/>
-        </w:rPr>
-        <w:t xml:space="preserve"> 는 기본값이 없는 필수 인자로 IMU 장착값 파일 </w:t>
+        <w:t xml:space="preserve">ros2 launch launch_files launch_files.launch.py boat:=B</w:t>
+      </w:r>
+      <w:r>
+        <w:rPr>
+          <w:rFonts w:ascii="Malgun Gothic" w:cs="Malgun Gothic" w:eastAsia="Malgun Gothic" w:hAnsi="Malgun Gothic"/>
+          <w:sz w:val="20"/>
+          <w:szCs w:val="20"/>
+        </w:rPr>
+        <w:t xml:space="preserve"> 로 띄운다. </w:t>
       </w:r>
       <w:r>
         <w:rPr>
@@ -360,15 +360,15 @@
           <w:sz w:val="18"/>
           <w:szCs w:val="18"/>
         </w:rPr>
-        <w:t xml:space="preserve">ssf_heading_&lt;boat&gt;.yaml</w:t>
-      </w:r>
-      <w:r>
-        <w:rPr>
-          <w:rFonts w:ascii="Malgun Gothic" w:cs="Malgun Gothic" w:eastAsia="Malgun Gothic" w:hAnsi="Malgun Gothic"/>
-          <w:sz w:val="20"/>
-          <w:szCs w:val="20"/>
-        </w:rPr>
-        <w:t xml:space="preserve"> 을 고르고, </w:t>
+        <w:t xml:space="preserve">boat</w:t>
+      </w:r>
+      <w:r>
+        <w:rPr>
+          <w:rFonts w:ascii="Malgun Gothic" w:cs="Malgun Gothic" w:eastAsia="Malgun Gothic" w:hAnsi="Malgun Gothic"/>
+          <w:sz w:val="20"/>
+          <w:szCs w:val="20"/>
+        </w:rPr>
+        <w:t xml:space="preserve"> 는 기본값이 없는 필수 인자로 IMU 장착값 파일 </w:t>
       </w:r>
       <w:r>
         <w:rPr>
@@ -376,6 +376,22 @@
           <w:sz w:val="18"/>
           <w:szCs w:val="18"/>
         </w:rPr>
+        <w:t xml:space="preserve">ssf_heading_B.yaml</w:t>
+      </w:r>
+      <w:r>
+        <w:rPr>
+          <w:rFonts w:ascii="Malgun Gothic" w:cs="Malgun Gothic" w:eastAsia="Malgun Gothic" w:hAnsi="Malgun Gothic"/>
+          <w:sz w:val="20"/>
+          <w:szCs w:val="20"/>
+        </w:rPr>
+        <w:t xml:space="preserve"> 을 고르고, </w:t>
+      </w:r>
+      <w:r>
+        <w:rPr>
+          <w:rFonts w:ascii="Consolas" w:cs="Consolas" w:eastAsia="Consolas" w:hAnsi="Consolas"/>
+          <w:sz w:val="18"/>
+          <w:szCs w:val="18"/>
+        </w:rPr>
         <w:t xml:space="preserve">gps_config</w:t>
       </w:r>
       <w:r>
@@ -384,7 +400,7 @@
           <w:sz w:val="20"/>
           <w:szCs w:val="20"/>
         </w:rPr>
-        <w:t xml:space="preserve"> 는 수신기 설정 파일을 고른다 </w:t>
+        <w:t xml:space="preserve"> 는 수신기 설정 파일을 고르며 본 선박은 ⚠️ 수신기 확정 후(M8P 면 c94_m8p_rover.yaml) 이다 </w:t>
       </w:r>
       <w:r>
         <w:rPr>
@@ -401,7 +417,24 @@
           <w:sz w:val="20"/>
           <w:szCs w:val="20"/>
         </w:rPr>
-        <w:t xml:space="preserve">. 2번배는 </w:t>
+        <w:t xml:space="preserve"> </w:t>
+      </w:r>
+      <w:r>
+        <w:rPr>
+          <w:rFonts w:ascii="Malgun Gothic" w:cs="Malgun Gothic" w:eastAsia="Malgun Gothic" w:hAnsi="Malgun Gothic"/>
+          <w:color w:val="7F7F7F"/>
+          <w:sz w:val="16"/>
+          <w:szCs w:val="16"/>
+        </w:rPr>
+        <w:t xml:space="preserve">[근거: docs/기준/1번배_구성.md:14-15]</w:t>
+      </w:r>
+      <w:r>
+        <w:rPr>
+          <w:rFonts w:ascii="Malgun Gothic" w:cs="Malgun Gothic" w:eastAsia="Malgun Gothic" w:hAnsi="Malgun Gothic"/>
+          <w:sz w:val="20"/>
+          <w:szCs w:val="20"/>
+        </w:rPr>
+        <w:t xml:space="preserve">. </w:t>
       </w:r>
       <w:r>
         <w:rPr>
@@ -409,104 +442,6 @@
           <w:sz w:val="18"/>
           <w:szCs w:val="18"/>
         </w:rPr>
-        <w:t xml:space="preserve">ros2 launch launch_files launch_files.launch.py boat:=B</w:t>
-      </w:r>
-      <w:r>
-        <w:rPr>
-          <w:rFonts w:ascii="Malgun Gothic" w:cs="Malgun Gothic" w:eastAsia="Malgun Gothic" w:hAnsi="Malgun Gothic"/>
-          <w:sz w:val="20"/>
-          <w:szCs w:val="20"/>
-        </w:rPr>
-        <w:t xml:space="preserve"> 로 띄우고, 수신기 설정은 ⚠️ 수신기 확정 후(M8P 면 c94_m8p_rover.yaml) 이다. </w:t>
-      </w:r>
-      <w:r>
-        <w:rPr>
-          <w:rFonts w:ascii="Consolas" w:cs="Consolas" w:eastAsia="Consolas" w:hAnsi="Consolas"/>
-          <w:sz w:val="18"/>
-          <w:szCs w:val="18"/>
-        </w:rPr>
-        <w:t xml:space="preserve">gps_config</w:t>
-      </w:r>
-      <w:r>
-        <w:rPr>
-          <w:rFonts w:ascii="Malgun Gothic" w:cs="Malgun Gothic" w:eastAsia="Malgun Gothic" w:hAnsi="Malgun Gothic"/>
-          <w:sz w:val="20"/>
-          <w:szCs w:val="20"/>
-        </w:rPr>
-        <w:t xml:space="preserve"> 기본값은 </w:t>
-      </w:r>
-      <w:r>
-        <w:rPr>
-          <w:rFonts w:ascii="Consolas" w:cs="Consolas" w:eastAsia="Consolas" w:hAnsi="Consolas"/>
-          <w:sz w:val="18"/>
-          <w:szCs w:val="18"/>
-        </w:rPr>
-        <w:t xml:space="preserve">zed_f9p_rover.yaml</w:t>
-      </w:r>
-      <w:r>
-        <w:rPr>
-          <w:rFonts w:ascii="Malgun Gothic" w:cs="Malgun Gothic" w:eastAsia="Malgun Gothic" w:hAnsi="Malgun Gothic"/>
-          <w:sz w:val="20"/>
-          <w:szCs w:val="20"/>
-        </w:rPr>
-        <w:t xml:space="preserve"> 이고 C94-M8P 를 다는 배는 </w:t>
-      </w:r>
-      <w:r>
-        <w:rPr>
-          <w:rFonts w:ascii="Consolas" w:cs="Consolas" w:eastAsia="Consolas" w:hAnsi="Consolas"/>
-          <w:sz w:val="18"/>
-          <w:szCs w:val="18"/>
-        </w:rPr>
-        <w:t xml:space="preserve">gps_config:=c94_m8p_rover.yaml</w:t>
-      </w:r>
-      <w:r>
-        <w:rPr>
-          <w:rFonts w:ascii="Malgun Gothic" w:cs="Malgun Gothic" w:eastAsia="Malgun Gothic" w:hAnsi="Malgun Gothic"/>
-          <w:sz w:val="20"/>
-          <w:szCs w:val="20"/>
-        </w:rPr>
-        <w:t xml:space="preserve"> 을 붙인다 </w:t>
-      </w:r>
-      <w:r>
-        <w:rPr>
-          <w:rFonts w:ascii="Malgun Gothic" w:cs="Malgun Gothic" w:eastAsia="Malgun Gothic" w:hAnsi="Malgun Gothic"/>
-          <w:color w:val="7F7F7F"/>
-          <w:sz w:val="16"/>
-          <w:szCs w:val="16"/>
-        </w:rPr>
-        <w:t xml:space="preserve">[근거: docs/기준/1번배_구성.md:14-15]</w:t>
-      </w:r>
-      <w:r>
-        <w:rPr>
-          <w:rFonts w:ascii="Malgun Gothic" w:cs="Malgun Gothic" w:eastAsia="Malgun Gothic" w:hAnsi="Malgun Gothic"/>
-          <w:sz w:val="20"/>
-          <w:szCs w:val="20"/>
-        </w:rPr>
-        <w:t xml:space="preserve"> </w:t>
-      </w:r>
-      <w:r>
-        <w:rPr>
-          <w:rFonts w:ascii="Malgun Gothic" w:cs="Malgun Gothic" w:eastAsia="Malgun Gothic" w:hAnsi="Malgun Gothic"/>
-          <w:color w:val="7F7F7F"/>
-          <w:sz w:val="16"/>
-          <w:szCs w:val="16"/>
-        </w:rPr>
-        <w:t xml:space="preserve">[근거: docs/기준/1번배_구성.md:26]</w:t>
-      </w:r>
-      <w:r>
-        <w:rPr>
-          <w:rFonts w:ascii="Malgun Gothic" w:cs="Malgun Gothic" w:eastAsia="Malgun Gothic" w:hAnsi="Malgun Gothic"/>
-          <w:sz w:val="20"/>
-          <w:szCs w:val="20"/>
-        </w:rPr>
-        <w:t xml:space="preserve">. </w:t>
-      </w:r>
-      <w:r>
-        <w:rPr>
-          <w:rFonts w:ascii="Consolas" w:cs="Consolas" w:eastAsia="Consolas" w:hAnsi="Consolas"/>
-          <w:sz w:val="18"/>
-          <w:szCs w:val="18"/>
-        </w:rPr>
         <w:t xml:space="preserve">boat</w:t>
       </w:r>
       <w:r>
@@ -515,7 +450,7 @@
           <w:sz w:val="20"/>
           <w:szCs w:val="20"/>
         </w:rPr>
-        <w:t xml:space="preserve"> 가 빠지거나 A/B 가 아니면 launch 가 거부되고, 배별 파일이 없으면 어떤 노드도 띄우기 전에 launch 전체를 세운다 </w:t>
+        <w:t xml:space="preserve"> 가 빠지거나 잘못되면 launch 가 거부되고, 장착값 파일이 없으면 어떤 노드도 띄우기 전에 launch 전체를 세운다 </w:t>
       </w:r>
       <w:r>
         <w:rPr>
@@ -1809,7 +1744,7 @@
                 <w:sz w:val="20"/>
                 <w:szCs w:val="20"/>
               </w:rPr>
-              <w:t xml:space="preserve">장애물·부표 거리, 갭 탐색, 감속 신호, 지오펜스 병합, 센서 감시. Sensitivity 모드, 25 m. 회전수·각분해능이 개체마다 달라 셀 수에 기대는 값은 배별로 다르게 동작한다 </w:t>
+              <w:t xml:space="preserve">장애물·부표 거리, 갭 탐색, 감속 신호, 지오펜스 병합, 센서 감시. Sensitivity 모드, 25 m. 회전수·각분해능이 개체마다 달라 셀 수에 기대는 값은 개체에 따라 다르게 동작한다 </w:t>
             </w:r>
             <w:r>
               <w:rPr>
@@ -2129,7 +2064,7 @@
                 <w:sz w:val="20"/>
                 <w:szCs w:val="20"/>
               </w:rPr>
-              <w:t xml:space="preserve"> 마스트 꼭대기에서 부표·도크 표식의 색·형상 방위각을 낸다. 배당 1대. PoE 인젝터 도착 전까지는 D455 가 임시로 같은 검출기 입력을 맡고, 교체하는 날 </w:t>
+              <w:t xml:space="preserve"> 마스트 꼭대기에서 부표·도크 표식의 색·형상 방위각을 낸다. 1대 탑재. PoE 인젝터 도착 전까지는 D455 가 임시로 같은 검출기 입력을 맡고, 교체하는 날 </w:t>
             </w:r>
             <w:r>
               <w:rPr>
@@ -2161,7 +2096,7 @@
                 <w:sz w:val="20"/>
                 <w:szCs w:val="20"/>
               </w:rPr>
-              <w:t xml:space="preserve">(camera_info 실측)만 바꾼다. 10-31 1번배에서 연결·화각·각도를 실측했다(Ⅲ-6.2) </w:t>
+              <w:t xml:space="preserve">(camera_info 실측)만 바꾼다. 10-31 동일 사양 부품 기준으로 연결·화각·각도를 실측했다(Ⅲ-6.2) </w:t>
             </w:r>
             <w:r>
               <w:rPr>
@@ -3522,15 +3457,15 @@
           <w:sz w:val="20"/>
           <w:szCs w:val="20"/>
         </w:rPr>
-        <w:t xml:space="preserve">배별 장착값.</w:t>
-      </w:r>
-      <w:r>
-        <w:rPr>
-          <w:rFonts w:ascii="Malgun Gothic" w:cs="Malgun Gothic" w:eastAsia="Malgun Gothic" w:hAnsi="Malgun Gothic"/>
-          <w:sz w:val="20"/>
-          <w:szCs w:val="20"/>
-        </w:rPr>
-        <w:t xml:space="preserve"> 배마다 다른 값은 </w:t>
+        <w:t xml:space="preserve">본 선박 장착값.</w:t>
+      </w:r>
+      <w:r>
+        <w:rPr>
+          <w:rFonts w:ascii="Malgun Gothic" w:cs="Malgun Gothic" w:eastAsia="Malgun Gothic" w:hAnsi="Malgun Gothic"/>
+          <w:sz w:val="20"/>
+          <w:szCs w:val="20"/>
+        </w:rPr>
+        <w:t xml:space="preserve"> 선박 고유 값은 </w:t>
       </w:r>
       <w:r>
         <w:rPr>
@@ -3578,7 +3513,7 @@
           <w:sz w:val="20"/>
           <w:szCs w:val="20"/>
         </w:rPr>
-        <w:t xml:space="preserve"> 에 둔다. launch 는 공통 → 배별 순서로 넘겨 뒤 파일 값이 이기고, 벤치 실행도 같은 </w:t>
+        <w:t xml:space="preserve"> 에 둔다. launch 는 공통 → 선박 파일 순서로 넘겨 뒤 파일 값이 이기고, 벤치 실행도 같은 </w:t>
       </w:r>
       <w:r>
         <w:rPr>
@@ -3628,7 +3563,7 @@
           <w:sz w:val="20"/>
           <w:szCs w:val="20"/>
         </w:rPr>
-        <w:t xml:space="preserve">. 배별 파일에 두 키 외의 값(안전 스위치 등)이 들어가거나 </w:t>
+        <w:t xml:space="preserve">. 선박 파일에 두 키 외의 값(안전 스위치 등)이 들어가거나 </w:t>
       </w:r>
       <w:r>
         <w:rPr>
@@ -4067,7 +4002,7 @@
                 <w:sz w:val="20"/>
                 <w:szCs w:val="20"/>
               </w:rPr>
-              <w:t xml:space="preserve"> (배별)</w:t>
+              <w:t xml:space="preserve"> (선박 고유)</w:t>
             </w:r>
           </w:p>
         </w:tc>
@@ -4115,14 +4050,6 @@
             </w:tcMar>
           </w:tcPr>
           <w:p>
-            <w:r>
-              <w:rPr>
-                <w:rFonts w:ascii="Malgun Gothic" w:cs="Malgun Gothic" w:eastAsia="Malgun Gothic" w:hAnsi="Malgun Gothic"/>
-                <w:sz w:val="20"/>
-                <w:szCs w:val="20"/>
-              </w:rPr>
-              <w:t xml:space="preserve">배별 파일 </w:t>
-            </w:r>
             <w:r>
               <w:rPr>
                 <w:rFonts w:ascii="Consolas" w:cs="Consolas" w:eastAsia="Consolas" w:hAnsi="Consolas"/>
@@ -5634,7 +5561,7 @@
           <w:sz w:val="20"/>
           <w:szCs w:val="20"/>
         </w:rPr>
-        <w:t xml:space="preserve">. 외부 드라이버는 설정만 바꿨다: 두 배 해상 모델 </w:t>
+        <w:t xml:space="preserve">. 외부 드라이버는 설정만 바꿨다: 해상 모델 </w:t>
       </w:r>
       <w:r>
         <w:rPr>
@@ -11180,7 +11107,7 @@
           <w:sz w:val="20"/>
           <w:szCs w:val="20"/>
         </w:rPr>
-        <w:t xml:space="preserve">OAK 화각 실측(10-31, 1번배).</w:t>
+        <w:t xml:space="preserve">OAK 화각 실측(10-31, 동일 사양 부품).</w:t>
       </w:r>
       <w:r>
         <w:rPr>
@@ -14847,7 +14774,7 @@
                 <w:sz w:val="20"/>
                 <w:szCs w:val="20"/>
               </w:rPr>
-              <w:t xml:space="preserve">3 이면 작은 부표를 무시한다 (두 배 공용) </w:t>
+              <w:t xml:space="preserve">3 이면 작은 부표를 무시한다 </w:t>
             </w:r>
             <w:r>
               <w:rPr>
@@ -18616,7 +18543,7 @@
           <w:sz w:val="20"/>
           <w:szCs w:val="20"/>
         </w:rPr>
-        <w:t xml:space="preserve">. 선회 중 유효 폭 W·cosθ + L·sinθ 는 1번배 치수(W 0.55, L 1.66)로 10° 에서 0.83 m, 15° 에서 0.96 m 라 갭 요구 0.83 m 는 약 10° 이내로 정렬했을 때만 맞는다(10-31 실측 폭 0.55 로 재계산) — 1 m 안팎 틈은 시뮬이 못 잡는 영역이다 </w:t>
+        <w:t xml:space="preserve">. 선회 중 유효 폭 W·cosθ + L·sinθ 는 2번배 치수(W 0.522, L 1.77)로 10° 에서 0.82 m, 15° 에서 0.96 m 라 갭 요구 0.83 m 는 약 10° 이내로 정렬했을 때만 맞는다(실측 폭으로 재계산) — 1 m 안팎 틈은 시뮬이 못 잡는 영역이다 </w:t>
       </w:r>
       <w:r>
         <w:rPr>
@@ -18672,7 +18599,7 @@
           <w:sz w:val="20"/>
           <w:szCs w:val="20"/>
         </w:rPr>
-        <w:t xml:space="preserve"> 08월 기록은 선체에 싣기 전, 10월 기록은 1번배 조립 상태(물 밖)이다. 물 위 성능을 대신하지 않는다.</w:t>
+        <w:t xml:space="preserve"> 08월 기록은 선체에 싣기 전, 10월 기록은 동일 사양 부품(허브·OAK)으로 조립한 상태(물 밖)이다. 물 위 성능을 대신하지 않는다.</w:t>
       </w:r>
     </w:p>
     <w:tbl>
@@ -19218,7 +19145,7 @@
                 <w:sz w:val="20"/>
                 <w:szCs w:val="20"/>
               </w:rPr>
-              <w:t xml:space="preserve">센서 허브 스러스터 부하 (10-28, 1번배, 물 밖)</w:t>
+              <w:t xml:space="preserve">센서 허브 스러스터 부하 (10-28, 동일 사양 부품, 물 밖)</w:t>
             </w:r>
           </w:p>
         </w:tc>
@@ -19283,7 +19210,7 @@
                 <w:sz w:val="20"/>
                 <w:szCs w:val="20"/>
               </w:rPr>
-              <w:t xml:space="preserve">배터리 A 분리 (10-28, 1번배)</w:t>
+              <w:t xml:space="preserve">배터리 A 분리 (10-28, 동일 사양 부품)</w:t>
             </w:r>
           </w:p>
         </w:tc>
@@ -19567,7 +19494,7 @@
                 <w:sz w:val="20"/>
                 <w:szCs w:val="20"/>
               </w:rPr>
-              <w:t xml:space="preserve">OAK 연결·전송 (10-31, 1번배, 벤치 PoE 어댑터 10/100)</w:t>
+              <w:t xml:space="preserve">OAK 연결·전송 (10-31, 동일 사양 부품, 벤치 PoE 어댑터 10/100)</w:t>
             </w:r>
           </w:p>
         </w:tc>
@@ -19632,7 +19559,7 @@
                 <w:sz w:val="20"/>
                 <w:szCs w:val="20"/>
               </w:rPr>
-              <w:t xml:space="preserve">센서 전부 + OAK 10분 연속 (10-31, 1번배)</w:t>
+              <w:t xml:space="preserve">센서 전부 + OAK 10분 연속 (10-31, 동일 사양 부품)</w:t>
             </w:r>
           </w:p>
         </w:tc>
@@ -19762,7 +19689,7 @@
                 <w:sz w:val="20"/>
                 <w:szCs w:val="20"/>
               </w:rPr>
-              <w:t xml:space="preserve">OAK 화각·방위각 (10-31, 1번배)</w:t>
+              <w:t xml:space="preserve">OAK 화각·방위각 (10-31, 동일 사양 부품)</w:t>
             </w:r>
           </w:p>
         </w:tc>
@@ -20022,7 +19949,7 @@
                 <w:sz w:val="20"/>
                 <w:szCs w:val="20"/>
               </w:rPr>
-              <w:t xml:space="preserve">Lenovo IdeaPad Slim 3 15IAH8</w:t>
+              <w:t xml:space="preserve">Lenovo IdeaPad Slim 3 15ABR8</w:t>
             </w:r>
           </w:p>
         </w:tc>
@@ -20049,7 +19976,7 @@
                 <w:sz w:val="20"/>
                 <w:szCs w:val="20"/>
               </w:rPr>
-              <w:t xml:space="preserve">Main Computer — 배당 1대, ROS2 Humble (두 배 각 1대)</w:t>
+              <w:t xml:space="preserve">Main Computer — ROS2 Humble</w:t>
             </w:r>
           </w:p>
         </w:tc>
@@ -20132,7 +20059,7 @@
                 <w:sz w:val="20"/>
                 <w:szCs w:val="20"/>
               </w:rPr>
-              <w:t xml:space="preserve">RC 수신·ESC 2채널·LED·비상정지 감지 (ssf_boat.ino, 두 배 동일 펌웨어)</w:t>
+              <w:t xml:space="preserve">RC 수신·ESC 2채널·LED·비상정지 감지 (ssf_boat.ino)</w:t>
             </w:r>
           </w:p>
         </w:tc>
